--- a/openstack-ops-platform/docs/폐쇄망-반입-런북.docx
+++ b/openstack-ops-platform/docs/폐쇄망-반입-런북.docx
@@ -5,17 +5,26 @@
     <w:p>
       <w:pPr>
         <w:pStyle w:val="Heading1"/>
+        <w:spacing w:before="320" w:after="120"/>
       </w:pPr>
       <w:r>
+        <w:rPr>
+          <w:rFonts w:ascii="맑은 고딕" w:hAnsi="맑은 고딕" w:eastAsia="맑은 고딕"/>
+          <w:color w:val="1E3A5F"/>
+          <w:sz w:val="40"/>
+        </w:rPr>
         <w:t>폐쇄망 반입 런북</w:t>
       </w:r>
     </w:p>
     <w:p>
+      <w:pPr>
+        <w:spacing w:after="140"/>
+        <w:jc w:val="left"/>
+      </w:pPr>
       <w:r>
         <w:rPr>
           <w:rFonts w:ascii="맑은 고딕" w:hAnsi="맑은 고딕" w:eastAsia="맑은 고딕"/>
-          <w:b w:val="0"/>
-          <w:color w:val="1A1F28"/>
+          <w:color w:val="151B24"/>
           <w:sz w:val="21"/>
         </w:rPr>
         <w:t>컨테이너 런타임이 없는 배포 서버에 OpenStack 운영 지원 플랫폼을 올리고, root 로그인이 막힌 노드를 점검하기까지.</w:t>
@@ -25,53 +34,70 @@
       <w:tblPr>
         <w:tblStyle w:val="TableGrid"/>
         <w:tblW w:type="auto" w:w="0"/>
-        <w:jc w:val="left"/>
+        <w:jc w:val="center"/>
         <w:tblLook w:firstColumn="1" w:firstRow="1" w:lastColumn="0" w:lastRow="0" w:noHBand="0" w:noVBand="1" w:val="04A0"/>
       </w:tblPr>
       <w:tblGrid>
-        <w:gridCol w:w="4759"/>
-        <w:gridCol w:w="4759"/>
+        <w:gridCol w:w="4873"/>
+        <w:gridCol w:w="4873"/>
       </w:tblGrid>
       <w:tr>
         <w:tc>
           <w:tcPr>
-            <w:tcW w:type="dxa" w:w="4759"/>
-            <w:shd w:val="clear" w:fill="EDF1F5"/>
+            <w:tcW w:type="dxa" w:w="4873"/>
+            <w:shd w:val="clear" w:fill="E8ECF1"/>
           </w:tcPr>
           <w:p>
-            <w:pPr>
-              <w:spacing w:after="40"/>
-            </w:pPr>
-            <w:r/>
+            <w:r>
+              <w:rPr>
+                <w:b/>
+              </w:rPr>
+            </w:r>
+            <w:r>
+              <w:rPr>
+                <w:rFonts w:ascii="맑은 고딕" w:hAnsi="맑은 고딕" w:eastAsia="맑은 고딕"/>
+                <w:b/>
+                <w:color w:val="151B24"/>
+                <w:sz w:val="19"/>
+              </w:rPr>
+              <w:t xml:space="preserve"> </w:t>
+            </w:r>
           </w:p>
         </w:tc>
         <w:tc>
           <w:tcPr>
-            <w:tcW w:type="dxa" w:w="4759"/>
-            <w:shd w:val="clear" w:fill="EDF1F5"/>
+            <w:tcW w:type="dxa" w:w="4873"/>
+            <w:shd w:val="clear" w:fill="E8ECF1"/>
           </w:tcPr>
           <w:p>
-            <w:pPr>
-              <w:spacing w:after="40"/>
-            </w:pPr>
-            <w:r/>
+            <w:r>
+              <w:rPr>
+                <w:b/>
+              </w:rPr>
+            </w:r>
+            <w:r>
+              <w:rPr>
+                <w:rFonts w:ascii="맑은 고딕" w:hAnsi="맑은 고딕" w:eastAsia="맑은 고딕"/>
+                <w:b/>
+                <w:color w:val="151B24"/>
+                <w:sz w:val="19"/>
+              </w:rPr>
+              <w:t xml:space="preserve"> </w:t>
+            </w:r>
           </w:p>
         </w:tc>
       </w:tr>
       <w:tr>
         <w:tc>
           <w:tcPr>
-            <w:tcW w:type="dxa" w:w="4759"/>
+            <w:tcW w:type="dxa" w:w="4873"/>
           </w:tcPr>
           <w:p>
-            <w:pPr>
-              <w:spacing w:after="40"/>
-            </w:pPr>
+            <w:r/>
             <w:r>
               <w:rPr>
                 <w:rFonts w:ascii="맑은 고딕" w:hAnsi="맑은 고딕" w:eastAsia="맑은 고딕"/>
-                <w:b w:val="0"/>
-                <w:color w:val="1A1F28"/>
+                <w:color w:val="151B24"/>
                 <w:sz w:val="19"/>
               </w:rPr>
               <w:t>플랫폼 번들</w:t>
@@ -80,20 +106,17 @@
         </w:tc>
         <w:tc>
           <w:tcPr>
-            <w:tcW w:type="dxa" w:w="4759"/>
+            <w:tcW w:type="dxa" w:w="4873"/>
           </w:tcPr>
           <w:p>
-            <w:pPr>
-              <w:spacing w:after="40"/>
-            </w:pPr>
+            <w:r/>
             <w:r>
               <w:rPr>
                 <w:rFonts w:ascii="맑은 고딕" w:hAnsi="맑은 고딕" w:eastAsia="맑은 고딕"/>
-                <w:b w:val="0"/>
-                <w:color w:val="1A1F28"/>
+                <w:color w:val="151B24"/>
                 <w:sz w:val="19"/>
               </w:rPr>
-              <w:t>1.1.4</w:t>
+              <w:t>1.1.5</w:t>
             </w:r>
           </w:p>
         </w:tc>
@@ -101,17 +124,14 @@
       <w:tr>
         <w:tc>
           <w:tcPr>
-            <w:tcW w:type="dxa" w:w="4759"/>
+            <w:tcW w:type="dxa" w:w="4873"/>
           </w:tcPr>
           <w:p>
-            <w:pPr>
-              <w:spacing w:after="40"/>
-            </w:pPr>
+            <w:r/>
             <w:r>
               <w:rPr>
                 <w:rFonts w:ascii="맑은 고딕" w:hAnsi="맑은 고딕" w:eastAsia="맑은 고딕"/>
-                <w:b w:val="0"/>
-                <w:color w:val="1A1F28"/>
+                <w:color w:val="151B24"/>
                 <w:sz w:val="19"/>
               </w:rPr>
               <w:t>런타임 번들</w:t>
@@ -120,17 +140,14 @@
         </w:tc>
         <w:tc>
           <w:tcPr>
-            <w:tcW w:type="dxa" w:w="4759"/>
+            <w:tcW w:type="dxa" w:w="4873"/>
           </w:tcPr>
           <w:p>
-            <w:pPr>
-              <w:spacing w:after="40"/>
-            </w:pPr>
+            <w:r/>
             <w:r>
               <w:rPr>
                 <w:rFonts w:ascii="맑은 고딕" w:hAnsi="맑은 고딕" w:eastAsia="맑은 고딕"/>
-                <w:b w:val="0"/>
-                <w:color w:val="1A1F28"/>
+                <w:color w:val="151B24"/>
                 <w:sz w:val="19"/>
               </w:rPr>
               <w:t>nerdctl-full 2.3.5</w:t>
@@ -141,17 +158,14 @@
       <w:tr>
         <w:tc>
           <w:tcPr>
-            <w:tcW w:type="dxa" w:w="4759"/>
+            <w:tcW w:type="dxa" w:w="4873"/>
           </w:tcPr>
           <w:p>
-            <w:pPr>
-              <w:spacing w:after="40"/>
-            </w:pPr>
+            <w:r/>
             <w:r>
               <w:rPr>
                 <w:rFonts w:ascii="맑은 고딕" w:hAnsi="맑은 고딕" w:eastAsia="맑은 고딕"/>
-                <w:b w:val="0"/>
-                <w:color w:val="1A1F28"/>
+                <w:color w:val="151B24"/>
                 <w:sz w:val="19"/>
               </w:rPr>
               <w:t>대상</w:t>
@@ -160,17 +174,14 @@
         </w:tc>
         <w:tc>
           <w:tcPr>
-            <w:tcW w:type="dxa" w:w="4759"/>
+            <w:tcW w:type="dxa" w:w="4873"/>
           </w:tcPr>
           <w:p>
-            <w:pPr>
-              <w:spacing w:after="40"/>
-            </w:pPr>
+            <w:r/>
             <w:r>
               <w:rPr>
                 <w:rFonts w:ascii="맑은 고딕" w:hAnsi="맑은 고딕" w:eastAsia="맑은 고딕"/>
-                <w:b w:val="0"/>
-                <w:color w:val="1A1F28"/>
+                <w:color w:val="151B24"/>
                 <w:sz w:val="19"/>
               </w:rPr>
               <w:t>linux/amd64</w:t>
@@ -181,17 +192,14 @@
       <w:tr>
         <w:tc>
           <w:tcPr>
-            <w:tcW w:type="dxa" w:w="4759"/>
+            <w:tcW w:type="dxa" w:w="4873"/>
           </w:tcPr>
           <w:p>
-            <w:pPr>
-              <w:spacing w:after="40"/>
-            </w:pPr>
+            <w:r/>
             <w:r>
               <w:rPr>
                 <w:rFonts w:ascii="맑은 고딕" w:hAnsi="맑은 고딕" w:eastAsia="맑은 고딕"/>
-                <w:b w:val="0"/>
-                <w:color w:val="1A1F28"/>
+                <w:color w:val="151B24"/>
                 <w:sz w:val="19"/>
               </w:rPr>
               <w:t>반입 용량</w:t>
@@ -200,17 +208,14 @@
         </w:tc>
         <w:tc>
           <w:tcPr>
-            <w:tcW w:type="dxa" w:w="4759"/>
+            <w:tcW w:type="dxa" w:w="4873"/>
           </w:tcPr>
           <w:p>
-            <w:pPr>
-              <w:spacing w:after="40"/>
-            </w:pPr>
+            <w:r/>
             <w:r>
               <w:rPr>
                 <w:rFonts w:ascii="맑은 고딕" w:hAnsi="맑은 고딕" w:eastAsia="맑은 고딕"/>
-                <w:b w:val="0"/>
-                <w:color w:val="1A1F28"/>
+                <w:color w:val="151B24"/>
                 <w:sz w:val="19"/>
               </w:rPr>
               <w:t>361MB</w:t>
@@ -221,17 +226,14 @@
       <w:tr>
         <w:tc>
           <w:tcPr>
-            <w:tcW w:type="dxa" w:w="4759"/>
+            <w:tcW w:type="dxa" w:w="4873"/>
           </w:tcPr>
           <w:p>
-            <w:pPr>
-              <w:spacing w:after="40"/>
-            </w:pPr>
+            <w:r/>
             <w:r>
               <w:rPr>
                 <w:rFonts w:ascii="맑은 고딕" w:hAnsi="맑은 고딕" w:eastAsia="맑은 고딕"/>
-                <w:b w:val="0"/>
-                <w:color w:val="1A1F28"/>
+                <w:color w:val="151B24"/>
                 <w:sz w:val="19"/>
               </w:rPr>
               <w:t>기준일</w:t>
@@ -240,20 +242,17 @@
         </w:tc>
         <w:tc>
           <w:tcPr>
-            <w:tcW w:type="dxa" w:w="4759"/>
+            <w:tcW w:type="dxa" w:w="4873"/>
           </w:tcPr>
           <w:p>
-            <w:pPr>
-              <w:spacing w:after="40"/>
-            </w:pPr>
+            <w:r/>
             <w:r>
               <w:rPr>
                 <w:rFonts w:ascii="맑은 고딕" w:hAnsi="맑은 고딕" w:eastAsia="맑은 고딕"/>
-                <w:b w:val="0"/>
-                <w:color w:val="1A1F28"/>
+                <w:color w:val="151B24"/>
                 <w:sz w:val="19"/>
               </w:rPr>
-              <w:t>2026-09-08</w:t>
+              <w:t>2026-09-10</w:t>
             </w:r>
           </w:p>
         </w:tc>
@@ -261,15 +260,19 @@
     </w:tbl>
     <w:p>
       <w:pPr>
-        <w:spacing w:after="80"/>
+        <w:spacing w:after="40"/>
       </w:pPr>
     </w:p>
     <w:p>
+      <w:pPr>
+        <w:spacing w:after="140"/>
+        <w:jc w:val="left"/>
+      </w:pPr>
       <w:r>
         <w:rPr>
           <w:rFonts w:ascii="맑은 고딕" w:hAnsi="맑은 고딕" w:eastAsia="맑은 고딕"/>
           <w:b/>
-          <w:color w:val="1A1F28"/>
+          <w:color w:val="151B24"/>
           <w:sz w:val="21"/>
         </w:rPr>
         <w:t>전제 1 · 노드</w:t>
@@ -277,19 +280,22 @@
       <w:r>
         <w:rPr>
           <w:rFonts w:ascii="맑은 고딕" w:hAnsi="맑은 고딕" w:eastAsia="맑은 고딕"/>
-          <w:b w:val="0"/>
-          <w:color w:val="1A1F28"/>
+          <w:color w:val="151B24"/>
           <w:sz w:val="21"/>
         </w:rPr>
         <w:t xml:space="preserve"> — 점검 대상 노드는 root 로그인이 차단되어 있고, sudo 권한이 있는 일반 계정만 SSH를 허용합니다.</w:t>
       </w:r>
     </w:p>
     <w:p>
+      <w:pPr>
+        <w:spacing w:after="140"/>
+        <w:jc w:val="left"/>
+      </w:pPr>
       <w:r>
         <w:rPr>
           <w:rFonts w:ascii="맑은 고딕" w:hAnsi="맑은 고딕" w:eastAsia="맑은 고딕"/>
           <w:b/>
-          <w:color w:val="1A1F28"/>
+          <w:color w:val="151B24"/>
           <w:sz w:val="21"/>
         </w:rPr>
         <w:t>전제 2 · 배포 서버</w:t>
@@ -297,8 +303,7 @@
       <w:r>
         <w:rPr>
           <w:rFonts w:ascii="맑은 고딕" w:hAnsi="맑은 고딕" w:eastAsia="맑은 고딕"/>
-          <w:b w:val="0"/>
-          <w:color w:val="1A1F28"/>
+          <w:color w:val="151B24"/>
           <w:sz w:val="21"/>
         </w:rPr>
         <w:t xml:space="preserve"> — 배포 서버에 docker·podman·nerdctl이 하나도 없습니다. 런타임부터 반입합니다.</w:t>
@@ -306,59 +311,75 @@
     </w:p>
     <w:p>
       <w:pPr>
-        <w:spacing w:before="40" w:after="40"/>
-        <w:pBdr>
-          <w:bottom w:val="single" w:sz="6" w:space="1" w:color="D7DDE5"/>
-        </w:pBdr>
-      </w:pPr>
-    </w:p>
-    <w:p>
-      <w:pPr>
         <w:pStyle w:val="Heading2"/>
+        <w:spacing w:before="320" w:after="120"/>
       </w:pPr>
       <w:r>
+        <w:rPr>
+          <w:rFonts w:ascii="맑은 고딕" w:hAnsi="맑은 고딕" w:eastAsia="맑은 고딕"/>
+          <w:color w:val="1E3A5F"/>
+          <w:sz w:val="30"/>
+        </w:rPr>
         <w:t>1. 반입하는 파일</w:t>
       </w:r>
     </w:p>
     <w:p>
+      <w:pPr>
+        <w:spacing w:after="140"/>
+        <w:jc w:val="left"/>
+      </w:pPr>
       <w:r>
         <w:rPr>
           <w:rFonts w:ascii="맑은 고딕" w:hAnsi="맑은 고딕" w:eastAsia="맑은 고딕"/>
-          <w:b w:val="0"/>
-          <w:color w:val="1A1F28"/>
+          <w:color w:val="151B24"/>
           <w:sz w:val="21"/>
         </w:rPr>
-        <w:t>두 개입니다. 성격이 다르므로 따로 묶여 있습니다 — 런타임 설치는 시스템 작업이고, 플랫폼 설치는 아닙니다. 이미 런타임이 있는 사이트는 두 번째 파일만 가져가면 됩니다.</w:t>
+        <w:t>두 개입니다. 성격이 다르므로 따로 묶여 있습니다 — 런타임 설치는 시스템 작업이고, 플랫폼 설치는 아닙니다.</w:t>
+      </w:r>
+    </w:p>
+    <w:p>
+      <w:pPr>
+        <w:spacing w:after="140"/>
+        <w:jc w:val="left"/>
+      </w:pPr>
+      <w:r>
+        <w:rPr>
+          <w:rFonts w:ascii="맑은 고딕" w:hAnsi="맑은 고딕" w:eastAsia="맑은 고딕"/>
+          <w:color w:val="151B24"/>
+          <w:sz w:val="21"/>
+        </w:rPr>
+        <w:t>이미 런타임이 있는 사이트는 두 번째 파일만 가져가면 됩니다.</w:t>
       </w:r>
     </w:p>
     <w:tbl>
       <w:tblPr>
         <w:tblStyle w:val="TableGrid"/>
         <w:tblW w:type="auto" w:w="0"/>
-        <w:jc w:val="left"/>
+        <w:jc w:val="center"/>
         <w:tblLook w:firstColumn="1" w:firstRow="1" w:lastColumn="0" w:lastRow="0" w:noHBand="0" w:noVBand="1" w:val="04A0"/>
       </w:tblPr>
       <w:tblGrid>
-        <w:gridCol w:w="3173"/>
-        <w:gridCol w:w="3173"/>
-        <w:gridCol w:w="3173"/>
+        <w:gridCol w:w="3249"/>
+        <w:gridCol w:w="3249"/>
+        <w:gridCol w:w="3249"/>
       </w:tblGrid>
       <w:tr>
         <w:tc>
           <w:tcPr>
-            <w:tcW w:type="dxa" w:w="3173"/>
-            <w:shd w:val="clear" w:fill="EDF1F5"/>
+            <w:tcW w:type="dxa" w:w="3249"/>
+            <w:shd w:val="clear" w:fill="E8ECF1"/>
           </w:tcPr>
           <w:p>
-            <w:pPr>
-              <w:spacing w:after="40"/>
-            </w:pPr>
-            <w:r/>
+            <w:r>
+              <w:rPr>
+                <w:b/>
+              </w:rPr>
+            </w:r>
             <w:r>
               <w:rPr>
                 <w:rFonts w:ascii="맑은 고딕" w:hAnsi="맑은 고딕" w:eastAsia="맑은 고딕"/>
                 <w:b/>
-                <w:color w:val="3A4657"/>
+                <w:color w:val="151B24"/>
                 <w:sz w:val="19"/>
               </w:rPr>
               <w:t>파일</w:t>
@@ -367,19 +388,20 @@
         </w:tc>
         <w:tc>
           <w:tcPr>
-            <w:tcW w:type="dxa" w:w="3173"/>
-            <w:shd w:val="clear" w:fill="EDF1F5"/>
+            <w:tcW w:type="dxa" w:w="3249"/>
+            <w:shd w:val="clear" w:fill="E8ECF1"/>
           </w:tcPr>
           <w:p>
-            <w:pPr>
-              <w:spacing w:after="40"/>
-            </w:pPr>
-            <w:r/>
+            <w:r>
+              <w:rPr>
+                <w:b/>
+              </w:rPr>
+            </w:r>
             <w:r>
               <w:rPr>
                 <w:rFonts w:ascii="맑은 고딕" w:hAnsi="맑은 고딕" w:eastAsia="맑은 고딕"/>
                 <w:b/>
-                <w:color w:val="3A4657"/>
+                <w:color w:val="151B24"/>
                 <w:sz w:val="19"/>
               </w:rPr>
               <w:t>용량</w:t>
@@ -388,19 +410,20 @@
         </w:tc>
         <w:tc>
           <w:tcPr>
-            <w:tcW w:type="dxa" w:w="3173"/>
-            <w:shd w:val="clear" w:fill="EDF1F5"/>
+            <w:tcW w:type="dxa" w:w="3249"/>
+            <w:shd w:val="clear" w:fill="E8ECF1"/>
           </w:tcPr>
           <w:p>
-            <w:pPr>
-              <w:spacing w:after="40"/>
-            </w:pPr>
-            <w:r/>
+            <w:r>
+              <w:rPr>
+                <w:b/>
+              </w:rPr>
+            </w:r>
             <w:r>
               <w:rPr>
                 <w:rFonts w:ascii="맑은 고딕" w:hAnsi="맑은 고딕" w:eastAsia="맑은 고딕"/>
                 <w:b/>
-                <w:color w:val="3A4657"/>
+                <w:color w:val="151B24"/>
                 <w:sz w:val="19"/>
               </w:rPr>
               <w:t>내용</w:t>
@@ -411,17 +434,15 @@
       <w:tr>
         <w:tc>
           <w:tcPr>
-            <w:tcW w:type="dxa" w:w="3173"/>
+            <w:tcW w:type="dxa" w:w="3249"/>
           </w:tcPr>
           <w:p>
-            <w:pPr>
-              <w:spacing w:after="40"/>
-            </w:pPr>
+            <w:r/>
             <w:r>
               <w:rPr>
-                <w:rFonts w:ascii="Consolas" w:hAnsi="Consolas" w:eastAsia="Consolas"/>
-                <w:color w:val="2B3A4E"/>
-                <w:sz w:val="19"/>
+                <w:rFonts w:ascii="D2Coding" w:hAnsi="D2Coding" w:eastAsia="D2Coding"/>
+                <w:color w:val="1E3A5F"/>
+                <w:sz w:val="18"/>
               </w:rPr>
               <w:t>openstack-ops-runtime-2.3.5-offline.tar.gz</w:t>
             </w:r>
@@ -429,17 +450,14 @@
         </w:tc>
         <w:tc>
           <w:tcPr>
-            <w:tcW w:type="dxa" w:w="3173"/>
+            <w:tcW w:type="dxa" w:w="3249"/>
           </w:tcPr>
           <w:p>
-            <w:pPr>
-              <w:spacing w:after="40"/>
-            </w:pPr>
+            <w:r/>
             <w:r>
               <w:rPr>
                 <w:rFonts w:ascii="맑은 고딕" w:hAnsi="맑은 고딕" w:eastAsia="맑은 고딕"/>
-                <w:b w:val="0"/>
-                <w:color w:val="1A1F28"/>
+                <w:color w:val="151B24"/>
                 <w:sz w:val="19"/>
               </w:rPr>
               <w:t>274MB</w:t>
@@ -448,34 +466,30 @@
         </w:tc>
         <w:tc>
           <w:tcPr>
-            <w:tcW w:type="dxa" w:w="3173"/>
+            <w:tcW w:type="dxa" w:w="3249"/>
           </w:tcPr>
           <w:p>
-            <w:pPr>
-              <w:spacing w:after="40"/>
-            </w:pPr>
+            <w:r/>
             <w:r>
               <w:rPr>
                 <w:rFonts w:ascii="맑은 고딕" w:hAnsi="맑은 고딕" w:eastAsia="맑은 고딕"/>
-                <w:b w:val="0"/>
-                <w:color w:val="1A1F28"/>
+                <w:color w:val="151B24"/>
                 <w:sz w:val="19"/>
               </w:rPr>
               <w:t xml:space="preserve">상위 배포처의 </w:t>
             </w:r>
             <w:r>
               <w:rPr>
-                <w:rFonts w:ascii="Consolas" w:hAnsi="Consolas" w:eastAsia="Consolas"/>
-                <w:color w:val="2B3A4E"/>
-                <w:sz w:val="19"/>
+                <w:rFonts w:ascii="D2Coding" w:hAnsi="D2Coding" w:eastAsia="D2Coding"/>
+                <w:color w:val="1E3A5F"/>
+                <w:sz w:val="18"/>
               </w:rPr>
               <w:t>nerdctl-full</w:t>
             </w:r>
             <w:r>
               <w:rPr>
                 <w:rFonts w:ascii="맑은 고딕" w:hAnsi="맑은 고딕" w:eastAsia="맑은 고딕"/>
-                <w:b w:val="0"/>
-                <w:color w:val="1A1F28"/>
+                <w:color w:val="151B24"/>
                 <w:sz w:val="19"/>
               </w:rPr>
               <w:t xml:space="preserve"> 압축 파일을 </w:t>
@@ -484,7 +498,7 @@
               <w:rPr>
                 <w:rFonts w:ascii="맑은 고딕" w:hAnsi="맑은 고딕" w:eastAsia="맑은 고딕"/>
                 <w:b/>
-                <w:color w:val="1A1F28"/>
+                <w:color w:val="151B24"/>
                 <w:sz w:val="19"/>
               </w:rPr>
               <w:t>다시 묶지 않고 그대로</w:t>
@@ -492,8 +506,7 @@
             <w:r>
               <w:rPr>
                 <w:rFonts w:ascii="맑은 고딕" w:hAnsi="맑은 고딕" w:eastAsia="맑은 고딕"/>
-                <w:b w:val="0"/>
-                <w:color w:val="1A1F28"/>
+                <w:color w:val="151B24"/>
                 <w:sz w:val="19"/>
               </w:rPr>
               <w:t xml:space="preserve"> 담습니다. 사이트에서 상위 배포처의 SHA256으로 직접 검증할 수 있어야 하기 때문입니다. 설치·제거 스크립트와 안내서 포함</w:t>
@@ -504,35 +517,30 @@
       <w:tr>
         <w:tc>
           <w:tcPr>
-            <w:tcW w:type="dxa" w:w="3173"/>
+            <w:tcW w:type="dxa" w:w="3249"/>
           </w:tcPr>
           <w:p>
-            <w:pPr>
-              <w:spacing w:after="40"/>
-            </w:pPr>
+            <w:r/>
             <w:r>
               <w:rPr>
-                <w:rFonts w:ascii="Consolas" w:hAnsi="Consolas" w:eastAsia="Consolas"/>
-                <w:color w:val="2B3A4E"/>
-                <w:sz w:val="19"/>
+                <w:rFonts w:ascii="D2Coding" w:hAnsi="D2Coding" w:eastAsia="D2Coding"/>
+                <w:color w:val="1E3A5F"/>
+                <w:sz w:val="18"/>
               </w:rPr>
-              <w:t>openstack-ops-platform-1.1.4-offline.tar.gz</w:t>
+              <w:t>openstack-ops-platform-1.1.5-offline.tar.gz</w:t>
             </w:r>
           </w:p>
         </w:tc>
         <w:tc>
           <w:tcPr>
-            <w:tcW w:type="dxa" w:w="3173"/>
+            <w:tcW w:type="dxa" w:w="3249"/>
           </w:tcPr>
           <w:p>
-            <w:pPr>
-              <w:spacing w:after="40"/>
-            </w:pPr>
+            <w:r/>
             <w:r>
               <w:rPr>
                 <w:rFonts w:ascii="맑은 고딕" w:hAnsi="맑은 고딕" w:eastAsia="맑은 고딕"/>
-                <w:b w:val="0"/>
-                <w:color w:val="1A1F28"/>
+                <w:color w:val="151B24"/>
                 <w:sz w:val="19"/>
               </w:rPr>
               <w:t>87MB</w:t>
@@ -541,102 +549,94 @@
         </w:tc>
         <w:tc>
           <w:tcPr>
-            <w:tcW w:type="dxa" w:w="3173"/>
+            <w:tcW w:type="dxa" w:w="3249"/>
           </w:tcPr>
           <w:p>
-            <w:pPr>
-              <w:spacing w:after="40"/>
-            </w:pPr>
+            <w:r/>
             <w:r>
               <w:rPr>
                 <w:rFonts w:ascii="맑은 고딕" w:hAnsi="맑은 고딕" w:eastAsia="맑은 고딕"/>
-                <w:b w:val="0"/>
-                <w:color w:val="1A1F28"/>
+                <w:color w:val="151B24"/>
                 <w:sz w:val="19"/>
               </w:rPr>
               <w:t xml:space="preserve">docker-archive 형식 이미지 tar(적재 후 약 273MB) + </w:t>
             </w:r>
             <w:r>
               <w:rPr>
-                <w:rFonts w:ascii="Consolas" w:hAnsi="Consolas" w:eastAsia="Consolas"/>
-                <w:color w:val="2B3A4E"/>
-                <w:sz w:val="19"/>
+                <w:rFonts w:ascii="D2Coding" w:hAnsi="D2Coding" w:eastAsia="D2Coding"/>
+                <w:color w:val="1E3A5F"/>
+                <w:sz w:val="18"/>
               </w:rPr>
               <w:t>install.sh</w:t>
             </w:r>
             <w:r>
               <w:rPr>
                 <w:rFonts w:ascii="맑은 고딕" w:hAnsi="맑은 고딕" w:eastAsia="맑은 고딕"/>
-                <w:b w:val="0"/>
-                <w:color w:val="1A1F28"/>
+                <w:color w:val="151B24"/>
                 <w:sz w:val="19"/>
               </w:rPr>
               <w:t>·</w:t>
             </w:r>
             <w:r>
               <w:rPr>
-                <w:rFonts w:ascii="Consolas" w:hAnsi="Consolas" w:eastAsia="Consolas"/>
-                <w:color w:val="2B3A4E"/>
-                <w:sz w:val="19"/>
+                <w:rFonts w:ascii="D2Coding" w:hAnsi="D2Coding" w:eastAsia="D2Coding"/>
+                <w:color w:val="1E3A5F"/>
+                <w:sz w:val="18"/>
               </w:rPr>
               <w:t>opsctl.sh</w:t>
             </w:r>
             <w:r>
               <w:rPr>
                 <w:rFonts w:ascii="맑은 고딕" w:hAnsi="맑은 고딕" w:eastAsia="맑은 고딕"/>
-                <w:b w:val="0"/>
-                <w:color w:val="1A1F28"/>
+                <w:color w:val="151B24"/>
                 <w:sz w:val="19"/>
               </w:rPr>
               <w:t>·</w:t>
             </w:r>
             <w:r>
               <w:rPr>
-                <w:rFonts w:ascii="Consolas" w:hAnsi="Consolas" w:eastAsia="Consolas"/>
-                <w:color w:val="2B3A4E"/>
-                <w:sz w:val="19"/>
+                <w:rFonts w:ascii="D2Coding" w:hAnsi="D2Coding" w:eastAsia="D2Coding"/>
+                <w:color w:val="1E3A5F"/>
+                <w:sz w:val="18"/>
               </w:rPr>
               <w:t>lib.sh</w:t>
             </w:r>
             <w:r>
               <w:rPr>
                 <w:rFonts w:ascii="맑은 고딕" w:hAnsi="맑은 고딕" w:eastAsia="맑은 고딕"/>
-                <w:b w:val="0"/>
-                <w:color w:val="1A1F28"/>
+                <w:color w:val="151B24"/>
                 <w:sz w:val="19"/>
               </w:rPr>
               <w:t>·</w:t>
             </w:r>
             <w:r>
               <w:rPr>
-                <w:rFonts w:ascii="Consolas" w:hAnsi="Consolas" w:eastAsia="Consolas"/>
-                <w:color w:val="2B3A4E"/>
-                <w:sz w:val="19"/>
+                <w:rFonts w:ascii="D2Coding" w:hAnsi="D2Coding" w:eastAsia="D2Coding"/>
+                <w:color w:val="1E3A5F"/>
+                <w:sz w:val="18"/>
               </w:rPr>
               <w:t>config.env.example</w:t>
             </w:r>
             <w:r>
               <w:rPr>
                 <w:rFonts w:ascii="맑은 고딕" w:hAnsi="맑은 고딕" w:eastAsia="맑은 고딕"/>
-                <w:b w:val="0"/>
-                <w:color w:val="1A1F28"/>
+                <w:color w:val="151B24"/>
                 <w:sz w:val="19"/>
               </w:rPr>
               <w:t>·</w:t>
             </w:r>
             <w:r>
               <w:rPr>
-                <w:rFonts w:ascii="Consolas" w:hAnsi="Consolas" w:eastAsia="Consolas"/>
-                <w:color w:val="2B3A4E"/>
-                <w:sz w:val="19"/>
+                <w:rFonts w:ascii="D2Coding" w:hAnsi="D2Coding" w:eastAsia="D2Coding"/>
+                <w:color w:val="1E3A5F"/>
+                <w:sz w:val="18"/>
               </w:rPr>
               <w:t>systemd/</w:t>
             </w:r>
             <w:r>
               <w:rPr>
                 <w:rFonts w:ascii="맑은 고딕" w:hAnsi="맑은 고딕" w:eastAsia="맑은 고딕"/>
-                <w:b w:val="0"/>
-                <w:color w:val="1A1F28"/>
+                <w:color w:val="151B24"/>
                 <w:sz w:val="19"/>
               </w:rPr>
               <w:t>·안내서</w:t>
@@ -647,23 +647,32 @@
     </w:tbl>
     <w:p>
       <w:pPr>
-        <w:spacing w:after="80"/>
+        <w:spacing w:after="40"/>
       </w:pPr>
     </w:p>
     <w:p>
       <w:pPr>
         <w:pStyle w:val="Heading3"/>
+        <w:spacing w:before="200" w:after="120"/>
       </w:pPr>
       <w:r>
+        <w:rPr>
+          <w:rFonts w:ascii="맑은 고딕" w:hAnsi="맑은 고딕" w:eastAsia="맑은 고딕"/>
+          <w:color w:val="1E3A5F"/>
+          <w:sz w:val="25"/>
+        </w:rPr>
         <w:t>런타임 번들 구성</w:t>
       </w:r>
     </w:p>
     <w:p>
+      <w:pPr>
+        <w:spacing w:after="140"/>
+        <w:jc w:val="left"/>
+      </w:pPr>
       <w:r>
         <w:rPr>
           <w:rFonts w:ascii="맑은 고딕" w:hAnsi="맑은 고딕" w:eastAsia="맑은 고딕"/>
-          <w:b w:val="0"/>
-          <w:color w:val="1A1F28"/>
+          <w:color w:val="151B24"/>
           <w:sz w:val="21"/>
         </w:rPr>
         <w:t>rpm·deb가 아니라 전부 정적 바이너리입니다. RHEL·Rocky·Ubuntu에서 같은 절차로 끝납니다.</w:t>
@@ -673,31 +682,32 @@
       <w:tblPr>
         <w:tblStyle w:val="TableGrid"/>
         <w:tblW w:type="auto" w:w="0"/>
-        <w:jc w:val="left"/>
+        <w:jc w:val="center"/>
         <w:tblLook w:firstColumn="1" w:firstRow="1" w:lastColumn="0" w:lastRow="0" w:noHBand="0" w:noVBand="1" w:val="04A0"/>
       </w:tblPr>
       <w:tblGrid>
-        <w:gridCol w:w="2379"/>
-        <w:gridCol w:w="2379"/>
-        <w:gridCol w:w="2379"/>
-        <w:gridCol w:w="2379"/>
+        <w:gridCol w:w="2436"/>
+        <w:gridCol w:w="2436"/>
+        <w:gridCol w:w="2436"/>
+        <w:gridCol w:w="2436"/>
       </w:tblGrid>
       <w:tr>
         <w:tc>
           <w:tcPr>
-            <w:tcW w:type="dxa" w:w="2379"/>
-            <w:shd w:val="clear" w:fill="EDF1F5"/>
+            <w:tcW w:type="dxa" w:w="2436"/>
+            <w:shd w:val="clear" w:fill="E8ECF1"/>
           </w:tcPr>
           <w:p>
-            <w:pPr>
-              <w:spacing w:after="40"/>
-            </w:pPr>
-            <w:r/>
+            <w:r>
+              <w:rPr>
+                <w:b/>
+              </w:rPr>
+            </w:r>
             <w:r>
               <w:rPr>
                 <w:rFonts w:ascii="맑은 고딕" w:hAnsi="맑은 고딕" w:eastAsia="맑은 고딕"/>
                 <w:b/>
-                <w:color w:val="3A4657"/>
+                <w:color w:val="151B24"/>
                 <w:sz w:val="19"/>
               </w:rPr>
               <w:t>구성</w:t>
@@ -706,19 +716,20 @@
         </w:tc>
         <w:tc>
           <w:tcPr>
-            <w:tcW w:type="dxa" w:w="2379"/>
-            <w:shd w:val="clear" w:fill="EDF1F5"/>
+            <w:tcW w:type="dxa" w:w="2436"/>
+            <w:shd w:val="clear" w:fill="E8ECF1"/>
           </w:tcPr>
           <w:p>
-            <w:pPr>
-              <w:spacing w:after="40"/>
-            </w:pPr>
-            <w:r/>
+            <w:r>
+              <w:rPr>
+                <w:b/>
+              </w:rPr>
+            </w:r>
             <w:r>
               <w:rPr>
                 <w:rFonts w:ascii="맑은 고딕" w:hAnsi="맑은 고딕" w:eastAsia="맑은 고딕"/>
                 <w:b/>
-                <w:color w:val="3A4657"/>
+                <w:color w:val="151B24"/>
                 <w:sz w:val="19"/>
               </w:rPr>
               <w:t>버전</w:t>
@@ -727,19 +738,20 @@
         </w:tc>
         <w:tc>
           <w:tcPr>
-            <w:tcW w:type="dxa" w:w="2379"/>
-            <w:shd w:val="clear" w:fill="EDF1F5"/>
+            <w:tcW w:type="dxa" w:w="2436"/>
+            <w:shd w:val="clear" w:fill="E8ECF1"/>
           </w:tcPr>
           <w:p>
-            <w:pPr>
-              <w:spacing w:after="40"/>
-            </w:pPr>
-            <w:r/>
+            <w:r>
+              <w:rPr>
+                <w:b/>
+              </w:rPr>
+            </w:r>
             <w:r>
               <w:rPr>
                 <w:rFonts w:ascii="맑은 고딕" w:hAnsi="맑은 고딕" w:eastAsia="맑은 고딕"/>
                 <w:b/>
-                <w:color w:val="3A4657"/>
+                <w:color w:val="151B24"/>
                 <w:sz w:val="19"/>
               </w:rPr>
               <w:t>구성</w:t>
@@ -748,19 +760,20 @@
         </w:tc>
         <w:tc>
           <w:tcPr>
-            <w:tcW w:type="dxa" w:w="2379"/>
-            <w:shd w:val="clear" w:fill="EDF1F5"/>
+            <w:tcW w:type="dxa" w:w="2436"/>
+            <w:shd w:val="clear" w:fill="E8ECF1"/>
           </w:tcPr>
           <w:p>
-            <w:pPr>
-              <w:spacing w:after="40"/>
-            </w:pPr>
-            <w:r/>
+            <w:r>
+              <w:rPr>
+                <w:b/>
+              </w:rPr>
+            </w:r>
             <w:r>
               <w:rPr>
                 <w:rFonts w:ascii="맑은 고딕" w:hAnsi="맑은 고딕" w:eastAsia="맑은 고딕"/>
                 <w:b/>
-                <w:color w:val="3A4657"/>
+                <w:color w:val="151B24"/>
                 <w:sz w:val="19"/>
               </w:rPr>
               <w:t>버전</w:t>
@@ -771,17 +784,14 @@
       <w:tr>
         <w:tc>
           <w:tcPr>
-            <w:tcW w:type="dxa" w:w="2379"/>
+            <w:tcW w:type="dxa" w:w="2436"/>
           </w:tcPr>
           <w:p>
-            <w:pPr>
-              <w:spacing w:after="40"/>
-            </w:pPr>
+            <w:r/>
             <w:r>
               <w:rPr>
                 <w:rFonts w:ascii="맑은 고딕" w:hAnsi="맑은 고딕" w:eastAsia="맑은 고딕"/>
-                <w:b w:val="0"/>
-                <w:color w:val="1A1F28"/>
+                <w:color w:val="151B24"/>
                 <w:sz w:val="19"/>
               </w:rPr>
               <w:t>nerdctl</w:t>
@@ -790,17 +800,14 @@
         </w:tc>
         <w:tc>
           <w:tcPr>
-            <w:tcW w:type="dxa" w:w="2379"/>
+            <w:tcW w:type="dxa" w:w="2436"/>
           </w:tcPr>
           <w:p>
-            <w:pPr>
-              <w:spacing w:after="40"/>
-            </w:pPr>
+            <w:r/>
             <w:r>
               <w:rPr>
                 <w:rFonts w:ascii="맑은 고딕" w:hAnsi="맑은 고딕" w:eastAsia="맑은 고딕"/>
-                <w:b w:val="0"/>
-                <w:color w:val="1A1F28"/>
+                <w:color w:val="151B24"/>
                 <w:sz w:val="19"/>
               </w:rPr>
               <w:t>v2.3.5</w:t>
@@ -809,17 +816,14 @@
         </w:tc>
         <w:tc>
           <w:tcPr>
-            <w:tcW w:type="dxa" w:w="2379"/>
+            <w:tcW w:type="dxa" w:w="2436"/>
           </w:tcPr>
           <w:p>
-            <w:pPr>
-              <w:spacing w:after="40"/>
-            </w:pPr>
+            <w:r/>
             <w:r>
               <w:rPr>
                 <w:rFonts w:ascii="맑은 고딕" w:hAnsi="맑은 고딕" w:eastAsia="맑은 고딕"/>
-                <w:b w:val="0"/>
-                <w:color w:val="1A1F28"/>
+                <w:color w:val="151B24"/>
                 <w:sz w:val="19"/>
               </w:rPr>
               <w:t>CNI plugins</w:t>
@@ -828,17 +832,14 @@
         </w:tc>
         <w:tc>
           <w:tcPr>
-            <w:tcW w:type="dxa" w:w="2379"/>
+            <w:tcW w:type="dxa" w:w="2436"/>
           </w:tcPr>
           <w:p>
-            <w:pPr>
-              <w:spacing w:after="40"/>
-            </w:pPr>
+            <w:r/>
             <w:r>
               <w:rPr>
                 <w:rFonts w:ascii="맑은 고딕" w:hAnsi="맑은 고딕" w:eastAsia="맑은 고딕"/>
-                <w:b w:val="0"/>
-                <w:color w:val="1A1F28"/>
+                <w:color w:val="151B24"/>
                 <w:sz w:val="19"/>
               </w:rPr>
               <w:t>v1.9.1</w:t>
@@ -849,17 +850,14 @@
       <w:tr>
         <w:tc>
           <w:tcPr>
-            <w:tcW w:type="dxa" w:w="2379"/>
+            <w:tcW w:type="dxa" w:w="2436"/>
           </w:tcPr>
           <w:p>
-            <w:pPr>
-              <w:spacing w:after="40"/>
-            </w:pPr>
+            <w:r/>
             <w:r>
               <w:rPr>
                 <w:rFonts w:ascii="맑은 고딕" w:hAnsi="맑은 고딕" w:eastAsia="맑은 고딕"/>
-                <w:b w:val="0"/>
-                <w:color w:val="1A1F28"/>
+                <w:color w:val="151B24"/>
                 <w:sz w:val="19"/>
               </w:rPr>
               <w:t>containerd</w:t>
@@ -868,17 +866,14 @@
         </w:tc>
         <w:tc>
           <w:tcPr>
-            <w:tcW w:type="dxa" w:w="2379"/>
+            <w:tcW w:type="dxa" w:w="2436"/>
           </w:tcPr>
           <w:p>
-            <w:pPr>
-              <w:spacing w:after="40"/>
-            </w:pPr>
+            <w:r/>
             <w:r>
               <w:rPr>
                 <w:rFonts w:ascii="맑은 고딕" w:hAnsi="맑은 고딕" w:eastAsia="맑은 고딕"/>
-                <w:b w:val="0"/>
-                <w:color w:val="1A1F28"/>
+                <w:color w:val="151B24"/>
                 <w:sz w:val="19"/>
               </w:rPr>
               <w:t>v2.3.3</w:t>
@@ -887,17 +882,14 @@
         </w:tc>
         <w:tc>
           <w:tcPr>
-            <w:tcW w:type="dxa" w:w="2379"/>
+            <w:tcW w:type="dxa" w:w="2436"/>
           </w:tcPr>
           <w:p>
-            <w:pPr>
-              <w:spacing w:after="40"/>
-            </w:pPr>
+            <w:r/>
             <w:r>
               <w:rPr>
                 <w:rFonts w:ascii="맑은 고딕" w:hAnsi="맑은 고딕" w:eastAsia="맑은 고딕"/>
-                <w:b w:val="0"/>
-                <w:color w:val="1A1F28"/>
+                <w:color w:val="151B24"/>
                 <w:sz w:val="19"/>
               </w:rPr>
               <w:t>BuildKit</w:t>
@@ -906,17 +898,14 @@
         </w:tc>
         <w:tc>
           <w:tcPr>
-            <w:tcW w:type="dxa" w:w="2379"/>
+            <w:tcW w:type="dxa" w:w="2436"/>
           </w:tcPr>
           <w:p>
-            <w:pPr>
-              <w:spacing w:after="40"/>
-            </w:pPr>
+            <w:r/>
             <w:r>
               <w:rPr>
                 <w:rFonts w:ascii="맑은 고딕" w:hAnsi="맑은 고딕" w:eastAsia="맑은 고딕"/>
-                <w:b w:val="0"/>
-                <w:color w:val="1A1F28"/>
+                <w:color w:val="151B24"/>
                 <w:sz w:val="19"/>
               </w:rPr>
               <w:t>v0.31.2</w:t>
@@ -927,17 +916,14 @@
       <w:tr>
         <w:tc>
           <w:tcPr>
-            <w:tcW w:type="dxa" w:w="2379"/>
+            <w:tcW w:type="dxa" w:w="2436"/>
           </w:tcPr>
           <w:p>
-            <w:pPr>
-              <w:spacing w:after="40"/>
-            </w:pPr>
+            <w:r/>
             <w:r>
               <w:rPr>
                 <w:rFonts w:ascii="맑은 고딕" w:hAnsi="맑은 고딕" w:eastAsia="맑은 고딕"/>
-                <w:b w:val="0"/>
-                <w:color w:val="1A1F28"/>
+                <w:color w:val="151B24"/>
                 <w:sz w:val="19"/>
               </w:rPr>
               <w:t>runc</w:t>
@@ -946,17 +932,14 @@
         </w:tc>
         <w:tc>
           <w:tcPr>
-            <w:tcW w:type="dxa" w:w="2379"/>
+            <w:tcW w:type="dxa" w:w="2436"/>
           </w:tcPr>
           <w:p>
-            <w:pPr>
-              <w:spacing w:after="40"/>
-            </w:pPr>
+            <w:r/>
             <w:r>
               <w:rPr>
                 <w:rFonts w:ascii="맑은 고딕" w:hAnsi="맑은 고딕" w:eastAsia="맑은 고딕"/>
-                <w:b w:val="0"/>
-                <w:color w:val="1A1F28"/>
+                <w:color w:val="151B24"/>
                 <w:sz w:val="19"/>
               </w:rPr>
               <w:t>v1.5.1</w:t>
@@ -965,17 +948,14 @@
         </w:tc>
         <w:tc>
           <w:tcPr>
-            <w:tcW w:type="dxa" w:w="2379"/>
+            <w:tcW w:type="dxa" w:w="2436"/>
           </w:tcPr>
           <w:p>
-            <w:pPr>
-              <w:spacing w:after="40"/>
-            </w:pPr>
+            <w:r/>
             <w:r>
               <w:rPr>
                 <w:rFonts w:ascii="맑은 고딕" w:hAnsi="맑은 고딕" w:eastAsia="맑은 고딕"/>
-                <w:b w:val="0"/>
-                <w:color w:val="1A1F28"/>
+                <w:color w:val="151B24"/>
                 <w:sz w:val="19"/>
               </w:rPr>
               <w:t>fuse-overlayfs</w:t>
@@ -984,17 +964,14 @@
         </w:tc>
         <w:tc>
           <w:tcPr>
-            <w:tcW w:type="dxa" w:w="2379"/>
+            <w:tcW w:type="dxa" w:w="2436"/>
           </w:tcPr>
           <w:p>
-            <w:pPr>
-              <w:spacing w:after="40"/>
-            </w:pPr>
+            <w:r/>
             <w:r>
               <w:rPr>
                 <w:rFonts w:ascii="맑은 고딕" w:hAnsi="맑은 고딕" w:eastAsia="맑은 고딕"/>
-                <w:b w:val="0"/>
-                <w:color w:val="1A1F28"/>
+                <w:color w:val="151B24"/>
                 <w:sz w:val="19"/>
               </w:rPr>
               <w:t>v1.17</w:t>
@@ -1005,31 +982,174 @@
     </w:tbl>
     <w:p>
       <w:pPr>
-        <w:spacing w:after="80"/>
+        <w:spacing w:after="40"/>
       </w:pPr>
     </w:p>
     <w:p>
       <w:pPr>
         <w:pStyle w:val="Heading3"/>
+        <w:spacing w:before="200" w:after="120"/>
       </w:pPr>
       <w:r>
+        <w:rPr>
+          <w:rFonts w:ascii="맑은 고딕" w:hAnsi="맑은 고딕" w:eastAsia="맑은 고딕"/>
+          <w:color w:val="1E3A5F"/>
+          <w:sz w:val="25"/>
+        </w:rPr>
+        <w:t>반입 직후 — 파일이 온전한지 먼저</w:t>
+      </w:r>
+    </w:p>
+    <w:p>
+      <w:pPr>
+        <w:spacing w:after="140"/>
+        <w:jc w:val="left"/>
+      </w:pPr>
+      <w:r>
+        <w:rPr>
+          <w:rFonts w:ascii="맑은 고딕" w:hAnsi="맑은 고딕" w:eastAsia="맑은 고딕"/>
+          <w:color w:val="151B24"/>
+          <w:sz w:val="21"/>
+        </w:rPr>
+        <w:t>전송 중 잘린 파일은 압축 해제까지는 통과했다가 이미지 적재에서 실패합니다. 두 번들 모두 옆에</w:t>
+      </w:r>
+    </w:p>
+    <w:p>
+      <w:pPr>
+        <w:spacing w:after="140"/>
+        <w:jc w:val="left"/>
+      </w:pPr>
+      <w:r>
+        <w:rPr>
+          <w:rFonts w:ascii="D2Coding" w:hAnsi="D2Coding" w:eastAsia="D2Coding"/>
+          <w:color w:val="1E3A5F"/>
+          <w:sz w:val="20"/>
+        </w:rPr>
+        <w:t>.sha256</w:t>
+      </w:r>
+      <w:r>
+        <w:rPr>
+          <w:rFonts w:ascii="맑은 고딕" w:hAnsi="맑은 고딕" w:eastAsia="맑은 고딕"/>
+          <w:color w:val="151B24"/>
+          <w:sz w:val="21"/>
+        </w:rPr>
+        <w:t xml:space="preserve"> 이 함께 옵니다. 푸는 것보다 먼저 맞춰 봅니다.</w:t>
+      </w:r>
+    </w:p>
+    <w:p>
+      <w:pPr>
+        <w:spacing w:before="80" w:after="160"/>
+        <w:ind w:left="227"/>
+        <w:shd w:val="clear" w:fill="F2F4F7"/>
+      </w:pPr>
+      <w:r>
+        <w:rPr>
+          <w:rFonts w:ascii="D2Coding" w:hAnsi="D2Coding" w:eastAsia="D2Coding"/>
+          <w:sz w:val="18"/>
+        </w:rPr>
+        <w:t>sha256sum -c openstack-ops-platform-1.1.5-offline.tar.gz.sha256</w:t>
+        <w:br/>
+        <w:t>sha256sum -c openstack-ops-runtime-2.3.5-offline.tar.gz.sha256</w:t>
+      </w:r>
+    </w:p>
+    <w:p>
+      <w:pPr>
+        <w:spacing w:after="140"/>
+        <w:jc w:val="left"/>
+      </w:pPr>
+      <w:r>
+        <w:rPr>
+          <w:rFonts w:ascii="D2Coding" w:hAnsi="D2Coding" w:eastAsia="D2Coding"/>
+          <w:color w:val="1E3A5F"/>
+          <w:sz w:val="20"/>
+        </w:rPr>
+        <w:t>OK</w:t>
+      </w:r>
+      <w:r>
+        <w:rPr>
+          <w:rFonts w:ascii="맑은 고딕" w:hAnsi="맑은 고딕" w:eastAsia="맑은 고딕"/>
+          <w:color w:val="151B24"/>
+          <w:sz w:val="21"/>
+        </w:rPr>
+        <w:t xml:space="preserve"> 가 아니면 다시 반입합니다. 플랫폼 번들 안의 이미지 tar 는 </w:t>
+      </w:r>
+      <w:r>
+        <w:rPr>
+          <w:rFonts w:ascii="D2Coding" w:hAnsi="D2Coding" w:eastAsia="D2Coding"/>
+          <w:color w:val="1E3A5F"/>
+          <w:sz w:val="20"/>
+        </w:rPr>
+        <w:t>install.sh</w:t>
+      </w:r>
+      <w:r>
+        <w:rPr>
+          <w:rFonts w:ascii="맑은 고딕" w:hAnsi="맑은 고딕" w:eastAsia="맑은 고딕"/>
+          <w:color w:val="151B24"/>
+          <w:sz w:val="21"/>
+        </w:rPr>
+        <w:t xml:space="preserve"> 가 한 번 더</w:t>
+      </w:r>
+    </w:p>
+    <w:p>
+      <w:pPr>
+        <w:spacing w:after="140"/>
+        <w:jc w:val="left"/>
+      </w:pPr>
+      <w:r>
+        <w:rPr>
+          <w:rFonts w:ascii="맑은 고딕" w:hAnsi="맑은 고딕" w:eastAsia="맑은 고딕"/>
+          <w:color w:val="151B24"/>
+          <w:sz w:val="21"/>
+        </w:rPr>
+        <w:t xml:space="preserve">자체 </w:t>
+      </w:r>
+      <w:r>
+        <w:rPr>
+          <w:rFonts w:ascii="D2Coding" w:hAnsi="D2Coding" w:eastAsia="D2Coding"/>
+          <w:color w:val="1E3A5F"/>
+          <w:sz w:val="20"/>
+        </w:rPr>
+        <w:t>SHA256SUMS</w:t>
+      </w:r>
+      <w:r>
+        <w:rPr>
+          <w:rFonts w:ascii="맑은 고딕" w:hAnsi="맑은 고딕" w:eastAsia="맑은 고딕"/>
+          <w:color w:val="151B24"/>
+          <w:sz w:val="21"/>
+        </w:rPr>
+        <w:t xml:space="preserve"> 로 검증하므로, 이 단계를 통과하면 적재까지 안전합니다.</w:t>
+      </w:r>
+    </w:p>
+    <w:p>
+      <w:pPr>
+        <w:pStyle w:val="Heading3"/>
+        <w:spacing w:before="200" w:after="120"/>
+      </w:pPr>
+      <w:r>
+        <w:rPr>
+          <w:rFonts w:ascii="맑은 고딕" w:hAnsi="맑은 고딕" w:eastAsia="맑은 고딕"/>
+          <w:color w:val="1E3A5F"/>
+          <w:sz w:val="25"/>
+        </w:rPr>
         <w:t>플랫폼 이미지 구성</w:t>
       </w:r>
     </w:p>
     <w:p>
+      <w:pPr>
+        <w:spacing w:after="140"/>
+        <w:jc w:val="left"/>
+      </w:pPr>
       <w:r>
         <w:rPr>
-          <w:rFonts w:ascii="Consolas" w:hAnsi="Consolas" w:eastAsia="Consolas"/>
-          <w:color w:val="2B3A4E"/>
-          <w:sz w:val="21"/>
+          <w:rFonts w:ascii="D2Coding" w:hAnsi="D2Coding" w:eastAsia="D2Coding"/>
+          <w:color w:val="1E3A5F"/>
+          <w:sz w:val="20"/>
         </w:rPr>
         <w:t>python:3.12-slim</w:t>
       </w:r>
       <w:r>
         <w:rPr>
           <w:rFonts w:ascii="맑은 고딕" w:hAnsi="맑은 고딕" w:eastAsia="맑은 고딕"/>
-          <w:b w:val="0"/>
-          <w:color w:val="1A1F28"/>
+          <w:color w:val="151B24"/>
           <w:sz w:val="21"/>
         </w:rPr>
         <w:t xml:space="preserve"> 베이스에 파이썬 패키지 8개뿐입니다.</w:t>
@@ -1039,31 +1159,32 @@
       <w:tblPr>
         <w:tblStyle w:val="TableGrid"/>
         <w:tblW w:type="auto" w:w="0"/>
-        <w:jc w:val="left"/>
+        <w:jc w:val="center"/>
         <w:tblLook w:firstColumn="1" w:firstRow="1" w:lastColumn="0" w:lastRow="0" w:noHBand="0" w:noVBand="1" w:val="04A0"/>
       </w:tblPr>
       <w:tblGrid>
-        <w:gridCol w:w="2379"/>
-        <w:gridCol w:w="2379"/>
-        <w:gridCol w:w="2379"/>
-        <w:gridCol w:w="2379"/>
+        <w:gridCol w:w="2436"/>
+        <w:gridCol w:w="2436"/>
+        <w:gridCol w:w="2436"/>
+        <w:gridCol w:w="2436"/>
       </w:tblGrid>
       <w:tr>
         <w:tc>
           <w:tcPr>
-            <w:tcW w:type="dxa" w:w="2379"/>
-            <w:shd w:val="clear" w:fill="EDF1F5"/>
+            <w:tcW w:type="dxa" w:w="2436"/>
+            <w:shd w:val="clear" w:fill="E8ECF1"/>
           </w:tcPr>
           <w:p>
-            <w:pPr>
-              <w:spacing w:after="40"/>
-            </w:pPr>
-            <w:r/>
+            <w:r>
+              <w:rPr>
+                <w:b/>
+              </w:rPr>
+            </w:r>
             <w:r>
               <w:rPr>
                 <w:rFonts w:ascii="맑은 고딕" w:hAnsi="맑은 고딕" w:eastAsia="맑은 고딕"/>
                 <w:b/>
-                <w:color w:val="3A4657"/>
+                <w:color w:val="151B24"/>
                 <w:sz w:val="19"/>
               </w:rPr>
               <w:t>패키지</w:t>
@@ -1072,19 +1193,20 @@
         </w:tc>
         <w:tc>
           <w:tcPr>
-            <w:tcW w:type="dxa" w:w="2379"/>
-            <w:shd w:val="clear" w:fill="EDF1F5"/>
+            <w:tcW w:type="dxa" w:w="2436"/>
+            <w:shd w:val="clear" w:fill="E8ECF1"/>
           </w:tcPr>
           <w:p>
-            <w:pPr>
-              <w:spacing w:after="40"/>
-            </w:pPr>
-            <w:r/>
+            <w:r>
+              <w:rPr>
+                <w:b/>
+              </w:rPr>
+            </w:r>
             <w:r>
               <w:rPr>
                 <w:rFonts w:ascii="맑은 고딕" w:hAnsi="맑은 고딕" w:eastAsia="맑은 고딕"/>
                 <w:b/>
-                <w:color w:val="3A4657"/>
+                <w:color w:val="151B24"/>
                 <w:sz w:val="19"/>
               </w:rPr>
               <w:t>버전</w:t>
@@ -1093,19 +1215,20 @@
         </w:tc>
         <w:tc>
           <w:tcPr>
-            <w:tcW w:type="dxa" w:w="2379"/>
-            <w:shd w:val="clear" w:fill="EDF1F5"/>
+            <w:tcW w:type="dxa" w:w="2436"/>
+            <w:shd w:val="clear" w:fill="E8ECF1"/>
           </w:tcPr>
           <w:p>
-            <w:pPr>
-              <w:spacing w:after="40"/>
-            </w:pPr>
-            <w:r/>
+            <w:r>
+              <w:rPr>
+                <w:b/>
+              </w:rPr>
+            </w:r>
             <w:r>
               <w:rPr>
                 <w:rFonts w:ascii="맑은 고딕" w:hAnsi="맑은 고딕" w:eastAsia="맑은 고딕"/>
                 <w:b/>
-                <w:color w:val="3A4657"/>
+                <w:color w:val="151B24"/>
                 <w:sz w:val="19"/>
               </w:rPr>
               <w:t>패키지</w:t>
@@ -1114,19 +1237,20 @@
         </w:tc>
         <w:tc>
           <w:tcPr>
-            <w:tcW w:type="dxa" w:w="2379"/>
-            <w:shd w:val="clear" w:fill="EDF1F5"/>
+            <w:tcW w:type="dxa" w:w="2436"/>
+            <w:shd w:val="clear" w:fill="E8ECF1"/>
           </w:tcPr>
           <w:p>
-            <w:pPr>
-              <w:spacing w:after="40"/>
-            </w:pPr>
-            <w:r/>
+            <w:r>
+              <w:rPr>
+                <w:b/>
+              </w:rPr>
+            </w:r>
             <w:r>
               <w:rPr>
                 <w:rFonts w:ascii="맑은 고딕" w:hAnsi="맑은 고딕" w:eastAsia="맑은 고딕"/>
                 <w:b/>
-                <w:color w:val="3A4657"/>
+                <w:color w:val="151B24"/>
                 <w:sz w:val="19"/>
               </w:rPr>
               <w:t>버전</w:t>
@@ -1137,17 +1261,14 @@
       <w:tr>
         <w:tc>
           <w:tcPr>
-            <w:tcW w:type="dxa" w:w="2379"/>
+            <w:tcW w:type="dxa" w:w="2436"/>
           </w:tcPr>
           <w:p>
-            <w:pPr>
-              <w:spacing w:after="40"/>
-            </w:pPr>
+            <w:r/>
             <w:r>
               <w:rPr>
                 <w:rFonts w:ascii="맑은 고딕" w:hAnsi="맑은 고딕" w:eastAsia="맑은 고딕"/>
-                <w:b w:val="0"/>
-                <w:color w:val="1A1F28"/>
+                <w:color w:val="151B24"/>
                 <w:sz w:val="19"/>
               </w:rPr>
               <w:t>fastapi</w:t>
@@ -1156,17 +1277,14 @@
         </w:tc>
         <w:tc>
           <w:tcPr>
-            <w:tcW w:type="dxa" w:w="2379"/>
+            <w:tcW w:type="dxa" w:w="2436"/>
           </w:tcPr>
           <w:p>
-            <w:pPr>
-              <w:spacing w:after="40"/>
-            </w:pPr>
+            <w:r/>
             <w:r>
               <w:rPr>
                 <w:rFonts w:ascii="맑은 고딕" w:hAnsi="맑은 고딕" w:eastAsia="맑은 고딕"/>
-                <w:b w:val="0"/>
-                <w:color w:val="1A1F28"/>
+                <w:color w:val="151B24"/>
                 <w:sz w:val="19"/>
               </w:rPr>
               <w:t>0.116.1</w:t>
@@ -1175,17 +1293,14 @@
         </w:tc>
         <w:tc>
           <w:tcPr>
-            <w:tcW w:type="dxa" w:w="2379"/>
+            <w:tcW w:type="dxa" w:w="2436"/>
           </w:tcPr>
           <w:p>
-            <w:pPr>
-              <w:spacing w:after="40"/>
-            </w:pPr>
+            <w:r/>
             <w:r>
               <w:rPr>
                 <w:rFonts w:ascii="맑은 고딕" w:hAnsi="맑은 고딕" w:eastAsia="맑은 고딕"/>
-                <w:b w:val="0"/>
-                <w:color w:val="1A1F28"/>
+                <w:color w:val="151B24"/>
                 <w:sz w:val="19"/>
               </w:rPr>
               <w:t>httpx</w:t>
@@ -1194,17 +1309,14 @@
         </w:tc>
         <w:tc>
           <w:tcPr>
-            <w:tcW w:type="dxa" w:w="2379"/>
+            <w:tcW w:type="dxa" w:w="2436"/>
           </w:tcPr>
           <w:p>
-            <w:pPr>
-              <w:spacing w:after="40"/>
-            </w:pPr>
+            <w:r/>
             <w:r>
               <w:rPr>
                 <w:rFonts w:ascii="맑은 고딕" w:hAnsi="맑은 고딕" w:eastAsia="맑은 고딕"/>
-                <w:b w:val="0"/>
-                <w:color w:val="1A1F28"/>
+                <w:color w:val="151B24"/>
                 <w:sz w:val="19"/>
               </w:rPr>
               <w:t>0.28.1</w:t>
@@ -1215,17 +1327,14 @@
       <w:tr>
         <w:tc>
           <w:tcPr>
-            <w:tcW w:type="dxa" w:w="2379"/>
+            <w:tcW w:type="dxa" w:w="2436"/>
           </w:tcPr>
           <w:p>
-            <w:pPr>
-              <w:spacing w:after="40"/>
-            </w:pPr>
+            <w:r/>
             <w:r>
               <w:rPr>
                 <w:rFonts w:ascii="맑은 고딕" w:hAnsi="맑은 고딕" w:eastAsia="맑은 고딕"/>
-                <w:b w:val="0"/>
-                <w:color w:val="1A1F28"/>
+                <w:color w:val="151B24"/>
                 <w:sz w:val="19"/>
               </w:rPr>
               <w:t>uvicorn[standard]</w:t>
@@ -1234,17 +1343,14 @@
         </w:tc>
         <w:tc>
           <w:tcPr>
-            <w:tcW w:type="dxa" w:w="2379"/>
+            <w:tcW w:type="dxa" w:w="2436"/>
           </w:tcPr>
           <w:p>
-            <w:pPr>
-              <w:spacing w:after="40"/>
-            </w:pPr>
+            <w:r/>
             <w:r>
               <w:rPr>
                 <w:rFonts w:ascii="맑은 고딕" w:hAnsi="맑은 고딕" w:eastAsia="맑은 고딕"/>
-                <w:b w:val="0"/>
-                <w:color w:val="1A1F28"/>
+                <w:color w:val="151B24"/>
                 <w:sz w:val="19"/>
               </w:rPr>
               <w:t>0.35.0</w:t>
@@ -1253,17 +1359,14 @@
         </w:tc>
         <w:tc>
           <w:tcPr>
-            <w:tcW w:type="dxa" w:w="2379"/>
+            <w:tcW w:type="dxa" w:w="2436"/>
           </w:tcPr>
           <w:p>
-            <w:pPr>
-              <w:spacing w:after="40"/>
-            </w:pPr>
+            <w:r/>
             <w:r>
               <w:rPr>
                 <w:rFonts w:ascii="맑은 고딕" w:hAnsi="맑은 고딕" w:eastAsia="맑은 고딕"/>
-                <w:b w:val="0"/>
-                <w:color w:val="1A1F28"/>
+                <w:color w:val="151B24"/>
                 <w:sz w:val="19"/>
               </w:rPr>
               <w:t>fpdf2</w:t>
@@ -1272,17 +1375,14 @@
         </w:tc>
         <w:tc>
           <w:tcPr>
-            <w:tcW w:type="dxa" w:w="2379"/>
+            <w:tcW w:type="dxa" w:w="2436"/>
           </w:tcPr>
           <w:p>
-            <w:pPr>
-              <w:spacing w:after="40"/>
-            </w:pPr>
+            <w:r/>
             <w:r>
               <w:rPr>
                 <w:rFonts w:ascii="맑은 고딕" w:hAnsi="맑은 고딕" w:eastAsia="맑은 고딕"/>
-                <w:b w:val="0"/>
-                <w:color w:val="1A1F28"/>
+                <w:color w:val="151B24"/>
                 <w:sz w:val="19"/>
               </w:rPr>
               <w:t>2.8.8</w:t>
@@ -1293,17 +1393,14 @@
       <w:tr>
         <w:tc>
           <w:tcPr>
-            <w:tcW w:type="dxa" w:w="2379"/>
+            <w:tcW w:type="dxa" w:w="2436"/>
           </w:tcPr>
           <w:p>
-            <w:pPr>
-              <w:spacing w:after="40"/>
-            </w:pPr>
+            <w:r/>
             <w:r>
               <w:rPr>
                 <w:rFonts w:ascii="맑은 고딕" w:hAnsi="맑은 고딕" w:eastAsia="맑은 고딕"/>
-                <w:b w:val="0"/>
-                <w:color w:val="1A1F28"/>
+                <w:color w:val="151B24"/>
                 <w:sz w:val="19"/>
               </w:rPr>
               <w:t>asyncssh</w:t>
@@ -1312,17 +1409,14 @@
         </w:tc>
         <w:tc>
           <w:tcPr>
-            <w:tcW w:type="dxa" w:w="2379"/>
+            <w:tcW w:type="dxa" w:w="2436"/>
           </w:tcPr>
           <w:p>
-            <w:pPr>
-              <w:spacing w:after="40"/>
-            </w:pPr>
+            <w:r/>
             <w:r>
               <w:rPr>
                 <w:rFonts w:ascii="맑은 고딕" w:hAnsi="맑은 고딕" w:eastAsia="맑은 고딕"/>
-                <w:b w:val="0"/>
-                <w:color w:val="1A1F28"/>
+                <w:color w:val="151B24"/>
                 <w:sz w:val="19"/>
               </w:rPr>
               <w:t>2.21.0</w:t>
@@ -1331,17 +1425,14 @@
         </w:tc>
         <w:tc>
           <w:tcPr>
-            <w:tcW w:type="dxa" w:w="2379"/>
+            <w:tcW w:type="dxa" w:w="2436"/>
           </w:tcPr>
           <w:p>
-            <w:pPr>
-              <w:spacing w:after="40"/>
-            </w:pPr>
+            <w:r/>
             <w:r>
               <w:rPr>
                 <w:rFonts w:ascii="맑은 고딕" w:hAnsi="맑은 고딕" w:eastAsia="맑은 고딕"/>
-                <w:b w:val="0"/>
-                <w:color w:val="1A1F28"/>
+                <w:color w:val="151B24"/>
                 <w:sz w:val="19"/>
               </w:rPr>
               <w:t>openpyxl</w:t>
@@ -1350,17 +1441,14 @@
         </w:tc>
         <w:tc>
           <w:tcPr>
-            <w:tcW w:type="dxa" w:w="2379"/>
+            <w:tcW w:type="dxa" w:w="2436"/>
           </w:tcPr>
           <w:p>
-            <w:pPr>
-              <w:spacing w:after="40"/>
-            </w:pPr>
+            <w:r/>
             <w:r>
               <w:rPr>
                 <w:rFonts w:ascii="맑은 고딕" w:hAnsi="맑은 고딕" w:eastAsia="맑은 고딕"/>
-                <w:b w:val="0"/>
-                <w:color w:val="1A1F28"/>
+                <w:color w:val="151B24"/>
                 <w:sz w:val="19"/>
               </w:rPr>
               <w:t>3.1.5</w:t>
@@ -1371,17 +1459,14 @@
       <w:tr>
         <w:tc>
           <w:tcPr>
-            <w:tcW w:type="dxa" w:w="2379"/>
+            <w:tcW w:type="dxa" w:w="2436"/>
           </w:tcPr>
           <w:p>
-            <w:pPr>
-              <w:spacing w:after="40"/>
-            </w:pPr>
+            <w:r/>
             <w:r>
               <w:rPr>
                 <w:rFonts w:ascii="맑은 고딕" w:hAnsi="맑은 고딕" w:eastAsia="맑은 고딕"/>
-                <w:b w:val="0"/>
-                <w:color w:val="1A1F28"/>
+                <w:color w:val="151B24"/>
                 <w:sz w:val="19"/>
               </w:rPr>
               <w:t>cryptography</w:t>
@@ -1390,17 +1475,14 @@
         </w:tc>
         <w:tc>
           <w:tcPr>
-            <w:tcW w:type="dxa" w:w="2379"/>
+            <w:tcW w:type="dxa" w:w="2436"/>
           </w:tcPr>
           <w:p>
-            <w:pPr>
-              <w:spacing w:after="40"/>
-            </w:pPr>
+            <w:r/>
             <w:r>
               <w:rPr>
                 <w:rFonts w:ascii="맑은 고딕" w:hAnsi="맑은 고딕" w:eastAsia="맑은 고딕"/>
-                <w:b w:val="0"/>
-                <w:color w:val="1A1F28"/>
+                <w:color w:val="151B24"/>
                 <w:sz w:val="19"/>
               </w:rPr>
               <w:t>50.0.0</w:t>
@@ -1409,17 +1491,14 @@
         </w:tc>
         <w:tc>
           <w:tcPr>
-            <w:tcW w:type="dxa" w:w="2379"/>
+            <w:tcW w:type="dxa" w:w="2436"/>
           </w:tcPr>
           <w:p>
-            <w:pPr>
-              <w:spacing w:after="40"/>
-            </w:pPr>
+            <w:r/>
             <w:r>
               <w:rPr>
                 <w:rFonts w:ascii="맑은 고딕" w:hAnsi="맑은 고딕" w:eastAsia="맑은 고딕"/>
-                <w:b w:val="0"/>
-                <w:color w:val="1A1F28"/>
+                <w:color w:val="151B24"/>
                 <w:sz w:val="19"/>
               </w:rPr>
               <w:t>python-multipart</w:t>
@@ -1428,17 +1507,14 @@
         </w:tc>
         <w:tc>
           <w:tcPr>
-            <w:tcW w:type="dxa" w:w="2379"/>
+            <w:tcW w:type="dxa" w:w="2436"/>
           </w:tcPr>
           <w:p>
-            <w:pPr>
-              <w:spacing w:after="40"/>
-            </w:pPr>
+            <w:r/>
             <w:r>
               <w:rPr>
                 <w:rFonts w:ascii="맑은 고딕" w:hAnsi="맑은 고딕" w:eastAsia="맑은 고딕"/>
-                <w:b w:val="0"/>
-                <w:color w:val="1A1F28"/>
+                <w:color w:val="151B24"/>
                 <w:sz w:val="19"/>
               </w:rPr>
               <w:t>0.0.32</w:t>
@@ -1449,23 +1525,20 @@
     </w:tbl>
     <w:p>
       <w:pPr>
-        <w:spacing w:after="80"/>
+        <w:spacing w:after="40"/>
       </w:pPr>
     </w:p>
     <w:p>
       <w:pPr>
-        <w:spacing w:before="120" w:after="240"/>
-        <w:ind w:left="227"/>
-        <w:pBdr>
-          <w:left w:val="single" w:sz="18" w:space="8" w:color="8A4E18"/>
-        </w:pBdr>
-        <w:shd w:val="clear" w:fill="FBF7F1"/>
+        <w:spacing w:after="160"/>
+        <w:ind w:left="283"/>
+        <w:shd w:val="clear" w:fill="FBF3E6"/>
       </w:pPr>
       <w:r>
         <w:rPr>
           <w:rFonts w:ascii="맑은 고딕" w:hAnsi="맑은 고딕" w:eastAsia="맑은 고딕"/>
           <w:b/>
-          <w:color w:val="1A1F28"/>
+          <w:color w:val="4A5665"/>
           <w:sz w:val="20"/>
         </w:rPr>
         <w:t>알아 둘 것</w:t>
@@ -1473,127 +1546,119 @@
       <w:r>
         <w:rPr>
           <w:rFonts w:ascii="맑은 고딕" w:hAnsi="맑은 고딕" w:eastAsia="맑은 고딕"/>
-          <w:b w:val="0"/>
-          <w:color w:val="1A1F28"/>
+          <w:color w:val="4A5665"/>
           <w:sz w:val="20"/>
         </w:rPr>
         <w:t xml:space="preserve"> — 노드 SSH는 </w:t>
       </w:r>
       <w:r>
         <w:rPr>
-          <w:rFonts w:ascii="Consolas" w:hAnsi="Consolas" w:eastAsia="Consolas"/>
-          <w:color w:val="2B3A4E"/>
-          <w:sz w:val="20"/>
+          <w:rFonts w:ascii="D2Coding" w:hAnsi="D2Coding" w:eastAsia="D2Coding"/>
+          <w:color w:val="1E3A5F"/>
+          <w:sz w:val="19"/>
         </w:rPr>
         <w:t>asyncssh</w:t>
       </w:r>
       <w:r>
         <w:rPr>
           <w:rFonts w:ascii="맑은 고딕" w:hAnsi="맑은 고딕" w:eastAsia="맑은 고딕"/>
-          <w:b w:val="0"/>
-          <w:color w:val="1A1F28"/>
+          <w:color w:val="4A5665"/>
           <w:sz w:val="20"/>
         </w:rPr>
         <w:t xml:space="preserve">(파이썬 라이브러리)로 직접 말합니다. 이미지에 </w:t>
       </w:r>
       <w:r>
         <w:rPr>
-          <w:rFonts w:ascii="Consolas" w:hAnsi="Consolas" w:eastAsia="Consolas"/>
-          <w:color w:val="2B3A4E"/>
-          <w:sz w:val="20"/>
+          <w:rFonts w:ascii="D2Coding" w:hAnsi="D2Coding" w:eastAsia="D2Coding"/>
+          <w:color w:val="1E3A5F"/>
+          <w:sz w:val="19"/>
         </w:rPr>
         <w:t>openssh-client</w:t>
       </w:r>
       <w:r>
         <w:rPr>
           <w:rFonts w:ascii="맑은 고딕" w:hAnsi="맑은 고딕" w:eastAsia="맑은 고딕"/>
-          <w:b w:val="0"/>
-          <w:color w:val="1A1F28"/>
+          <w:color w:val="4A5665"/>
           <w:sz w:val="20"/>
         </w:rPr>
         <w:t xml:space="preserve">가 필요 없고, 그래서 </w:t>
       </w:r>
       <w:r>
         <w:rPr>
-          <w:rFonts w:ascii="Consolas" w:hAnsi="Consolas" w:eastAsia="Consolas"/>
-          <w:color w:val="2B3A4E"/>
-          <w:sz w:val="20"/>
+          <w:rFonts w:ascii="D2Coding" w:hAnsi="D2Coding" w:eastAsia="D2Coding"/>
+          <w:color w:val="1E3A5F"/>
+          <w:sz w:val="19"/>
         </w:rPr>
         <w:t>nc</w:t>
       </w:r>
       <w:r>
         <w:rPr>
           <w:rFonts w:ascii="맑은 고딕" w:hAnsi="맑은 고딕" w:eastAsia="맑은 고딕"/>
-          <w:b w:val="0"/>
-          <w:color w:val="1A1F28"/>
+          <w:color w:val="4A5665"/>
           <w:sz w:val="20"/>
         </w:rPr>
         <w:t>·</w:t>
       </w:r>
       <w:r>
         <w:rPr>
-          <w:rFonts w:ascii="Consolas" w:hAnsi="Consolas" w:eastAsia="Consolas"/>
-          <w:color w:val="2B3A4E"/>
-          <w:sz w:val="20"/>
+          <w:rFonts w:ascii="D2Coding" w:hAnsi="D2Coding" w:eastAsia="D2Coding"/>
+          <w:color w:val="1E3A5F"/>
+          <w:sz w:val="19"/>
         </w:rPr>
         <w:t>ping</w:t>
       </w:r>
       <w:r>
         <w:rPr>
           <w:rFonts w:ascii="맑은 고딕" w:hAnsi="맑은 고딕" w:eastAsia="맑은 고딕"/>
-          <w:b w:val="0"/>
-          <w:color w:val="1A1F28"/>
+          <w:color w:val="4A5665"/>
           <w:sz w:val="20"/>
         </w:rPr>
         <w:t>·</w:t>
       </w:r>
       <w:r>
         <w:rPr>
-          <w:rFonts w:ascii="Consolas" w:hAnsi="Consolas" w:eastAsia="Consolas"/>
-          <w:color w:val="2B3A4E"/>
-          <w:sz w:val="20"/>
+          <w:rFonts w:ascii="D2Coding" w:hAnsi="D2Coding" w:eastAsia="D2Coding"/>
+          <w:color w:val="1E3A5F"/>
+          <w:sz w:val="19"/>
         </w:rPr>
         <w:t>ssh</w:t>
       </w:r>
       <w:r>
         <w:rPr>
           <w:rFonts w:ascii="맑은 고딕" w:hAnsi="맑은 고딕" w:eastAsia="맑은 고딕"/>
-          <w:b w:val="0"/>
-          <w:color w:val="1A1F28"/>
+          <w:color w:val="4A5665"/>
           <w:sz w:val="20"/>
         </w:rPr>
         <w:t>·</w:t>
       </w:r>
       <w:r>
         <w:rPr>
-          <w:rFonts w:ascii="Consolas" w:hAnsi="Consolas" w:eastAsia="Consolas"/>
-          <w:color w:val="2B3A4E"/>
-          <w:sz w:val="20"/>
+          <w:rFonts w:ascii="D2Coding" w:hAnsi="D2Coding" w:eastAsia="D2Coding"/>
+          <w:color w:val="1E3A5F"/>
+          <w:sz w:val="19"/>
         </w:rPr>
         <w:t>curl</w:t>
       </w:r>
       <w:r>
         <w:rPr>
           <w:rFonts w:ascii="맑은 고딕" w:hAnsi="맑은 고딕" w:eastAsia="맑은 고딕"/>
-          <w:b w:val="0"/>
-          <w:color w:val="1A1F28"/>
+          <w:color w:val="4A5665"/>
           <w:sz w:val="20"/>
         </w:rPr>
         <w:t xml:space="preserve">도 없습니다. 컨테이너 안 진단은 </w:t>
       </w:r>
       <w:r>
         <w:rPr>
-          <w:rFonts w:ascii="Consolas" w:hAnsi="Consolas" w:eastAsia="Consolas"/>
-          <w:color w:val="2B3A4E"/>
-          <w:sz w:val="20"/>
+          <w:rFonts w:ascii="D2Coding" w:hAnsi="D2Coding" w:eastAsia="D2Coding"/>
+          <w:color w:val="1E3A5F"/>
+          <w:sz w:val="19"/>
         </w:rPr>
         <w:t>./opsctl.sh netcheck</w:t>
       </w:r>
       <w:r>
         <w:rPr>
           <w:rFonts w:ascii="맑은 고딕" w:hAnsi="맑은 고딕" w:eastAsia="맑은 고딕"/>
-          <w:b w:val="0"/>
-          <w:color w:val="1A1F28"/>
+          <w:color w:val="4A5665"/>
           <w:sz w:val="20"/>
         </w:rPr>
         <w:t>로 합니다.</w:t>
@@ -1601,26 +1666,27 @@
     </w:p>
     <w:p>
       <w:pPr>
-        <w:spacing w:before="40" w:after="40"/>
-        <w:pBdr>
-          <w:bottom w:val="single" w:sz="6" w:space="1" w:color="D7DDE5"/>
-        </w:pBdr>
-      </w:pPr>
-    </w:p>
-    <w:p>
-      <w:pPr>
         <w:pStyle w:val="Heading2"/>
+        <w:spacing w:before="320" w:after="120"/>
       </w:pPr>
       <w:r>
+        <w:rPr>
+          <w:rFonts w:ascii="맑은 고딕" w:hAnsi="맑은 고딕" w:eastAsia="맑은 고딕"/>
+          <w:color w:val="1E3A5F"/>
+          <w:sz w:val="30"/>
+        </w:rPr>
         <w:t>2. 배포 서버에 이미 있어야 하는 것</w:t>
       </w:r>
     </w:p>
     <w:p>
+      <w:pPr>
+        <w:spacing w:after="140"/>
+        <w:jc w:val="left"/>
+      </w:pPr>
       <w:r>
         <w:rPr>
           <w:rFonts w:ascii="맑은 고딕" w:hAnsi="맑은 고딕" w:eastAsia="맑은 고딕"/>
-          <w:b w:val="0"/>
-          <w:color w:val="1A1F28"/>
+          <w:color w:val="151B24"/>
           <w:sz w:val="21"/>
         </w:rPr>
         <w:t>우리가 설치하지 않는 것들입니다. 없으면 설치가 그 자리에서 멈춥니다.</w:t>
@@ -1630,29 +1696,30 @@
       <w:tblPr>
         <w:tblStyle w:val="TableGrid"/>
         <w:tblW w:type="auto" w:w="0"/>
-        <w:jc w:val="left"/>
+        <w:jc w:val="center"/>
         <w:tblLook w:firstColumn="1" w:firstRow="1" w:lastColumn="0" w:lastRow="0" w:noHBand="0" w:noVBand="1" w:val="04A0"/>
       </w:tblPr>
       <w:tblGrid>
-        <w:gridCol w:w="4759"/>
-        <w:gridCol w:w="4759"/>
+        <w:gridCol w:w="4873"/>
+        <w:gridCol w:w="4873"/>
       </w:tblGrid>
       <w:tr>
         <w:tc>
           <w:tcPr>
-            <w:tcW w:type="dxa" w:w="4759"/>
-            <w:shd w:val="clear" w:fill="EDF1F5"/>
+            <w:tcW w:type="dxa" w:w="4873"/>
+            <w:shd w:val="clear" w:fill="E8ECF1"/>
           </w:tcPr>
           <w:p>
-            <w:pPr>
-              <w:spacing w:after="40"/>
-            </w:pPr>
-            <w:r/>
+            <w:r>
+              <w:rPr>
+                <w:b/>
+              </w:rPr>
+            </w:r>
             <w:r>
               <w:rPr>
                 <w:rFonts w:ascii="맑은 고딕" w:hAnsi="맑은 고딕" w:eastAsia="맑은 고딕"/>
                 <w:b/>
-                <w:color w:val="3A4657"/>
+                <w:color w:val="151B24"/>
                 <w:sz w:val="19"/>
               </w:rPr>
               <w:t>항목</w:t>
@@ -1661,19 +1728,20 @@
         </w:tc>
         <w:tc>
           <w:tcPr>
-            <w:tcW w:type="dxa" w:w="4759"/>
-            <w:shd w:val="clear" w:fill="EDF1F5"/>
+            <w:tcW w:type="dxa" w:w="4873"/>
+            <w:shd w:val="clear" w:fill="E8ECF1"/>
           </w:tcPr>
           <w:p>
-            <w:pPr>
-              <w:spacing w:after="40"/>
-            </w:pPr>
-            <w:r/>
+            <w:r>
+              <w:rPr>
+                <w:b/>
+              </w:rPr>
+            </w:r>
             <w:r>
               <w:rPr>
                 <w:rFonts w:ascii="맑은 고딕" w:hAnsi="맑은 고딕" w:eastAsia="맑은 고딕"/>
                 <w:b/>
-                <w:color w:val="3A4657"/>
+                <w:color w:val="151B24"/>
                 <w:sz w:val="19"/>
               </w:rPr>
               <w:t>없으면</w:t>
@@ -1684,17 +1752,14 @@
       <w:tr>
         <w:tc>
           <w:tcPr>
-            <w:tcW w:type="dxa" w:w="4759"/>
+            <w:tcW w:type="dxa" w:w="4873"/>
           </w:tcPr>
           <w:p>
-            <w:pPr>
-              <w:spacing w:after="40"/>
-            </w:pPr>
+            <w:r/>
             <w:r>
               <w:rPr>
                 <w:rFonts w:ascii="맑은 고딕" w:hAnsi="맑은 고딕" w:eastAsia="맑은 고딕"/>
-                <w:b w:val="0"/>
-                <w:color w:val="1A1F28"/>
+                <w:color w:val="151B24"/>
                 <w:sz w:val="19"/>
               </w:rPr>
               <w:t>x86_64</w:t>
@@ -1703,17 +1768,15 @@
         </w:tc>
         <w:tc>
           <w:tcPr>
-            <w:tcW w:type="dxa" w:w="4759"/>
+            <w:tcW w:type="dxa" w:w="4873"/>
           </w:tcPr>
           <w:p>
-            <w:pPr>
-              <w:spacing w:after="40"/>
-            </w:pPr>
+            <w:r/>
             <w:r>
               <w:rPr>
                 <w:rFonts w:ascii="맑은 고딕" w:hAnsi="맑은 고딕" w:eastAsia="맑은 고딕"/>
                 <w:b/>
-                <w:color w:val="1A1F28"/>
+                <w:color w:val="151B24"/>
                 <w:sz w:val="19"/>
               </w:rPr>
               <w:t>중단</w:t>
@@ -1721,8 +1784,7 @@
             <w:r>
               <w:rPr>
                 <w:rFonts w:ascii="맑은 고딕" w:hAnsi="맑은 고딕" w:eastAsia="맑은 고딕"/>
-                <w:b w:val="0"/>
-                <w:color w:val="1A1F28"/>
+                <w:color w:val="151B24"/>
                 <w:sz w:val="19"/>
               </w:rPr>
               <w:t xml:space="preserve"> — 이 번들은 amd64 전용입니다</w:t>
@@ -1733,17 +1795,14 @@
       <w:tr>
         <w:tc>
           <w:tcPr>
-            <w:tcW w:type="dxa" w:w="4759"/>
+            <w:tcW w:type="dxa" w:w="4873"/>
           </w:tcPr>
           <w:p>
-            <w:pPr>
-              <w:spacing w:after="40"/>
-            </w:pPr>
+            <w:r/>
             <w:r>
               <w:rPr>
                 <w:rFonts w:ascii="맑은 고딕" w:hAnsi="맑은 고딕" w:eastAsia="맑은 고딕"/>
-                <w:b w:val="0"/>
-                <w:color w:val="1A1F28"/>
+                <w:color w:val="151B24"/>
                 <w:sz w:val="19"/>
               </w:rPr>
               <w:t>systemd</w:t>
@@ -1752,17 +1811,15 @@
         </w:tc>
         <w:tc>
           <w:tcPr>
-            <w:tcW w:type="dxa" w:w="4759"/>
+            <w:tcW w:type="dxa" w:w="4873"/>
           </w:tcPr>
           <w:p>
-            <w:pPr>
-              <w:spacing w:after="40"/>
-            </w:pPr>
+            <w:r/>
             <w:r>
               <w:rPr>
                 <w:rFonts w:ascii="맑은 고딕" w:hAnsi="맑은 고딕" w:eastAsia="맑은 고딕"/>
                 <w:b/>
-                <w:color w:val="1A1F28"/>
+                <w:color w:val="151B24"/>
                 <w:sz w:val="19"/>
               </w:rPr>
               <w:t>중단</w:t>
@@ -1770,8 +1827,7 @@
             <w:r>
               <w:rPr>
                 <w:rFonts w:ascii="맑은 고딕" w:hAnsi="맑은 고딕" w:eastAsia="맑은 고딕"/>
-                <w:b w:val="0"/>
-                <w:color w:val="1A1F28"/>
+                <w:color w:val="151B24"/>
                 <w:sz w:val="19"/>
               </w:rPr>
               <w:t xml:space="preserve"> — containerd를 서비스로 등록할 수 없습니다</w:t>
@@ -1782,17 +1838,14 @@
       <w:tr>
         <w:tc>
           <w:tcPr>
-            <w:tcW w:type="dxa" w:w="4759"/>
+            <w:tcW w:type="dxa" w:w="4873"/>
           </w:tcPr>
           <w:p>
-            <w:pPr>
-              <w:spacing w:after="40"/>
-            </w:pPr>
+            <w:r/>
             <w:r>
               <w:rPr>
                 <w:rFonts w:ascii="맑은 고딕" w:hAnsi="맑은 고딕" w:eastAsia="맑은 고딕"/>
-                <w:b w:val="0"/>
-                <w:color w:val="1A1F28"/>
+                <w:color w:val="151B24"/>
                 <w:sz w:val="19"/>
               </w:rPr>
               <w:t>iptables</w:t>
@@ -1801,17 +1854,15 @@
         </w:tc>
         <w:tc>
           <w:tcPr>
-            <w:tcW w:type="dxa" w:w="4759"/>
+            <w:tcW w:type="dxa" w:w="4873"/>
           </w:tcPr>
           <w:p>
-            <w:pPr>
-              <w:spacing w:after="40"/>
-            </w:pPr>
+            <w:r/>
             <w:r>
               <w:rPr>
                 <w:rFonts w:ascii="맑은 고딕" w:hAnsi="맑은 고딕" w:eastAsia="맑은 고딕"/>
                 <w:b/>
-                <w:color w:val="1A1F28"/>
+                <w:color w:val="151B24"/>
                 <w:sz w:val="19"/>
               </w:rPr>
               <w:t>중단</w:t>
@@ -1819,8 +1870,7 @@
             <w:r>
               <w:rPr>
                 <w:rFonts w:ascii="맑은 고딕" w:hAnsi="맑은 고딕" w:eastAsia="맑은 고딕"/>
-                <w:b w:val="0"/>
-                <w:color w:val="1A1F28"/>
+                <w:color w:val="151B24"/>
                 <w:sz w:val="19"/>
               </w:rPr>
               <w:t xml:space="preserve"> — 아래 설명 참조</w:t>
@@ -1831,17 +1881,14 @@
       <w:tr>
         <w:tc>
           <w:tcPr>
-            <w:tcW w:type="dxa" w:w="4759"/>
+            <w:tcW w:type="dxa" w:w="4873"/>
           </w:tcPr>
           <w:p>
-            <w:pPr>
-              <w:spacing w:after="40"/>
-            </w:pPr>
+            <w:r/>
             <w:r>
               <w:rPr>
                 <w:rFonts w:ascii="맑은 고딕" w:hAnsi="맑은 고딕" w:eastAsia="맑은 고딕"/>
-                <w:b w:val="0"/>
-                <w:color w:val="1A1F28"/>
+                <w:color w:val="151B24"/>
                 <w:sz w:val="19"/>
               </w:rPr>
               <w:t>overlayfs</w:t>
@@ -1850,17 +1897,14 @@
         </w:tc>
         <w:tc>
           <w:tcPr>
-            <w:tcW w:type="dxa" w:w="4759"/>
+            <w:tcW w:type="dxa" w:w="4873"/>
           </w:tcPr>
           <w:p>
-            <w:pPr>
-              <w:spacing w:after="40"/>
-            </w:pPr>
+            <w:r/>
             <w:r>
               <w:rPr>
                 <w:rFonts w:ascii="맑은 고딕" w:hAnsi="맑은 고딕" w:eastAsia="맑은 고딕"/>
-                <w:b w:val="0"/>
-                <w:color w:val="1A1F28"/>
+                <w:color w:val="151B24"/>
                 <w:sz w:val="19"/>
               </w:rPr>
               <w:t>경고 — 스냅샷터가 느린 대체 경로로 떨어집니다</w:t>
@@ -1871,17 +1915,14 @@
       <w:tr>
         <w:tc>
           <w:tcPr>
-            <w:tcW w:type="dxa" w:w="4759"/>
+            <w:tcW w:type="dxa" w:w="4873"/>
           </w:tcPr>
           <w:p>
-            <w:pPr>
-              <w:spacing w:after="40"/>
-            </w:pPr>
+            <w:r/>
             <w:r>
               <w:rPr>
                 <w:rFonts w:ascii="맑은 고딕" w:hAnsi="맑은 고딕" w:eastAsia="맑은 고딕"/>
-                <w:b w:val="0"/>
-                <w:color w:val="1A1F28"/>
+                <w:color w:val="151B24"/>
                 <w:sz w:val="19"/>
               </w:rPr>
               <w:t>tar · sha256sum · awk</w:t>
@@ -1890,17 +1931,15 @@
         </w:tc>
         <w:tc>
           <w:tcPr>
-            <w:tcW w:type="dxa" w:w="4759"/>
+            <w:tcW w:type="dxa" w:w="4873"/>
           </w:tcPr>
           <w:p>
-            <w:pPr>
-              <w:spacing w:after="40"/>
-            </w:pPr>
+            <w:r/>
             <w:r>
               <w:rPr>
                 <w:rFonts w:ascii="맑은 고딕" w:hAnsi="맑은 고딕" w:eastAsia="맑은 고딕"/>
                 <w:b/>
-                <w:color w:val="1A1F28"/>
+                <w:color w:val="151B24"/>
                 <w:sz w:val="19"/>
               </w:rPr>
               <w:t>중단</w:t>
@@ -1908,8 +1947,7 @@
             <w:r>
               <w:rPr>
                 <w:rFonts w:ascii="맑은 고딕" w:hAnsi="맑은 고딕" w:eastAsia="맑은 고딕"/>
-                <w:b w:val="0"/>
-                <w:color w:val="1A1F28"/>
+                <w:color w:val="151B24"/>
                 <w:sz w:val="19"/>
               </w:rPr>
               <w:t xml:space="preserve"> — 압축 해제와 체크섬 검증에 씁니다</w:t>
@@ -1920,17 +1958,14 @@
       <w:tr>
         <w:tc>
           <w:tcPr>
-            <w:tcW w:type="dxa" w:w="4759"/>
+            <w:tcW w:type="dxa" w:w="4873"/>
           </w:tcPr>
           <w:p>
-            <w:pPr>
-              <w:spacing w:after="40"/>
-            </w:pPr>
+            <w:r/>
             <w:r>
               <w:rPr>
                 <w:rFonts w:ascii="맑은 고딕" w:hAnsi="맑은 고딕" w:eastAsia="맑은 고딕"/>
-                <w:b w:val="0"/>
-                <w:color w:val="1A1F28"/>
+                <w:color w:val="151B24"/>
                 <w:sz w:val="19"/>
               </w:rPr>
               <w:t>root 또는 sudo</w:t>
@@ -1939,17 +1974,15 @@
         </w:tc>
         <w:tc>
           <w:tcPr>
-            <w:tcW w:type="dxa" w:w="4759"/>
+            <w:tcW w:type="dxa" w:w="4873"/>
           </w:tcPr>
           <w:p>
-            <w:pPr>
-              <w:spacing w:after="40"/>
-            </w:pPr>
+            <w:r/>
             <w:r>
               <w:rPr>
                 <w:rFonts w:ascii="맑은 고딕" w:hAnsi="맑은 고딕" w:eastAsia="맑은 고딕"/>
                 <w:b/>
-                <w:color w:val="1A1F28"/>
+                <w:color w:val="151B24"/>
                 <w:sz w:val="19"/>
               </w:rPr>
               <w:t>중단</w:t>
@@ -1957,8 +1990,7 @@
             <w:r>
               <w:rPr>
                 <w:rFonts w:ascii="맑은 고딕" w:hAnsi="맑은 고딕" w:eastAsia="맑은 고딕"/>
-                <w:b w:val="0"/>
-                <w:color w:val="1A1F28"/>
+                <w:color w:val="151B24"/>
                 <w:sz w:val="19"/>
               </w:rPr>
               <w:t xml:space="preserve"> — 런타임 설치는 시스템 작업입니다</w:t>
@@ -1969,23 +2001,20 @@
     </w:tbl>
     <w:p>
       <w:pPr>
-        <w:spacing w:after="80"/>
+        <w:spacing w:after="40"/>
       </w:pPr>
     </w:p>
     <w:p>
       <w:pPr>
-        <w:spacing w:before="120" w:after="240"/>
-        <w:ind w:left="227"/>
-        <w:pBdr>
-          <w:left w:val="single" w:sz="18" w:space="8" w:color="8A4E18"/>
-        </w:pBdr>
-        <w:shd w:val="clear" w:fill="FBF7F1"/>
+        <w:spacing w:after="160"/>
+        <w:ind w:left="283"/>
+        <w:shd w:val="clear" w:fill="FBF3E6"/>
       </w:pPr>
       <w:r>
         <w:rPr>
           <w:rFonts w:ascii="맑은 고딕" w:hAnsi="맑은 고딕" w:eastAsia="맑은 고딕"/>
           <w:b/>
-          <w:color w:val="1A1F28"/>
+          <w:color w:val="4A5665"/>
           <w:sz w:val="20"/>
         </w:rPr>
         <w:t>iptables가 특히 중요합니다</w:t>
@@ -1993,8 +2022,7 @@
       <w:r>
         <w:rPr>
           <w:rFonts w:ascii="맑은 고딕" w:hAnsi="맑은 고딕" w:eastAsia="맑은 고딕"/>
-          <w:b w:val="0"/>
-          <w:color w:val="1A1F28"/>
+          <w:color w:val="4A5665"/>
           <w:sz w:val="20"/>
         </w:rPr>
         <w:t xml:space="preserve"> — 브리지 네트워크의 포트 매핑은 CNI portmap의 DNAT이고, 밖으로 나가는 트래픽은 MASQUERADE입니다. 둘 다 iptables로 이뤄집니다. 없으면 </w:t>
@@ -2003,7 +2031,7 @@
         <w:rPr>
           <w:rFonts w:ascii="맑은 고딕" w:hAnsi="맑은 고딕" w:eastAsia="맑은 고딕"/>
           <w:b/>
-          <w:color w:val="1A1F28"/>
+          <w:color w:val="4A5665"/>
           <w:sz w:val="20"/>
         </w:rPr>
         <w:t>컨테이너는 뜨는데 화면이 열리지 않고 점검도 노드에 닿지 못하는</w:t>
@@ -2011,25 +2039,23 @@
       <w:r>
         <w:rPr>
           <w:rFonts w:ascii="맑은 고딕" w:hAnsi="맑은 고딕" w:eastAsia="맑은 고딕"/>
-          <w:b w:val="0"/>
-          <w:color w:val="1A1F28"/>
+          <w:color w:val="4A5665"/>
           <w:sz w:val="20"/>
         </w:rPr>
         <w:t xml:space="preserve"> 반쪽 상태가 됩니다. 폐쇄망 서버는 그 자리에서 iptables를 받을 수 없으므로, 설치를 끝내지 않고 멈추면서 </w:t>
       </w:r>
       <w:r>
         <w:rPr>
-          <w:rFonts w:ascii="Consolas" w:hAnsi="Consolas" w:eastAsia="Consolas"/>
-          <w:color w:val="2B3A4E"/>
-          <w:sz w:val="20"/>
+          <w:rFonts w:ascii="D2Coding" w:hAnsi="D2Coding" w:eastAsia="D2Coding"/>
+          <w:color w:val="1E3A5F"/>
+          <w:sz w:val="19"/>
         </w:rPr>
         <w:t>--no-bridge</w:t>
       </w:r>
       <w:r>
         <w:rPr>
           <w:rFonts w:ascii="맑은 고딕" w:hAnsi="맑은 고딕" w:eastAsia="맑은 고딕"/>
-          <w:b w:val="0"/>
-          <w:color w:val="1A1F28"/>
+          <w:color w:val="4A5665"/>
           <w:sz w:val="20"/>
         </w:rPr>
         <w:t xml:space="preserve"> 경로를 안내합니다.</w:t>
@@ -2037,26 +2063,27 @@
     </w:p>
     <w:p>
       <w:pPr>
-        <w:spacing w:before="40" w:after="40"/>
-        <w:pBdr>
-          <w:bottom w:val="single" w:sz="6" w:space="1" w:color="D7DDE5"/>
-        </w:pBdr>
-      </w:pPr>
-    </w:p>
-    <w:p>
-      <w:pPr>
         <w:pStyle w:val="Heading2"/>
+        <w:spacing w:before="320" w:after="120"/>
       </w:pPr>
       <w:r>
+        <w:rPr>
+          <w:rFonts w:ascii="맑은 고딕" w:hAnsi="맑은 고딕" w:eastAsia="맑은 고딕"/>
+          <w:color w:val="1E3A5F"/>
+          <w:sz w:val="30"/>
+        </w:rPr>
         <w:t>3. 설치 순서</w:t>
       </w:r>
     </w:p>
     <w:p>
+      <w:pPr>
+        <w:spacing w:after="140"/>
+        <w:jc w:val="left"/>
+      </w:pPr>
       <w:r>
         <w:rPr>
           <w:rFonts w:ascii="맑은 고딕" w:hAnsi="맑은 고딕" w:eastAsia="맑은 고딕"/>
-          <w:b w:val="0"/>
-          <w:color w:val="1A1F28"/>
+          <w:color w:val="151B24"/>
           <w:sz w:val="21"/>
         </w:rPr>
         <w:t>런타임 → 플랫폼 → (선택) 자동 기동. 순서가 바뀌면 플랫폼 설치가 "런타임이 없다"며 멈춥니다.</w:t>
@@ -2065,17 +2092,26 @@
     <w:p>
       <w:pPr>
         <w:pStyle w:val="Heading3"/>
+        <w:spacing w:before="200" w:after="120"/>
       </w:pPr>
       <w:r>
+        <w:rPr>
+          <w:rFonts w:ascii="맑은 고딕" w:hAnsi="맑은 고딕" w:eastAsia="맑은 고딕"/>
+          <w:color w:val="1E3A5F"/>
+          <w:sz w:val="25"/>
+        </w:rPr>
         <w:t>① 런타임 — root 필요</w:t>
       </w:r>
     </w:p>
     <w:p>
+      <w:pPr>
+        <w:spacing w:after="140"/>
+        <w:jc w:val="left"/>
+      </w:pPr>
       <w:r>
         <w:rPr>
           <w:rFonts w:ascii="맑은 고딕" w:hAnsi="맑은 고딕" w:eastAsia="맑은 고딕"/>
-          <w:b w:val="0"/>
-          <w:color w:val="1A1F28"/>
+          <w:color w:val="151B24"/>
           <w:sz w:val="21"/>
         </w:rPr>
         <w:t>정적 바이너리를 풀고 containerd를 서비스로 등록합니다. 이 단계만 시스템을 고칩니다.</w:t>
@@ -2083,137 +2119,72 @@
     </w:p>
     <w:p>
       <w:pPr>
-        <w:spacing w:before="120" w:after="240" w:line="288" w:lineRule="auto"/>
-        <w:ind w:left="170"/>
+        <w:spacing w:before="80" w:after="160"/>
+        <w:ind w:left="227"/>
         <w:shd w:val="clear" w:fill="F2F4F7"/>
       </w:pPr>
       <w:r>
         <w:rPr>
-          <w:rFonts w:ascii="Consolas" w:hAnsi="Consolas" w:eastAsia="Consolas"/>
-          <w:color w:val="1B2433"/>
+          <w:rFonts w:ascii="D2Coding" w:hAnsi="D2Coding" w:eastAsia="D2Coding"/>
           <w:sz w:val="18"/>
         </w:rPr>
         <w:t>tar -xzf openstack-ops-runtime-2.3.5-offline.tar.gz</w:t>
-      </w:r>
-      <w:r>
         <w:br/>
-      </w:r>
-      <w:r>
-        <w:rPr>
-          <w:rFonts w:ascii="Consolas" w:hAnsi="Consolas" w:eastAsia="Consolas"/>
-          <w:color w:val="1B2433"/>
-          <w:sz w:val="18"/>
-        </w:rPr>
         <w:t>cd openstack-ops-runtime-2.3.5</w:t>
-      </w:r>
-      <w:r>
         <w:br/>
-      </w:r>
-      <w:r>
-        <w:rPr>
-          <w:rFonts w:ascii="Consolas" w:hAnsi="Consolas" w:eastAsia="Consolas"/>
-          <w:color w:val="1B2433"/>
-          <w:sz w:val="18"/>
-        </w:rPr>
         <w:t>sudo ./install-runtime.sh</w:t>
-      </w:r>
-      <w:r>
         <w:br/>
-      </w:r>
-      <w:r>
-        <w:rPr>
-          <w:rFonts w:ascii="Consolas" w:hAnsi="Consolas" w:eastAsia="Consolas"/>
-          <w:color w:val="1B2433"/>
-          <w:sz w:val="18"/>
-        </w:rPr>
-      </w:r>
-      <w:r>
         <w:br/>
-      </w:r>
-      <w:r>
-        <w:rPr>
-          <w:rFonts w:ascii="Consolas" w:hAnsi="Consolas" w:eastAsia="Consolas"/>
-          <w:color w:val="1B2433"/>
-          <w:sz w:val="18"/>
-        </w:rPr>
         <w:t># 브리지 대역(기본 10.4.0.0/24)이 사내망과 겹치면</w:t>
-      </w:r>
-      <w:r>
         <w:br/>
-      </w:r>
-      <w:r>
-        <w:rPr>
-          <w:rFonts w:ascii="Consolas" w:hAnsi="Consolas" w:eastAsia="Consolas"/>
-          <w:color w:val="1B2433"/>
-          <w:sz w:val="18"/>
-        </w:rPr>
         <w:t>sudo ./install-runtime.sh --cni-subnet 172.31.240.0/24</w:t>
-      </w:r>
-      <w:r>
         <w:br/>
-      </w:r>
-      <w:r>
-        <w:rPr>
-          <w:rFonts w:ascii="Consolas" w:hAnsi="Consolas" w:eastAsia="Consolas"/>
-          <w:color w:val="1B2433"/>
-          <w:sz w:val="18"/>
-        </w:rPr>
-      </w:r>
-      <w:r>
         <w:br/>
-      </w:r>
-      <w:r>
-        <w:rPr>
-          <w:rFonts w:ascii="Consolas" w:hAnsi="Consolas" w:eastAsia="Consolas"/>
-          <w:color w:val="1B2433"/>
-          <w:sz w:val="18"/>
-        </w:rPr>
         <w:t># 또는 브리지를 아예 만들지 않고 host 네트워크로 (4장 참조)</w:t>
-      </w:r>
-      <w:r>
         <w:br/>
-      </w:r>
-      <w:r>
-        <w:rPr>
-          <w:rFonts w:ascii="Consolas" w:hAnsi="Consolas" w:eastAsia="Consolas"/>
-          <w:color w:val="1B2433"/>
-          <w:sz w:val="18"/>
-        </w:rPr>
         <w:t>sudo ./install-runtime.sh --no-bridge</w:t>
       </w:r>
     </w:p>
     <w:p>
+      <w:pPr>
+        <w:spacing w:after="140"/>
+        <w:jc w:val="left"/>
+      </w:pPr>
       <w:r>
         <w:rPr>
           <w:rFonts w:ascii="맑은 고딕" w:hAnsi="맑은 고딕" w:eastAsia="맑은 고딕"/>
-          <w:b w:val="0"/>
-          <w:color w:val="1A1F28"/>
+          <w:color w:val="151B24"/>
           <w:sz w:val="21"/>
         </w:rPr>
         <w:t xml:space="preserve">설치 전에 </w:t>
       </w:r>
       <w:r>
         <w:rPr>
-          <w:rFonts w:ascii="Consolas" w:hAnsi="Consolas" w:eastAsia="Consolas"/>
-          <w:color w:val="2B3A4E"/>
-          <w:sz w:val="21"/>
+          <w:rFonts w:ascii="D2Coding" w:hAnsi="D2Coding" w:eastAsia="D2Coding"/>
+          <w:color w:val="1E3A5F"/>
+          <w:sz w:val="20"/>
         </w:rPr>
         <w:t>ip route</w:t>
       </w:r>
       <w:r>
         <w:rPr>
           <w:rFonts w:ascii="맑은 고딕" w:hAnsi="맑은 고딕" w:eastAsia="맑은 고딕"/>
-          <w:b w:val="0"/>
-          <w:color w:val="1A1F28"/>
+          <w:color w:val="151B24"/>
           <w:sz w:val="21"/>
         </w:rPr>
-        <w:t xml:space="preserve">와 브리지 대역이 겹치는지 계산합니다. 겹치면 중단합니다 — 겹친 채로 두면 </w:t>
+        <w:t>와 브리지 대역이 겹치는지 계산합니다. 겹치면 중단합니다 — 겹친 채로 두면</w:t>
       </w:r>
+    </w:p>
+    <w:p>
+      <w:pPr>
+        <w:spacing w:after="140"/>
+        <w:jc w:val="left"/>
+      </w:pPr>
       <w:r>
         <w:rPr>
           <w:rFonts w:ascii="맑은 고딕" w:hAnsi="맑은 고딕" w:eastAsia="맑은 고딕"/>
           <w:b/>
-          <w:color w:val="1A1F28"/>
+          <w:color w:val="151B24"/>
           <w:sz w:val="21"/>
         </w:rPr>
         <w:t>일부 노드만 점검에 실패하는</w:t>
@@ -2221,8 +2192,7 @@
       <w:r>
         <w:rPr>
           <w:rFonts w:ascii="맑은 고딕" w:hAnsi="맑은 고딕" w:eastAsia="맑은 고딕"/>
-          <w:b w:val="0"/>
-          <w:color w:val="1A1F28"/>
+          <w:color w:val="151B24"/>
           <w:sz w:val="21"/>
         </w:rPr>
         <w:t xml:space="preserve"> 형태로 나타나 원인을 찾기 어렵습니다.</w:t>
@@ -2231,17 +2201,26 @@
     <w:p>
       <w:pPr>
         <w:pStyle w:val="Heading3"/>
+        <w:spacing w:before="200" w:after="120"/>
       </w:pPr>
       <w:r>
+        <w:rPr>
+          <w:rFonts w:ascii="맑은 고딕" w:hAnsi="맑은 고딕" w:eastAsia="맑은 고딕"/>
+          <w:color w:val="1E3A5F"/>
+          <w:sz w:val="25"/>
+        </w:rPr>
         <w:t>② 플랫폼</w:t>
       </w:r>
     </w:p>
     <w:p>
+      <w:pPr>
+        <w:spacing w:after="140"/>
+        <w:jc w:val="left"/>
+      </w:pPr>
       <w:r>
         <w:rPr>
           <w:rFonts w:ascii="맑은 고딕" w:hAnsi="맑은 고딕" w:eastAsia="맑은 고딕"/>
-          <w:b w:val="0"/>
-          <w:color w:val="1A1F28"/>
+          <w:color w:val="151B24"/>
           <w:sz w:val="21"/>
         </w:rPr>
         <w:t>이미지를 적재하고 컨테이너 하나를 띄웁니다. 번들 디렉터리 밖에는 아무것도 만들지 않습니다.</w:t>
@@ -2249,76 +2228,36 @@
     </w:p>
     <w:p>
       <w:pPr>
-        <w:spacing w:before="120" w:after="240" w:line="288" w:lineRule="auto"/>
-        <w:ind w:left="170"/>
+        <w:spacing w:before="80" w:after="160"/>
+        <w:ind w:left="227"/>
         <w:shd w:val="clear" w:fill="F2F4F7"/>
       </w:pPr>
       <w:r>
         <w:rPr>
-          <w:rFonts w:ascii="Consolas" w:hAnsi="Consolas" w:eastAsia="Consolas"/>
-          <w:color w:val="1B2433"/>
+          <w:rFonts w:ascii="D2Coding" w:hAnsi="D2Coding" w:eastAsia="D2Coding"/>
           <w:sz w:val="18"/>
         </w:rPr>
-        <w:t>cd .. &amp;&amp; tar -xzf openstack-ops-platform-1.1.4-offline.tar.gz</w:t>
-      </w:r>
-      <w:r>
+        <w:t>cd .. &amp;&amp; tar -xzf openstack-ops-platform-1.1.5-offline.tar.gz</w:t>
         <w:br/>
-      </w:r>
-      <w:r>
-        <w:rPr>
-          <w:rFonts w:ascii="Consolas" w:hAnsi="Consolas" w:eastAsia="Consolas"/>
-          <w:color w:val="1B2433"/>
-          <w:sz w:val="18"/>
-        </w:rPr>
-        <w:t>cd openstack-ops-platform-1.1.4</w:t>
-      </w:r>
-      <w:r>
+        <w:t>cd openstack-ops-platform-1.1.5</w:t>
         <w:br/>
-      </w:r>
-      <w:r>
-        <w:rPr>
-          <w:rFonts w:ascii="Consolas" w:hAnsi="Consolas" w:eastAsia="Consolas"/>
-          <w:color w:val="1B2433"/>
-          <w:sz w:val="18"/>
-        </w:rPr>
         <w:t>cp config.env.example config.env      # HOST_PORT · TIMEZONE · 필요하면 USE_HOST_NETWORK</w:t>
-      </w:r>
-      <w:r>
         <w:br/>
-      </w:r>
-      <w:r>
-        <w:rPr>
-          <w:rFonts w:ascii="Consolas" w:hAnsi="Consolas" w:eastAsia="Consolas"/>
-          <w:color w:val="1B2433"/>
-          <w:sz w:val="18"/>
-        </w:rPr>
-      </w:r>
-      <w:r>
         <w:br/>
-      </w:r>
-      <w:r>
-        <w:rPr>
-          <w:rFonts w:ascii="Consolas" w:hAnsi="Consolas" w:eastAsia="Consolas"/>
-          <w:color w:val="1B2433"/>
-          <w:sz w:val="18"/>
-        </w:rPr>
         <w:t>sudo env "PATH=$PATH" ./install.sh</w:t>
       </w:r>
     </w:p>
     <w:p>
       <w:pPr>
-        <w:spacing w:before="120" w:after="240"/>
-        <w:ind w:left="227"/>
-        <w:pBdr>
-          <w:left w:val="single" w:sz="18" w:space="8" w:color="8A4E18"/>
-        </w:pBdr>
-        <w:shd w:val="clear" w:fill="FBF7F1"/>
+        <w:spacing w:after="160"/>
+        <w:ind w:left="283"/>
+        <w:shd w:val="clear" w:fill="FBF3E6"/>
       </w:pPr>
       <w:r>
         <w:rPr>
           <w:rFonts w:ascii="맑은 고딕" w:hAnsi="맑은 고딕" w:eastAsia="맑은 고딕"/>
           <w:b/>
-          <w:color w:val="1A1F28"/>
+          <w:color w:val="4A5665"/>
           <w:sz w:val="20"/>
         </w:rPr>
         <w:t>`env "PATH=$PATH"`가 핵심입니다</w:t>
@@ -2326,70 +2265,83 @@
       <w:r>
         <w:rPr>
           <w:rFonts w:ascii="맑은 고딕" w:hAnsi="맑은 고딕" w:eastAsia="맑은 고딕"/>
-          <w:b w:val="0"/>
-          <w:color w:val="1A1F28"/>
+          <w:color w:val="4A5665"/>
           <w:sz w:val="20"/>
         </w:rPr>
         <w:t xml:space="preserve"> — nerdctl은 </w:t>
       </w:r>
       <w:r>
         <w:rPr>
-          <w:rFonts w:ascii="Consolas" w:hAnsi="Consolas" w:eastAsia="Consolas"/>
-          <w:color w:val="2B3A4E"/>
-          <w:sz w:val="20"/>
+          <w:rFonts w:ascii="D2Coding" w:hAnsi="D2Coding" w:eastAsia="D2Coding"/>
+          <w:color w:val="1E3A5F"/>
+          <w:sz w:val="19"/>
         </w:rPr>
         <w:t>/usr/local/bin</w:t>
       </w:r>
       <w:r>
         <w:rPr>
           <w:rFonts w:ascii="맑은 고딕" w:hAnsi="맑은 고딕" w:eastAsia="맑은 고딕"/>
-          <w:b w:val="0"/>
-          <w:color w:val="1A1F28"/>
+          <w:color w:val="4A5665"/>
           <w:sz w:val="20"/>
         </w:rPr>
         <w:t xml:space="preserve">에 있는데 </w:t>
       </w:r>
       <w:r>
         <w:rPr>
-          <w:rFonts w:ascii="Consolas" w:hAnsi="Consolas" w:eastAsia="Consolas"/>
-          <w:color w:val="2B3A4E"/>
-          <w:sz w:val="20"/>
+          <w:rFonts w:ascii="D2Coding" w:hAnsi="D2Coding" w:eastAsia="D2Coding"/>
+          <w:color w:val="1E3A5F"/>
+          <w:sz w:val="19"/>
         </w:rPr>
         <w:t>sudo</w:t>
       </w:r>
       <w:r>
         <w:rPr>
           <w:rFonts w:ascii="맑은 고딕" w:hAnsi="맑은 고딕" w:eastAsia="맑은 고딕"/>
-          <w:b w:val="0"/>
-          <w:color w:val="1A1F28"/>
+          <w:color w:val="4A5665"/>
           <w:sz w:val="20"/>
         </w:rPr>
         <w:t>가 PATH를 좁혀 그 경로를 못 보면, 설치 스크립트가 "런타임이 없다"며 멈춥니다. 런타임을 방금 깐 서버에서 가장 흔한 실패입니다.</w:t>
       </w:r>
     </w:p>
     <w:p>
+      <w:pPr>
+        <w:spacing w:after="140"/>
+        <w:jc w:val="left"/>
+      </w:pPr>
       <w:r>
         <w:rPr>
           <w:rFonts w:ascii="맑은 고딕" w:hAnsi="맑은 고딕" w:eastAsia="맑은 고딕"/>
-          <w:b w:val="0"/>
-          <w:color w:val="1A1F28"/>
+          <w:color w:val="151B24"/>
           <w:sz w:val="21"/>
         </w:rPr>
-        <w:t xml:space="preserve">6단계(실행 환경 → 설정 → 이미지 적재 → 데이터 → 기동 → 동작 확인)로 진행하고, 마지막에 접속 주소와 계정을 찍습니다. 초기 비밀번호는 </w:t>
+        <w:t>6단계(실행 환경 → 설정 → 이미지 적재 → 데이터 → 기동 → 동작 확인)로 진행하고, 마지막에 접속 주소와</w:t>
+      </w:r>
+    </w:p>
+    <w:p>
+      <w:pPr>
+        <w:spacing w:after="140"/>
+        <w:jc w:val="left"/>
+      </w:pPr>
+      <w:r>
+        <w:rPr>
+          <w:rFonts w:ascii="맑은 고딕" w:hAnsi="맑은 고딕" w:eastAsia="맑은 고딕"/>
+          <w:color w:val="151B24"/>
+          <w:sz w:val="21"/>
+        </w:rPr>
+        <w:t xml:space="preserve">계정을 찍습니다. 초기 비밀번호는 </w:t>
       </w:r>
       <w:r>
         <w:rPr>
-          <w:rFonts w:ascii="Consolas" w:hAnsi="Consolas" w:eastAsia="Consolas"/>
-          <w:color w:val="2B3A4E"/>
-          <w:sz w:val="21"/>
+          <w:rFonts w:ascii="D2Coding" w:hAnsi="D2Coding" w:eastAsia="D2Coding"/>
+          <w:color w:val="1E3A5F"/>
+          <w:sz w:val="20"/>
         </w:rPr>
         <w:t>Okestro2018@</w:t>
       </w:r>
       <w:r>
         <w:rPr>
           <w:rFonts w:ascii="맑은 고딕" w:hAnsi="맑은 고딕" w:eastAsia="맑은 고딕"/>
-          <w:b w:val="0"/>
-          <w:color w:val="1A1F28"/>
+          <w:color w:val="151B24"/>
           <w:sz w:val="21"/>
         </w:rPr>
         <w:t>이며 첫 로그인에서 변경을 강제합니다.</w:t>
@@ -2398,17 +2350,26 @@
     <w:p>
       <w:pPr>
         <w:pStyle w:val="Heading3"/>
+        <w:spacing w:before="200" w:after="120"/>
       </w:pPr>
       <w:r>
+        <w:rPr>
+          <w:rFonts w:ascii="맑은 고딕" w:hAnsi="맑은 고딕" w:eastAsia="맑은 고딕"/>
+          <w:color w:val="1E3A5F"/>
+          <w:sz w:val="25"/>
+        </w:rPr>
         <w:t>③ 재부팅 자동 기동 — 선택</w:t>
       </w:r>
     </w:p>
     <w:p>
+      <w:pPr>
+        <w:spacing w:after="140"/>
+        <w:jc w:val="left"/>
+      </w:pPr>
       <w:r>
         <w:rPr>
           <w:rFonts w:ascii="맑은 고딕" w:hAnsi="맑은 고딕" w:eastAsia="맑은 고딕"/>
-          <w:b w:val="0"/>
-          <w:color w:val="1A1F28"/>
+          <w:color w:val="151B24"/>
           <w:sz w:val="21"/>
         </w:rPr>
         <w:t>부팅 직후 컨테이너는 꺼져 있고 자기 자신을 켤 수 없습니다. 켜 줄 것을 하나 둡니다.</w:t>
@@ -2416,36 +2377,29 @@
     </w:p>
     <w:p>
       <w:pPr>
-        <w:spacing w:before="120" w:after="240" w:line="288" w:lineRule="auto"/>
-        <w:ind w:left="170"/>
+        <w:spacing w:before="80" w:after="160"/>
+        <w:ind w:left="227"/>
         <w:shd w:val="clear" w:fill="F2F4F7"/>
       </w:pPr>
       <w:r>
         <w:rPr>
-          <w:rFonts w:ascii="Consolas" w:hAnsi="Consolas" w:eastAsia="Consolas"/>
-          <w:color w:val="1B2433"/>
+          <w:rFonts w:ascii="D2Coding" w:hAnsi="D2Coding" w:eastAsia="D2Coding"/>
           <w:sz w:val="18"/>
         </w:rPr>
         <w:t>sudo ./opsctl.sh install-service      # 치환 → 검증 → 설치 → enable → 기동</w:t>
-      </w:r>
-      <w:r>
         <w:br/>
-      </w:r>
-      <w:r>
-        <w:rPr>
-          <w:rFonts w:ascii="Consolas" w:hAnsi="Consolas" w:eastAsia="Consolas"/>
-          <w:color w:val="1B2433"/>
-          <w:sz w:val="18"/>
-        </w:rPr>
         <w:t>sudo ./opsctl.sh uninstall-service    # 유닛만 제거. 컨테이너는 그대로</w:t>
       </w:r>
     </w:p>
     <w:p>
+      <w:pPr>
+        <w:spacing w:after="140"/>
+        <w:jc w:val="left"/>
+      </w:pPr>
       <w:r>
         <w:rPr>
           <w:rFonts w:ascii="맑은 고딕" w:hAnsi="맑은 고딕" w:eastAsia="맑은 고딕"/>
-          <w:b w:val="0"/>
-          <w:color w:val="1A1F28"/>
+          <w:color w:val="151B24"/>
           <w:sz w:val="21"/>
         </w:rPr>
         <w:t xml:space="preserve">서식의 자리표시자를 번들 절대경로로 바꾸고, </w:t>
@@ -2454,7 +2408,7 @@
         <w:rPr>
           <w:rFonts w:ascii="맑은 고딕" w:hAnsi="맑은 고딕" w:eastAsia="맑은 고딕"/>
           <w:b/>
-          <w:color w:val="1A1F28"/>
+          <w:color w:val="151B24"/>
           <w:sz w:val="21"/>
         </w:rPr>
         <w:t>파일을 놓기 전에</w:t>
@@ -2462,25 +2416,51 @@
       <w:r>
         <w:rPr>
           <w:rFonts w:ascii="맑은 고딕" w:hAnsi="맑은 고딕" w:eastAsia="맑은 고딕"/>
-          <w:b w:val="0"/>
-          <w:color w:val="1A1F28"/>
+          <w:color w:val="151B24"/>
           <w:sz w:val="21"/>
         </w:rPr>
-        <w:t xml:space="preserve"> 결과를 검사합니다. 자리표시자가 남았거나 경로가 절대경로가 아니면 설치하지 않고 멈춥니다. 같은 이름의 유닛이 이 번들의 것이 아니면 덮어쓰지 않습니다. 놓은 경로는 </w:t>
+        <w:t xml:space="preserve"> 결과를 검사합니다. 자리표시자가 남았거나</w:t>
+      </w:r>
+    </w:p>
+    <w:p>
+      <w:pPr>
+        <w:spacing w:after="140"/>
+        <w:jc w:val="left"/>
+      </w:pPr>
+      <w:r>
+        <w:rPr>
+          <w:rFonts w:ascii="맑은 고딕" w:hAnsi="맑은 고딕" w:eastAsia="맑은 고딕"/>
+          <w:color w:val="151B24"/>
+          <w:sz w:val="21"/>
+        </w:rPr>
+        <w:t>경로가 절대경로가 아니면 설치하지 않고 멈춥니다. 같은 이름의 유닛이 이 번들의 것이 아니면 덮어쓰지 않습니다.</w:t>
+      </w:r>
+    </w:p>
+    <w:p>
+      <w:pPr>
+        <w:spacing w:after="140"/>
+        <w:jc w:val="left"/>
+      </w:pPr>
+      <w:r>
+        <w:rPr>
+          <w:rFonts w:ascii="맑은 고딕" w:hAnsi="맑은 고딕" w:eastAsia="맑은 고딕"/>
+          <w:color w:val="151B24"/>
+          <w:sz w:val="21"/>
+        </w:rPr>
+        <w:t xml:space="preserve">놓은 경로는 </w:t>
       </w:r>
       <w:r>
         <w:rPr>
-          <w:rFonts w:ascii="Consolas" w:hAnsi="Consolas" w:eastAsia="Consolas"/>
-          <w:color w:val="2B3A4E"/>
-          <w:sz w:val="21"/>
+          <w:rFonts w:ascii="D2Coding" w:hAnsi="D2Coding" w:eastAsia="D2Coding"/>
+          <w:color w:val="1E3A5F"/>
+          <w:sz w:val="20"/>
         </w:rPr>
         <w:t>installed-service.txt</w:t>
       </w:r>
       <w:r>
         <w:rPr>
           <w:rFonts w:ascii="맑은 고딕" w:hAnsi="맑은 고딕" w:eastAsia="맑은 고딕"/>
-          <w:b w:val="0"/>
-          <w:color w:val="1A1F28"/>
+          <w:color w:val="151B24"/>
           <w:sz w:val="21"/>
         </w:rPr>
         <w:t>에 적히고, 제거는 거기 적힌 것만 지웁니다.</w:t>
@@ -2488,18 +2468,15 @@
     </w:p>
     <w:p>
       <w:pPr>
-        <w:spacing w:before="120" w:after="240"/>
-        <w:ind w:left="227"/>
-        <w:pBdr>
-          <w:left w:val="single" w:sz="18" w:space="8" w:color="8A4E18"/>
-        </w:pBdr>
-        <w:shd w:val="clear" w:fill="FBF7F1"/>
+        <w:spacing w:after="160"/>
+        <w:ind w:left="283"/>
+        <w:shd w:val="clear" w:fill="FBF3E6"/>
       </w:pPr>
       <w:r>
         <w:rPr>
           <w:rFonts w:ascii="맑은 고딕" w:hAnsi="맑은 고딕" w:eastAsia="맑은 고딕"/>
           <w:b/>
-          <w:color w:val="1A1F28"/>
+          <w:color w:val="4A5665"/>
           <w:sz w:val="20"/>
         </w:rPr>
         <w:t>1.1.3 이하에서는</w:t>
@@ -2507,25 +2484,23 @@
       <w:r>
         <w:rPr>
           <w:rFonts w:ascii="맑은 고딕" w:hAnsi="맑은 고딕" w:eastAsia="맑은 고딕"/>
-          <w:b w:val="0"/>
-          <w:color w:val="1A1F28"/>
+          <w:color w:val="4A5665"/>
           <w:sz w:val="20"/>
         </w:rPr>
         <w:t xml:space="preserve"> 이 명령이 없어 서식을 손으로 치환해야 합니다. 자리표시자는 밑줄 두 개를 포함한 </w:t>
       </w:r>
       <w:r>
         <w:rPr>
-          <w:rFonts w:ascii="Consolas" w:hAnsi="Consolas" w:eastAsia="Consolas"/>
-          <w:color w:val="2B3A4E"/>
-          <w:sz w:val="20"/>
+          <w:rFonts w:ascii="D2Coding" w:hAnsi="D2Coding" w:eastAsia="D2Coding"/>
+          <w:color w:val="1E3A5F"/>
+          <w:sz w:val="19"/>
         </w:rPr>
         <w:t>__BUNDLE_DIR__</w:t>
       </w:r>
       <w:r>
         <w:rPr>
           <w:rFonts w:ascii="맑은 고딕" w:hAnsi="맑은 고딕" w:eastAsia="맑은 고딕"/>
-          <w:b w:val="0"/>
-          <w:color w:val="1A1F28"/>
+          <w:color w:val="4A5665"/>
           <w:sz w:val="20"/>
         </w:rPr>
         <w:t xml:space="preserve"> </w:t>
@@ -2534,7 +2509,7 @@
         <w:rPr>
           <w:rFonts w:ascii="맑은 고딕" w:hAnsi="맑은 고딕" w:eastAsia="맑은 고딕"/>
           <w:b/>
-          <w:color w:val="1A1F28"/>
+          <w:color w:val="4A5665"/>
           <w:sz w:val="20"/>
         </w:rPr>
         <w:t>전체</w:t>
@@ -2542,59 +2517,55 @@
       <w:r>
         <w:rPr>
           <w:rFonts w:ascii="맑은 고딕" w:hAnsi="맑은 고딕" w:eastAsia="맑은 고딕"/>
-          <w:b w:val="0"/>
-          <w:color w:val="1A1F28"/>
+          <w:color w:val="4A5665"/>
           <w:sz w:val="20"/>
         </w:rPr>
         <w:t xml:space="preserve">입니다. </w:t>
       </w:r>
       <w:r>
         <w:rPr>
-          <w:rFonts w:ascii="Consolas" w:hAnsi="Consolas" w:eastAsia="Consolas"/>
-          <w:color w:val="2B3A4E"/>
-          <w:sz w:val="20"/>
+          <w:rFonts w:ascii="D2Coding" w:hAnsi="D2Coding" w:eastAsia="D2Coding"/>
+          <w:color w:val="1E3A5F"/>
+          <w:sz w:val="19"/>
         </w:rPr>
         <w:t>BUNDLE_DIR</w:t>
       </w:r>
       <w:r>
         <w:rPr>
           <w:rFonts w:ascii="맑은 고딕" w:hAnsi="맑은 고딕" w:eastAsia="맑은 고딕"/>
-          <w:b w:val="0"/>
-          <w:color w:val="1A1F28"/>
+          <w:color w:val="4A5665"/>
           <w:sz w:val="20"/>
         </w:rPr>
         <w:t xml:space="preserve">만 바꾸면 </w:t>
       </w:r>
       <w:r>
         <w:rPr>
-          <w:rFonts w:ascii="Consolas" w:hAnsi="Consolas" w:eastAsia="Consolas"/>
-          <w:color w:val="2B3A4E"/>
-          <w:sz w:val="20"/>
+          <w:rFonts w:ascii="D2Coding" w:hAnsi="D2Coding" w:eastAsia="D2Coding"/>
+          <w:color w:val="1E3A5F"/>
+          <w:sz w:val="19"/>
         </w:rPr>
         <w:t>__/경로__</w:t>
       </w:r>
       <w:r>
         <w:rPr>
           <w:rFonts w:ascii="맑은 고딕" w:hAnsi="맑은 고딕" w:eastAsia="맑은 고딕"/>
-          <w:b w:val="0"/>
-          <w:color w:val="1A1F28"/>
+          <w:color w:val="4A5665"/>
           <w:sz w:val="20"/>
         </w:rPr>
         <w:t xml:space="preserve">가 남아 systemd가 </w:t>
       </w:r>
       <w:r>
         <w:rPr>
-          <w:rFonts w:ascii="Consolas" w:hAnsi="Consolas" w:eastAsia="Consolas"/>
-          <w:color w:val="2B3A4E"/>
-          <w:sz w:val="20"/>
+          <w:rFonts w:ascii="D2Coding" w:hAnsi="D2Coding" w:eastAsia="D2Coding"/>
+          <w:color w:val="1E3A5F"/>
+          <w:sz w:val="19"/>
         </w:rPr>
         <w:t>path is not absolute</w:t>
       </w:r>
       <w:r>
         <w:rPr>
           <w:rFonts w:ascii="맑은 고딕" w:hAnsi="맑은 고딕" w:eastAsia="맑은 고딕"/>
-          <w:b w:val="0"/>
-          <w:color w:val="1A1F28"/>
+          <w:color w:val="4A5665"/>
           <w:sz w:val="20"/>
         </w:rPr>
         <w:t>로 유닛을 거부합니다.</w:t>
@@ -2602,18 +2573,15 @@
     </w:p>
     <w:p>
       <w:pPr>
-        <w:spacing w:before="120" w:after="240"/>
-        <w:ind w:left="227"/>
-        <w:pBdr>
-          <w:left w:val="single" w:sz="18" w:space="8" w:color="8A4E18"/>
-        </w:pBdr>
-        <w:shd w:val="clear" w:fill="FBF7F1"/>
+        <w:spacing w:after="160"/>
+        <w:ind w:left="283"/>
+        <w:shd w:val="clear" w:fill="FBF3E6"/>
       </w:pPr>
       <w:r>
         <w:rPr>
           <w:rFonts w:ascii="맑은 고딕" w:hAnsi="맑은 고딕" w:eastAsia="맑은 고딕"/>
           <w:b/>
-          <w:color w:val="1A1F28"/>
+          <w:color w:val="4A5665"/>
           <w:sz w:val="20"/>
         </w:rPr>
         <w:t>이 단계가 꼭 필요한가</w:t>
@@ -2621,25 +2589,23 @@
       <w:r>
         <w:rPr>
           <w:rFonts w:ascii="맑은 고딕" w:hAnsi="맑은 고딕" w:eastAsia="맑은 고딕"/>
-          <w:b w:val="0"/>
-          <w:color w:val="1A1F28"/>
+          <w:color w:val="4A5665"/>
           <w:sz w:val="20"/>
         </w:rPr>
         <w:t xml:space="preserve"> — 컨테이너는 </w:t>
       </w:r>
       <w:r>
         <w:rPr>
-          <w:rFonts w:ascii="Consolas" w:hAnsi="Consolas" w:eastAsia="Consolas"/>
-          <w:color w:val="2B3A4E"/>
-          <w:sz w:val="20"/>
+          <w:rFonts w:ascii="D2Coding" w:hAnsi="D2Coding" w:eastAsia="D2Coding"/>
+          <w:color w:val="1E3A5F"/>
+          <w:sz w:val="19"/>
         </w:rPr>
         <w:t>--restart unless-stopped</w:t>
       </w:r>
       <w:r>
         <w:rPr>
           <w:rFonts w:ascii="맑은 고딕" w:hAnsi="맑은 고딕" w:eastAsia="맑은 고딕"/>
-          <w:b w:val="0"/>
-          <w:color w:val="1A1F28"/>
+          <w:color w:val="4A5665"/>
           <w:sz w:val="20"/>
         </w:rPr>
         <w:t xml:space="preserve">로 떠 있고 nerdctl은 이를 containerd의 restart 플러그인에 맡깁니다. 그 플러그인이 켜져 있고 containerd가 부팅 시 뜨면 유닛 없이도 복구될 수 있습니다. 다만 </w:t>
@@ -2648,7 +2614,7 @@
         <w:rPr>
           <w:rFonts w:ascii="맑은 고딕" w:hAnsi="맑은 고딕" w:eastAsia="맑은 고딕"/>
           <w:b/>
-          <w:color w:val="1A1F28"/>
+          <w:color w:val="4A5665"/>
           <w:sz w:val="20"/>
         </w:rPr>
         <w:t>실제 재부팅으로는 확인하지 않았습니다.</w:t>
@@ -2656,8 +2622,7 @@
       <w:r>
         <w:rPr>
           <w:rFonts w:ascii="맑은 고딕" w:hAnsi="맑은 고딕" w:eastAsia="맑은 고딕"/>
-          <w:b w:val="0"/>
-          <w:color w:val="1A1F28"/>
+          <w:color w:val="4A5665"/>
           <w:sz w:val="20"/>
         </w:rPr>
         <w:t xml:space="preserve"> 재부팅 창이 있으면 유닛 없이 한 번 확인해 보고, 없으면 유닛을 두는 쪽이 확실합니다.</w:t>
@@ -2665,59 +2630,75 @@
     </w:p>
     <w:p>
       <w:pPr>
-        <w:spacing w:before="40" w:after="40"/>
-        <w:pBdr>
-          <w:bottom w:val="single" w:sz="6" w:space="1" w:color="D7DDE5"/>
-        </w:pBdr>
-      </w:pPr>
-    </w:p>
-    <w:p>
-      <w:pPr>
         <w:pStyle w:val="Heading2"/>
+        <w:spacing w:before="320" w:after="120"/>
       </w:pPr>
       <w:r>
+        <w:rPr>
+          <w:rFonts w:ascii="맑은 고딕" w:hAnsi="맑은 고딕" w:eastAsia="맑은 고딕"/>
+          <w:color w:val="1E3A5F"/>
+          <w:sz w:val="30"/>
+        </w:rPr>
         <w:t>4. 네트워크 선택 — 브리지 vs host</w:t>
       </w:r>
     </w:p>
     <w:p>
+      <w:pPr>
+        <w:spacing w:after="140"/>
+        <w:jc w:val="left"/>
+      </w:pPr>
       <w:r>
         <w:rPr>
           <w:rFonts w:ascii="맑은 고딕" w:hAnsi="맑은 고딕" w:eastAsia="맑은 고딕"/>
-          <w:b w:val="0"/>
-          <w:color w:val="1A1F28"/>
+          <w:color w:val="151B24"/>
           <w:sz w:val="21"/>
         </w:rPr>
-        <w:t>플랫폼은 컨테이너 안에서 점검 대상 노드로 SSH를 나갑니다. 여기서 막히면 화면은 멀쩡한데 점검만 전부 실패합니다. 먼저 정하고 가는 편이 낫습니다.</w:t>
+        <w:t>플랫폼은 컨테이너 안에서 점검 대상 노드로 SSH를 나갑니다. 여기서 막히면 화면은 멀쩡한데 점검만 전부</w:t>
+      </w:r>
+    </w:p>
+    <w:p>
+      <w:pPr>
+        <w:spacing w:after="140"/>
+        <w:jc w:val="left"/>
+      </w:pPr>
+      <w:r>
+        <w:rPr>
+          <w:rFonts w:ascii="맑은 고딕" w:hAnsi="맑은 고딕" w:eastAsia="맑은 고딕"/>
+          <w:color w:val="151B24"/>
+          <w:sz w:val="21"/>
+        </w:rPr>
+        <w:t>실패합니다. 먼저 정하고 가는 편이 낫습니다.</w:t>
       </w:r>
     </w:p>
     <w:tbl>
       <w:tblPr>
         <w:tblStyle w:val="TableGrid"/>
         <w:tblW w:type="auto" w:w="0"/>
-        <w:jc w:val="left"/>
+        <w:jc w:val="center"/>
         <w:tblLook w:firstColumn="1" w:firstRow="1" w:lastColumn="0" w:lastRow="0" w:noHBand="0" w:noVBand="1" w:val="04A0"/>
       </w:tblPr>
       <w:tblGrid>
-        <w:gridCol w:w="3173"/>
-        <w:gridCol w:w="3173"/>
-        <w:gridCol w:w="3173"/>
+        <w:gridCol w:w="3249"/>
+        <w:gridCol w:w="3249"/>
+        <w:gridCol w:w="3249"/>
       </w:tblGrid>
       <w:tr>
         <w:tc>
           <w:tcPr>
-            <w:tcW w:type="dxa" w:w="3173"/>
-            <w:shd w:val="clear" w:fill="EDF1F5"/>
+            <w:tcW w:type="dxa" w:w="3249"/>
+            <w:shd w:val="clear" w:fill="E8ECF1"/>
           </w:tcPr>
           <w:p>
-            <w:pPr>
-              <w:spacing w:after="40"/>
-            </w:pPr>
-            <w:r/>
+            <w:r>
+              <w:rPr>
+                <w:b/>
+              </w:rPr>
+            </w:r>
             <w:r>
               <w:rPr>
                 <w:rFonts w:ascii="맑은 고딕" w:hAnsi="맑은 고딕" w:eastAsia="맑은 고딕"/>
                 <w:b/>
-                <w:color w:val="3A4657"/>
+                <w:color w:val="151B24"/>
                 <w:sz w:val="19"/>
               </w:rPr>
               <w:t>선택</w:t>
@@ -2726,19 +2707,20 @@
         </w:tc>
         <w:tc>
           <w:tcPr>
-            <w:tcW w:type="dxa" w:w="3173"/>
-            <w:shd w:val="clear" w:fill="EDF1F5"/>
+            <w:tcW w:type="dxa" w:w="3249"/>
+            <w:shd w:val="clear" w:fill="E8ECF1"/>
           </w:tcPr>
           <w:p>
-            <w:pPr>
-              <w:spacing w:after="40"/>
-            </w:pPr>
-            <w:r/>
+            <w:r>
+              <w:rPr>
+                <w:b/>
+              </w:rPr>
+            </w:r>
             <w:r>
               <w:rPr>
                 <w:rFonts w:ascii="맑은 고딕" w:hAnsi="맑은 고딕" w:eastAsia="맑은 고딕"/>
                 <w:b/>
-                <w:color w:val="3A4657"/>
+                <w:color w:val="151B24"/>
                 <w:sz w:val="19"/>
               </w:rPr>
               <w:t>설정</w:t>
@@ -2747,19 +2729,20 @@
         </w:tc>
         <w:tc>
           <w:tcPr>
-            <w:tcW w:type="dxa" w:w="3173"/>
-            <w:shd w:val="clear" w:fill="EDF1F5"/>
+            <w:tcW w:type="dxa" w:w="3249"/>
+            <w:shd w:val="clear" w:fill="E8ECF1"/>
           </w:tcPr>
           <w:p>
-            <w:pPr>
-              <w:spacing w:after="40"/>
-            </w:pPr>
-            <w:r/>
+            <w:r>
+              <w:rPr>
+                <w:b/>
+              </w:rPr>
+            </w:r>
             <w:r>
               <w:rPr>
                 <w:rFonts w:ascii="맑은 고딕" w:hAnsi="맑은 고딕" w:eastAsia="맑은 고딕"/>
                 <w:b/>
-                <w:color w:val="3A4657"/>
+                <w:color w:val="151B24"/>
                 <w:sz w:val="19"/>
               </w:rPr>
               <w:t>이럴 때</w:t>
@@ -2770,17 +2753,15 @@
       <w:tr>
         <w:tc>
           <w:tcPr>
-            <w:tcW w:type="dxa" w:w="3173"/>
+            <w:tcW w:type="dxa" w:w="3249"/>
           </w:tcPr>
           <w:p>
-            <w:pPr>
-              <w:spacing w:after="40"/>
-            </w:pPr>
+            <w:r/>
             <w:r>
               <w:rPr>
                 <w:rFonts w:ascii="맑은 고딕" w:hAnsi="맑은 고딕" w:eastAsia="맑은 고딕"/>
                 <w:b/>
-                <w:color w:val="1A1F28"/>
+                <w:color w:val="151B24"/>
                 <w:sz w:val="19"/>
               </w:rPr>
               <w:t>브리지</w:t>
@@ -2788,8 +2769,7 @@
             <w:r>
               <w:rPr>
                 <w:rFonts w:ascii="맑은 고딕" w:hAnsi="맑은 고딕" w:eastAsia="맑은 고딕"/>
-                <w:b w:val="0"/>
-                <w:color w:val="1A1F28"/>
+                <w:color w:val="151B24"/>
                 <w:sz w:val="19"/>
               </w:rPr>
               <w:t xml:space="preserve"> (기본값)</w:t>
@@ -2798,25 +2778,22 @@
         </w:tc>
         <w:tc>
           <w:tcPr>
-            <w:tcW w:type="dxa" w:w="3173"/>
+            <w:tcW w:type="dxa" w:w="3249"/>
           </w:tcPr>
           <w:p>
-            <w:pPr>
-              <w:spacing w:after="40"/>
-            </w:pPr>
+            <w:r/>
             <w:r>
               <w:rPr>
-                <w:rFonts w:ascii="Consolas" w:hAnsi="Consolas" w:eastAsia="Consolas"/>
-                <w:color w:val="2B3A4E"/>
-                <w:sz w:val="19"/>
+                <w:rFonts w:ascii="D2Coding" w:hAnsi="D2Coding" w:eastAsia="D2Coding"/>
+                <w:color w:val="1E3A5F"/>
+                <w:sz w:val="18"/>
               </w:rPr>
               <w:t>USE_HOST_NETWORK=no</w:t>
             </w:r>
             <w:r>
               <w:rPr>
                 <w:rFonts w:ascii="맑은 고딕" w:hAnsi="맑은 고딕" w:eastAsia="맑은 고딕"/>
-                <w:b w:val="0"/>
-                <w:color w:val="1A1F28"/>
+                <w:color w:val="151B24"/>
                 <w:sz w:val="19"/>
               </w:rPr>
               <w:t>, HOST_PORT 자유</w:t>
@@ -2825,17 +2802,14 @@
         </w:tc>
         <w:tc>
           <w:tcPr>
-            <w:tcW w:type="dxa" w:w="3173"/>
+            <w:tcW w:type="dxa" w:w="3249"/>
           </w:tcPr>
           <w:p>
-            <w:pPr>
-              <w:spacing w:after="40"/>
-            </w:pPr>
+            <w:r/>
             <w:r>
               <w:rPr>
                 <w:rFonts w:ascii="맑은 고딕" w:hAnsi="맑은 고딕" w:eastAsia="맑은 고딕"/>
-                <w:b w:val="0"/>
-                <w:color w:val="1A1F28"/>
+                <w:color w:val="151B24"/>
                 <w:sz w:val="19"/>
               </w:rPr>
               <w:t>노드가 배포 서버와 같은 대역에 있고, 포트를 8090 말고 다른 값으로 쓰고 싶을 때</w:t>
@@ -2846,17 +2820,15 @@
       <w:tr>
         <w:tc>
           <w:tcPr>
-            <w:tcW w:type="dxa" w:w="3173"/>
+            <w:tcW w:type="dxa" w:w="3249"/>
           </w:tcPr>
           <w:p>
-            <w:pPr>
-              <w:spacing w:after="40"/>
-            </w:pPr>
+            <w:r/>
             <w:r>
               <w:rPr>
                 <w:rFonts w:ascii="맑은 고딕" w:hAnsi="맑은 고딕" w:eastAsia="맑은 고딕"/>
                 <w:b/>
-                <w:color w:val="1A1F28"/>
+                <w:color w:val="151B24"/>
                 <w:sz w:val="19"/>
               </w:rPr>
               <w:t>host</w:t>
@@ -2864,8 +2836,7 @@
             <w:r>
               <w:rPr>
                 <w:rFonts w:ascii="맑은 고딕" w:hAnsi="맑은 고딕" w:eastAsia="맑은 고딕"/>
-                <w:b w:val="0"/>
-                <w:color w:val="1A1F28"/>
+                <w:color w:val="151B24"/>
                 <w:sz w:val="19"/>
               </w:rPr>
               <w:t xml:space="preserve"> (권장)</w:t>
@@ -2874,25 +2845,22 @@
         </w:tc>
         <w:tc>
           <w:tcPr>
-            <w:tcW w:type="dxa" w:w="3173"/>
+            <w:tcW w:type="dxa" w:w="3249"/>
           </w:tcPr>
           <w:p>
-            <w:pPr>
-              <w:spacing w:after="40"/>
-            </w:pPr>
+            <w:r/>
             <w:r>
               <w:rPr>
-                <w:rFonts w:ascii="Consolas" w:hAnsi="Consolas" w:eastAsia="Consolas"/>
-                <w:color w:val="2B3A4E"/>
-                <w:sz w:val="19"/>
+                <w:rFonts w:ascii="D2Coding" w:hAnsi="D2Coding" w:eastAsia="D2Coding"/>
+                <w:color w:val="1E3A5F"/>
+                <w:sz w:val="18"/>
               </w:rPr>
               <w:t>USE_HOST_NETWORK=yes</w:t>
             </w:r>
             <w:r>
               <w:rPr>
                 <w:rFonts w:ascii="맑은 고딕" w:hAnsi="맑은 고딕" w:eastAsia="맑은 고딕"/>
-                <w:b w:val="0"/>
-                <w:color w:val="1A1F28"/>
+                <w:color w:val="151B24"/>
                 <w:sz w:val="19"/>
               </w:rPr>
               <w:t>, 포트 8090 고정</w:t>
@@ -2901,17 +2869,14 @@
         </w:tc>
         <w:tc>
           <w:tcPr>
-            <w:tcW w:type="dxa" w:w="3173"/>
+            <w:tcW w:type="dxa" w:w="3249"/>
           </w:tcPr>
           <w:p>
-            <w:pPr>
-              <w:spacing w:after="40"/>
-            </w:pPr>
+            <w:r/>
             <w:r>
               <w:rPr>
                 <w:rFonts w:ascii="맑은 고딕" w:hAnsi="맑은 고딕" w:eastAsia="맑은 고딕"/>
-                <w:b w:val="0"/>
-                <w:color w:val="1A1F28"/>
+                <w:color w:val="151B24"/>
                 <w:sz w:val="19"/>
               </w:rPr>
               <w:t xml:space="preserve">노드가 사설망 곳곳에 흩어져 있거나, 노드 방화벽이 출발지 IP 기준일 때. 브리지·NAT·포워딩이 통째로 빠지고 컨테이너가 배포 서버 네트워크를 그대로 씁니다. 노드 쪽 허용 규칙도 </w:t>
@@ -2920,7 +2885,7 @@
               <w:rPr>
                 <w:rFonts w:ascii="맑은 고딕" w:hAnsi="맑은 고딕" w:eastAsia="맑은 고딕"/>
                 <w:b/>
-                <w:color w:val="1A1F28"/>
+                <w:color w:val="151B24"/>
                 <w:sz w:val="19"/>
               </w:rPr>
               <w:t>서버 IP 하나</w:t>
@@ -2928,25 +2893,23 @@
             <w:r>
               <w:rPr>
                 <w:rFonts w:ascii="맑은 고딕" w:hAnsi="맑은 고딕" w:eastAsia="맑은 고딕"/>
-                <w:b w:val="0"/>
-                <w:color w:val="1A1F28"/>
+                <w:color w:val="151B24"/>
                 <w:sz w:val="19"/>
               </w:rPr>
               <w:t xml:space="preserve">로 끝납니다. 런타임 설치의 </w:t>
             </w:r>
             <w:r>
               <w:rPr>
-                <w:rFonts w:ascii="Consolas" w:hAnsi="Consolas" w:eastAsia="Consolas"/>
-                <w:color w:val="2B3A4E"/>
-                <w:sz w:val="19"/>
+                <w:rFonts w:ascii="D2Coding" w:hAnsi="D2Coding" w:eastAsia="D2Coding"/>
+                <w:color w:val="1E3A5F"/>
+                <w:sz w:val="18"/>
               </w:rPr>
               <w:t>--no-bridge</w:t>
             </w:r>
             <w:r>
               <w:rPr>
                 <w:rFonts w:ascii="맑은 고딕" w:hAnsi="맑은 고딕" w:eastAsia="맑은 고딕"/>
-                <w:b w:val="0"/>
-                <w:color w:val="1A1F28"/>
+                <w:color w:val="151B24"/>
                 <w:sz w:val="19"/>
               </w:rPr>
               <w:t>와 짝입니다</w:t>
@@ -2957,51 +2920,64 @@
     </w:tbl>
     <w:p>
       <w:pPr>
-        <w:spacing w:after="80"/>
+        <w:spacing w:after="40"/>
       </w:pPr>
     </w:p>
     <w:p>
       <w:pPr>
         <w:pStyle w:val="Heading3"/>
+        <w:spacing w:before="200" w:after="120"/>
       </w:pPr>
       <w:r>
+        <w:rPr>
+          <w:rFonts w:ascii="맑은 고딕" w:hAnsi="맑은 고딕" w:eastAsia="맑은 고딕"/>
+          <w:color w:val="1E3A5F"/>
+          <w:sz w:val="25"/>
+        </w:rPr>
         <w:t>막혔을 때 어느 층인지 보는 법</w:t>
       </w:r>
     </w:p>
     <w:p>
+      <w:pPr>
+        <w:spacing w:after="140"/>
+        <w:jc w:val="left"/>
+      </w:pPr>
       <w:r>
         <w:rPr>
           <w:rFonts w:ascii="맑은 고딕" w:hAnsi="맑은 고딕" w:eastAsia="맑은 고딕"/>
-          <w:b w:val="0"/>
-          <w:color w:val="1A1F28"/>
+          <w:color w:val="151B24"/>
           <w:sz w:val="21"/>
         </w:rPr>
-        <w:t>컨테이너 안과 호스트 양쪽에서 이름 해석 → 경로 → TCP 22 → SSH 배너를 확인하고, 두 결과의 조합으로 조치를 정합니다.</w:t>
+        <w:t>컨테이너 안과 호스트 양쪽에서 이름 해석 → 경로 → TCP 22 → SSH 배너를 확인하고, 두 결과의 조합으로</w:t>
       </w:r>
     </w:p>
     <w:p>
       <w:pPr>
-        <w:spacing w:before="120" w:after="240" w:line="288" w:lineRule="auto"/>
-        <w:ind w:left="170"/>
+        <w:spacing w:after="140"/>
+        <w:jc w:val="left"/>
+      </w:pPr>
+      <w:r>
+        <w:rPr>
+          <w:rFonts w:ascii="맑은 고딕" w:hAnsi="맑은 고딕" w:eastAsia="맑은 고딕"/>
+          <w:color w:val="151B24"/>
+          <w:sz w:val="21"/>
+        </w:rPr>
+        <w:t>조치를 정합니다.</w:t>
+      </w:r>
+    </w:p>
+    <w:p>
+      <w:pPr>
+        <w:spacing w:before="80" w:after="160"/>
+        <w:ind w:left="227"/>
         <w:shd w:val="clear" w:fill="F2F4F7"/>
       </w:pPr>
       <w:r>
         <w:rPr>
-          <w:rFonts w:ascii="Consolas" w:hAnsi="Consolas" w:eastAsia="Consolas"/>
-          <w:color w:val="1B2433"/>
+          <w:rFonts w:ascii="D2Coding" w:hAnsi="D2Coding" w:eastAsia="D2Coding"/>
           <w:sz w:val="18"/>
         </w:rPr>
         <w:t>./opsctl.sh netcheck 10.255.191.11        # 기본 포트 22</w:t>
-      </w:r>
-      <w:r>
         <w:br/>
-      </w:r>
-      <w:r>
-        <w:rPr>
-          <w:rFonts w:ascii="Consolas" w:hAnsi="Consolas" w:eastAsia="Consolas"/>
-          <w:color w:val="1B2433"/>
-          <w:sz w:val="18"/>
-        </w:rPr>
         <w:t>./opsctl.sh netcheck controller-01 2222</w:t>
       </w:r>
     </w:p>
@@ -3009,30 +2985,31 @@
       <w:tblPr>
         <w:tblStyle w:val="TableGrid"/>
         <w:tblW w:type="auto" w:w="0"/>
-        <w:jc w:val="left"/>
+        <w:jc w:val="center"/>
         <w:tblLook w:firstColumn="1" w:firstRow="1" w:lastColumn="0" w:lastRow="0" w:noHBand="0" w:noVBand="1" w:val="04A0"/>
       </w:tblPr>
       <w:tblGrid>
-        <w:gridCol w:w="3173"/>
-        <w:gridCol w:w="3173"/>
-        <w:gridCol w:w="3173"/>
+        <w:gridCol w:w="3249"/>
+        <w:gridCol w:w="3249"/>
+        <w:gridCol w:w="3249"/>
       </w:tblGrid>
       <w:tr>
         <w:tc>
           <w:tcPr>
-            <w:tcW w:type="dxa" w:w="3173"/>
-            <w:shd w:val="clear" w:fill="EDF1F5"/>
+            <w:tcW w:type="dxa" w:w="3249"/>
+            <w:shd w:val="clear" w:fill="E8ECF1"/>
           </w:tcPr>
           <w:p>
-            <w:pPr>
-              <w:spacing w:after="40"/>
-            </w:pPr>
-            <w:r/>
+            <w:r>
+              <w:rPr>
+                <w:b/>
+              </w:rPr>
+            </w:r>
             <w:r>
               <w:rPr>
                 <w:rFonts w:ascii="맑은 고딕" w:hAnsi="맑은 고딕" w:eastAsia="맑은 고딕"/>
                 <w:b/>
-                <w:color w:val="3A4657"/>
+                <w:color w:val="151B24"/>
                 <w:sz w:val="19"/>
               </w:rPr>
               <w:t>컨테이너</w:t>
@@ -3041,19 +3018,20 @@
         </w:tc>
         <w:tc>
           <w:tcPr>
-            <w:tcW w:type="dxa" w:w="3173"/>
-            <w:shd w:val="clear" w:fill="EDF1F5"/>
+            <w:tcW w:type="dxa" w:w="3249"/>
+            <w:shd w:val="clear" w:fill="E8ECF1"/>
           </w:tcPr>
           <w:p>
-            <w:pPr>
-              <w:spacing w:after="40"/>
-            </w:pPr>
-            <w:r/>
+            <w:r>
+              <w:rPr>
+                <w:b/>
+              </w:rPr>
+            </w:r>
             <w:r>
               <w:rPr>
                 <w:rFonts w:ascii="맑은 고딕" w:hAnsi="맑은 고딕" w:eastAsia="맑은 고딕"/>
                 <w:b/>
-                <w:color w:val="3A4657"/>
+                <w:color w:val="151B24"/>
                 <w:sz w:val="19"/>
               </w:rPr>
               <w:t>호스트</w:t>
@@ -3062,19 +3040,20 @@
         </w:tc>
         <w:tc>
           <w:tcPr>
-            <w:tcW w:type="dxa" w:w="3173"/>
-            <w:shd w:val="clear" w:fill="EDF1F5"/>
+            <w:tcW w:type="dxa" w:w="3249"/>
+            <w:shd w:val="clear" w:fill="E8ECF1"/>
           </w:tcPr>
           <w:p>
-            <w:pPr>
-              <w:spacing w:after="40"/>
-            </w:pPr>
-            <w:r/>
+            <w:r>
+              <w:rPr>
+                <w:b/>
+              </w:rPr>
+            </w:r>
             <w:r>
               <w:rPr>
                 <w:rFonts w:ascii="맑은 고딕" w:hAnsi="맑은 고딕" w:eastAsia="맑은 고딕"/>
                 <w:b/>
-                <w:color w:val="3A4657"/>
+                <w:color w:val="151B24"/>
                 <w:sz w:val="19"/>
               </w:rPr>
               <w:t>결론과 조치</w:t>
@@ -3085,17 +3064,14 @@
       <w:tr>
         <w:tc>
           <w:tcPr>
-            <w:tcW w:type="dxa" w:w="3173"/>
+            <w:tcW w:type="dxa" w:w="3249"/>
           </w:tcPr>
           <w:p>
-            <w:pPr>
-              <w:spacing w:after="40"/>
-            </w:pPr>
+            <w:r/>
             <w:r>
               <w:rPr>
                 <w:rFonts w:ascii="맑은 고딕" w:hAnsi="맑은 고딕" w:eastAsia="맑은 고딕"/>
-                <w:b w:val="0"/>
-                <w:color w:val="1A1F28"/>
+                <w:color w:val="151B24"/>
                 <w:sz w:val="19"/>
               </w:rPr>
               <w:t>성공</w:t>
@@ -3104,17 +3080,14 @@
         </w:tc>
         <w:tc>
           <w:tcPr>
-            <w:tcW w:type="dxa" w:w="3173"/>
+            <w:tcW w:type="dxa" w:w="3249"/>
           </w:tcPr>
           <w:p>
-            <w:pPr>
-              <w:spacing w:after="40"/>
-            </w:pPr>
+            <w:r/>
             <w:r>
               <w:rPr>
                 <w:rFonts w:ascii="맑은 고딕" w:hAnsi="맑은 고딕" w:eastAsia="맑은 고딕"/>
-                <w:b w:val="0"/>
-                <w:color w:val="1A1F28"/>
+                <w:color w:val="151B24"/>
                 <w:sz w:val="19"/>
               </w:rPr>
               <w:t>성공</w:t>
@@ -3123,17 +3096,14 @@
         </w:tc>
         <w:tc>
           <w:tcPr>
-            <w:tcW w:type="dxa" w:w="3173"/>
+            <w:tcW w:type="dxa" w:w="3249"/>
           </w:tcPr>
           <w:p>
-            <w:pPr>
-              <w:spacing w:after="40"/>
-            </w:pPr>
+            <w:r/>
             <w:r>
               <w:rPr>
                 <w:rFonts w:ascii="맑은 고딕" w:hAnsi="맑은 고딕" w:eastAsia="맑은 고딕"/>
-                <w:b w:val="0"/>
-                <w:color w:val="1A1F28"/>
+                <w:color w:val="151B24"/>
                 <w:sz w:val="19"/>
               </w:rPr>
               <w:t>네트워크는 문제가 아닙니다. 계정·키·호스트 키 승인·sudo를 봅니다</w:t>
@@ -3144,17 +3114,14 @@
       <w:tr>
         <w:tc>
           <w:tcPr>
-            <w:tcW w:type="dxa" w:w="3173"/>
+            <w:tcW w:type="dxa" w:w="3249"/>
           </w:tcPr>
           <w:p>
-            <w:pPr>
-              <w:spacing w:after="40"/>
-            </w:pPr>
+            <w:r/>
             <w:r>
               <w:rPr>
                 <w:rFonts w:ascii="맑은 고딕" w:hAnsi="맑은 고딕" w:eastAsia="맑은 고딕"/>
-                <w:b w:val="0"/>
-                <w:color w:val="1A1F28"/>
+                <w:color w:val="151B24"/>
                 <w:sz w:val="19"/>
               </w:rPr>
               <w:t>실패</w:t>
@@ -3163,17 +3130,14 @@
         </w:tc>
         <w:tc>
           <w:tcPr>
-            <w:tcW w:type="dxa" w:w="3173"/>
+            <w:tcW w:type="dxa" w:w="3249"/>
           </w:tcPr>
           <w:p>
-            <w:pPr>
-              <w:spacing w:after="40"/>
-            </w:pPr>
+            <w:r/>
             <w:r>
               <w:rPr>
                 <w:rFonts w:ascii="맑은 고딕" w:hAnsi="맑은 고딕" w:eastAsia="맑은 고딕"/>
-                <w:b w:val="0"/>
-                <w:color w:val="1A1F28"/>
+                <w:color w:val="151B24"/>
                 <w:sz w:val="19"/>
               </w:rPr>
               <w:t>성공</w:t>
@@ -3182,43 +3146,39 @@
         </w:tc>
         <w:tc>
           <w:tcPr>
-            <w:tcW w:type="dxa" w:w="3173"/>
+            <w:tcW w:type="dxa" w:w="3249"/>
           </w:tcPr>
           <w:p>
-            <w:pPr>
-              <w:spacing w:after="40"/>
-            </w:pPr>
+            <w:r/>
             <w:r>
               <w:rPr>
                 <w:rFonts w:ascii="맑은 고딕" w:hAnsi="맑은 고딕" w:eastAsia="맑은 고딕"/>
-                <w:b w:val="0"/>
-                <w:color w:val="1A1F28"/>
+                <w:color w:val="151B24"/>
                 <w:sz w:val="19"/>
               </w:rPr>
               <w:t xml:space="preserve">브리지가 사설망에 닿지 못합니다. </w:t>
             </w:r>
             <w:r>
               <w:rPr>
-                <w:rFonts w:ascii="Consolas" w:hAnsi="Consolas" w:eastAsia="Consolas"/>
-                <w:color w:val="2B3A4E"/>
-                <w:sz w:val="19"/>
+                <w:rFonts w:ascii="D2Coding" w:hAnsi="D2Coding" w:eastAsia="D2Coding"/>
+                <w:color w:val="1E3A5F"/>
+                <w:sz w:val="18"/>
               </w:rPr>
               <w:t>USE_HOST_NETWORK=yes</w:t>
             </w:r>
             <w:r>
               <w:rPr>
                 <w:rFonts w:ascii="맑은 고딕" w:hAnsi="맑은 고딕" w:eastAsia="맑은 고딕"/>
-                <w:b w:val="0"/>
-                <w:color w:val="1A1F28"/>
+                <w:color w:val="151B24"/>
                 <w:sz w:val="19"/>
               </w:rPr>
               <w:t xml:space="preserve"> → </w:t>
             </w:r>
             <w:r>
               <w:rPr>
-                <w:rFonts w:ascii="Consolas" w:hAnsi="Consolas" w:eastAsia="Consolas"/>
-                <w:color w:val="2B3A4E"/>
-                <w:sz w:val="19"/>
+                <w:rFonts w:ascii="D2Coding" w:hAnsi="D2Coding" w:eastAsia="D2Coding"/>
+                <w:color w:val="1E3A5F"/>
+                <w:sz w:val="18"/>
               </w:rPr>
               <w:t>./opsctl.sh restart</w:t>
             </w:r>
@@ -3228,17 +3188,14 @@
       <w:tr>
         <w:tc>
           <w:tcPr>
-            <w:tcW w:type="dxa" w:w="3173"/>
+            <w:tcW w:type="dxa" w:w="3249"/>
           </w:tcPr>
           <w:p>
-            <w:pPr>
-              <w:spacing w:after="40"/>
-            </w:pPr>
+            <w:r/>
             <w:r>
               <w:rPr>
                 <w:rFonts w:ascii="맑은 고딕" w:hAnsi="맑은 고딕" w:eastAsia="맑은 고딕"/>
-                <w:b w:val="0"/>
-                <w:color w:val="1A1F28"/>
+                <w:color w:val="151B24"/>
                 <w:sz w:val="19"/>
               </w:rPr>
               <w:t>이름 해석 실패</w:t>
@@ -3247,17 +3204,14 @@
         </w:tc>
         <w:tc>
           <w:tcPr>
-            <w:tcW w:type="dxa" w:w="3173"/>
+            <w:tcW w:type="dxa" w:w="3249"/>
           </w:tcPr>
           <w:p>
-            <w:pPr>
-              <w:spacing w:after="40"/>
-            </w:pPr>
+            <w:r/>
             <w:r>
               <w:rPr>
                 <w:rFonts w:ascii="맑은 고딕" w:hAnsi="맑은 고딕" w:eastAsia="맑은 고딕"/>
-                <w:b w:val="0"/>
-                <w:color w:val="1A1F28"/>
+                <w:color w:val="151B24"/>
                 <w:sz w:val="19"/>
               </w:rPr>
               <w:t>—</w:t>
@@ -3266,34 +3220,30 @@
         </w:tc>
         <w:tc>
           <w:tcPr>
-            <w:tcW w:type="dxa" w:w="3173"/>
+            <w:tcW w:type="dxa" w:w="3249"/>
           </w:tcPr>
           <w:p>
-            <w:pPr>
-              <w:spacing w:after="40"/>
-            </w:pPr>
+            <w:r/>
             <w:r>
               <w:rPr>
                 <w:rFonts w:ascii="맑은 고딕" w:hAnsi="맑은 고딕" w:eastAsia="맑은 고딕"/>
-                <w:b w:val="0"/>
-                <w:color w:val="1A1F28"/>
+                <w:color w:val="151B24"/>
                 <w:sz w:val="19"/>
               </w:rPr>
               <w:t xml:space="preserve">컨테이너는 호스트 </w:t>
             </w:r>
             <w:r>
               <w:rPr>
-                <w:rFonts w:ascii="Consolas" w:hAnsi="Consolas" w:eastAsia="Consolas"/>
-                <w:color w:val="2B3A4E"/>
-                <w:sz w:val="19"/>
+                <w:rFonts w:ascii="D2Coding" w:hAnsi="D2Coding" w:eastAsia="D2Coding"/>
+                <w:color w:val="1E3A5F"/>
+                <w:sz w:val="18"/>
               </w:rPr>
               <w:t>/etc/hosts</w:t>
             </w:r>
             <w:r>
               <w:rPr>
                 <w:rFonts w:ascii="맑은 고딕" w:hAnsi="맑은 고딕" w:eastAsia="맑은 고딕"/>
-                <w:b w:val="0"/>
-                <w:color w:val="1A1F28"/>
+                <w:color w:val="151B24"/>
                 <w:sz w:val="19"/>
               </w:rPr>
               <w:t xml:space="preserve">를 물려받지 않습니다. 노드 인벤토리에 </w:t>
@@ -3302,7 +3252,7 @@
               <w:rPr>
                 <w:rFonts w:ascii="맑은 고딕" w:hAnsi="맑은 고딕" w:eastAsia="맑은 고딕"/>
                 <w:b/>
-                <w:color w:val="1A1F28"/>
+                <w:color w:val="151B24"/>
                 <w:sz w:val="19"/>
               </w:rPr>
               <w:t>IP를 직접</w:t>
@@ -3310,8 +3260,7 @@
             <w:r>
               <w:rPr>
                 <w:rFonts w:ascii="맑은 고딕" w:hAnsi="맑은 고딕" w:eastAsia="맑은 고딕"/>
-                <w:b w:val="0"/>
-                <w:color w:val="1A1F28"/>
+                <w:color w:val="151B24"/>
                 <w:sz w:val="19"/>
               </w:rPr>
               <w:t xml:space="preserve"> 넣으세요</w:t>
@@ -3322,17 +3271,14 @@
       <w:tr>
         <w:tc>
           <w:tcPr>
-            <w:tcW w:type="dxa" w:w="3173"/>
+            <w:tcW w:type="dxa" w:w="3249"/>
           </w:tcPr>
           <w:p>
-            <w:pPr>
-              <w:spacing w:after="40"/>
-            </w:pPr>
+            <w:r/>
             <w:r>
               <w:rPr>
                 <w:rFonts w:ascii="맑은 고딕" w:hAnsi="맑은 고딕" w:eastAsia="맑은 고딕"/>
-                <w:b w:val="0"/>
-                <w:color w:val="1A1F28"/>
+                <w:color w:val="151B24"/>
                 <w:sz w:val="19"/>
               </w:rPr>
               <w:t>실패</w:t>
@@ -3341,17 +3287,14 @@
         </w:tc>
         <w:tc>
           <w:tcPr>
-            <w:tcW w:type="dxa" w:w="3173"/>
+            <w:tcW w:type="dxa" w:w="3249"/>
           </w:tcPr>
           <w:p>
-            <w:pPr>
-              <w:spacing w:after="40"/>
-            </w:pPr>
+            <w:r/>
             <w:r>
               <w:rPr>
                 <w:rFonts w:ascii="맑은 고딕" w:hAnsi="맑은 고딕" w:eastAsia="맑은 고딕"/>
-                <w:b w:val="0"/>
-                <w:color w:val="1A1F28"/>
+                <w:color w:val="151B24"/>
                 <w:sz w:val="19"/>
               </w:rPr>
               <w:t>실패</w:t>
@@ -3360,17 +3303,14 @@
         </w:tc>
         <w:tc>
           <w:tcPr>
-            <w:tcW w:type="dxa" w:w="3173"/>
+            <w:tcW w:type="dxa" w:w="3249"/>
           </w:tcPr>
           <w:p>
-            <w:pPr>
-              <w:spacing w:after="40"/>
-            </w:pPr>
+            <w:r/>
             <w:r>
               <w:rPr>
                 <w:rFonts w:ascii="맑은 고딕" w:hAnsi="맑은 고딕" w:eastAsia="맑은 고딕"/>
-                <w:b w:val="0"/>
-                <w:color w:val="1A1F28"/>
+                <w:color w:val="151B24"/>
                 <w:sz w:val="19"/>
               </w:rPr>
               <w:t>서버 밖 문제입니다. 라우팅·방화벽·노드 sshd를 봅니다. 컨테이너 문제가 아닙니다</w:t>
@@ -3381,17 +3321,14 @@
       <w:tr>
         <w:tc>
           <w:tcPr>
-            <w:tcW w:type="dxa" w:w="3173"/>
+            <w:tcW w:type="dxa" w:w="3249"/>
           </w:tcPr>
           <w:p>
-            <w:pPr>
-              <w:spacing w:after="40"/>
-            </w:pPr>
+            <w:r/>
             <w:r>
               <w:rPr>
                 <w:rFonts w:ascii="맑은 고딕" w:hAnsi="맑은 고딕" w:eastAsia="맑은 고딕"/>
-                <w:b w:val="0"/>
-                <w:color w:val="1A1F28"/>
+                <w:color w:val="151B24"/>
                 <w:sz w:val="19"/>
               </w:rPr>
               <w:t>열림, SSH 아님</w:t>
@@ -3400,27 +3337,30 @@
         </w:tc>
         <w:tc>
           <w:tcPr>
-            <w:tcW w:type="dxa" w:w="3173"/>
+            <w:tcW w:type="dxa" w:w="3249"/>
           </w:tcPr>
           <w:p>
-            <w:pPr>
-              <w:spacing w:after="40"/>
-            </w:pPr>
+            <w:r/>
+            <w:r>
+              <w:rPr>
+                <w:rFonts w:ascii="맑은 고딕" w:hAnsi="맑은 고딕" w:eastAsia="맑은 고딕"/>
+                <w:color w:val="151B24"/>
+                <w:sz w:val="19"/>
+              </w:rPr>
+              <w:t xml:space="preserve"> </w:t>
+            </w:r>
           </w:p>
         </w:tc>
         <w:tc>
           <w:tcPr>
-            <w:tcW w:type="dxa" w:w="3173"/>
+            <w:tcW w:type="dxa" w:w="3249"/>
           </w:tcPr>
           <w:p>
-            <w:pPr>
-              <w:spacing w:after="40"/>
-            </w:pPr>
+            <w:r/>
             <w:r>
               <w:rPr>
                 <w:rFonts w:ascii="맑은 고딕" w:hAnsi="맑은 고딕" w:eastAsia="맑은 고딕"/>
-                <w:b w:val="0"/>
-                <w:color w:val="1A1F28"/>
+                <w:color w:val="151B24"/>
                 <w:sz w:val="19"/>
               </w:rPr>
               <w:t>포트가 다르거나 앞에 다른 장비가 있습니다</w:t>
@@ -3431,32 +3371,34 @@
     </w:tbl>
     <w:p>
       <w:pPr>
-        <w:spacing w:after="80"/>
+        <w:spacing w:after="40"/>
       </w:pPr>
     </w:p>
     <w:p>
+      <w:pPr>
+        <w:spacing w:after="140"/>
+        <w:jc w:val="left"/>
+      </w:pPr>
       <w:r>
         <w:rPr>
           <w:rFonts w:ascii="맑은 고딕" w:hAnsi="맑은 고딕" w:eastAsia="맑은 고딕"/>
-          <w:b w:val="0"/>
-          <w:color w:val="1A1F28"/>
+          <w:color w:val="151B24"/>
           <w:sz w:val="21"/>
         </w:rPr>
         <w:t xml:space="preserve">출발지 주소도 함께 찍습니다. </w:t>
       </w:r>
       <w:r>
         <w:rPr>
-          <w:rFonts w:ascii="Consolas" w:hAnsi="Consolas" w:eastAsia="Consolas"/>
-          <w:color w:val="2B3A4E"/>
-          <w:sz w:val="21"/>
+          <w:rFonts w:ascii="D2Coding" w:hAnsi="D2Coding" w:eastAsia="D2Coding"/>
+          <w:color w:val="1E3A5F"/>
+          <w:sz w:val="20"/>
         </w:rPr>
         <w:t>10.4.x</w:t>
       </w:r>
       <w:r>
         <w:rPr>
           <w:rFonts w:ascii="맑은 고딕" w:hAnsi="맑은 고딕" w:eastAsia="맑은 고딕"/>
-          <w:b w:val="0"/>
-          <w:color w:val="1A1F28"/>
+          <w:color w:val="151B24"/>
           <w:sz w:val="21"/>
         </w:rPr>
         <w:t>로 나가면 브리지를 거쳐 NAT된다는 뜻이라, 둘째 줄을 읽는 근거가 됩니다.</w:t>
@@ -3464,26 +3406,27 @@
     </w:p>
     <w:p>
       <w:pPr>
-        <w:spacing w:before="40" w:after="40"/>
-        <w:pBdr>
-          <w:bottom w:val="single" w:sz="6" w:space="1" w:color="D7DDE5"/>
-        </w:pBdr>
-      </w:pPr>
-    </w:p>
-    <w:p>
-      <w:pPr>
         <w:pStyle w:val="Heading2"/>
+        <w:spacing w:before="320" w:after="120"/>
       </w:pPr>
       <w:r>
+        <w:rPr>
+          <w:rFonts w:ascii="맑은 고딕" w:hAnsi="맑은 고딕" w:eastAsia="맑은 고딕"/>
+          <w:color w:val="1E3A5F"/>
+          <w:sz w:val="30"/>
+        </w:rPr>
         <w:t>5. 노드 접속 — root 차단, sudo 계정만</w:t>
       </w:r>
     </w:p>
     <w:p>
+      <w:pPr>
+        <w:spacing w:after="140"/>
+        <w:jc w:val="left"/>
+      </w:pPr>
       <w:r>
         <w:rPr>
           <w:rFonts w:ascii="맑은 고딕" w:hAnsi="맑은 고딕" w:eastAsia="맑은 고딕"/>
-          <w:b w:val="0"/>
-          <w:color w:val="1A1F28"/>
+          <w:color w:val="151B24"/>
           <w:sz w:val="21"/>
         </w:rPr>
         <w:t xml:space="preserve">점검 대상 노드에는 </w:t>
@@ -3492,7 +3435,7 @@
         <w:rPr>
           <w:rFonts w:ascii="맑은 고딕" w:hAnsi="맑은 고딕" w:eastAsia="맑은 고딕"/>
           <w:b/>
-          <w:color w:val="1A1F28"/>
+          <w:color w:val="151B24"/>
           <w:sz w:val="21"/>
         </w:rPr>
         <w:t>아무것도 설치하지 않습니다.</w:t>
@@ -3500,161 +3443,157 @@
       <w:r>
         <w:rPr>
           <w:rFonts w:ascii="맑은 고딕" w:hAnsi="맑은 고딕" w:eastAsia="맑은 고딕"/>
-          <w:b w:val="0"/>
-          <w:color w:val="1A1F28"/>
+          <w:color w:val="151B24"/>
           <w:sz w:val="21"/>
         </w:rPr>
         <w:t xml:space="preserve"> 에이전트도 없습니다. 이미 있는 명령(</w:t>
       </w:r>
       <w:r>
         <w:rPr>
-          <w:rFonts w:ascii="Consolas" w:hAnsi="Consolas" w:eastAsia="Consolas"/>
-          <w:color w:val="2B3A4E"/>
-          <w:sz w:val="21"/>
+          <w:rFonts w:ascii="D2Coding" w:hAnsi="D2Coding" w:eastAsia="D2Coding"/>
+          <w:color w:val="1E3A5F"/>
+          <w:sz w:val="20"/>
         </w:rPr>
         <w:t>systemctl</w:t>
       </w:r>
       <w:r>
         <w:rPr>
           <w:rFonts w:ascii="맑은 고딕" w:hAnsi="맑은 고딕" w:eastAsia="맑은 고딕"/>
-          <w:b w:val="0"/>
-          <w:color w:val="1A1F28"/>
+          <w:color w:val="151B24"/>
           <w:sz w:val="21"/>
         </w:rPr>
         <w:t>·</w:t>
       </w:r>
       <w:r>
         <w:rPr>
-          <w:rFonts w:ascii="Consolas" w:hAnsi="Consolas" w:eastAsia="Consolas"/>
-          <w:color w:val="2B3A4E"/>
-          <w:sz w:val="21"/>
+          <w:rFonts w:ascii="D2Coding" w:hAnsi="D2Coding" w:eastAsia="D2Coding"/>
+          <w:color w:val="1E3A5F"/>
+          <w:sz w:val="20"/>
         </w:rPr>
         <w:t>pcs</w:t>
       </w:r>
       <w:r>
         <w:rPr>
           <w:rFonts w:ascii="맑은 고딕" w:hAnsi="맑은 고딕" w:eastAsia="맑은 고딕"/>
-          <w:b w:val="0"/>
-          <w:color w:val="1A1F28"/>
+          <w:color w:val="151B24"/>
           <w:sz w:val="21"/>
         </w:rPr>
-        <w:t xml:space="preserve">· </w:t>
+        <w:t>·</w:t>
       </w:r>
+    </w:p>
+    <w:p>
+      <w:pPr>
+        <w:spacing w:after="140"/>
+        <w:jc w:val="left"/>
+      </w:pPr>
       <w:r>
         <w:rPr>
-          <w:rFonts w:ascii="Consolas" w:hAnsi="Consolas" w:eastAsia="Consolas"/>
-          <w:color w:val="2B3A4E"/>
-          <w:sz w:val="21"/>
+          <w:rFonts w:ascii="D2Coding" w:hAnsi="D2Coding" w:eastAsia="D2Coding"/>
+          <w:color w:val="1E3A5F"/>
+          <w:sz w:val="20"/>
         </w:rPr>
         <w:t>mysql</w:t>
       </w:r>
       <w:r>
         <w:rPr>
           <w:rFonts w:ascii="맑은 고딕" w:hAnsi="맑은 고딕" w:eastAsia="맑은 고딕"/>
-          <w:b w:val="0"/>
-          <w:color w:val="1A1F28"/>
+          <w:color w:val="151B24"/>
           <w:sz w:val="21"/>
         </w:rPr>
         <w:t>·</w:t>
       </w:r>
       <w:r>
         <w:rPr>
-          <w:rFonts w:ascii="Consolas" w:hAnsi="Consolas" w:eastAsia="Consolas"/>
-          <w:color w:val="2B3A4E"/>
-          <w:sz w:val="21"/>
+          <w:rFonts w:ascii="D2Coding" w:hAnsi="D2Coding" w:eastAsia="D2Coding"/>
+          <w:color w:val="1E3A5F"/>
+          <w:sz w:val="20"/>
         </w:rPr>
         <w:t>rabbitmqctl</w:t>
       </w:r>
       <w:r>
         <w:rPr>
           <w:rFonts w:ascii="맑은 고딕" w:hAnsi="맑은 고딕" w:eastAsia="맑은 고딕"/>
-          <w:b w:val="0"/>
-          <w:color w:val="1A1F28"/>
+          <w:color w:val="151B24"/>
           <w:sz w:val="21"/>
         </w:rPr>
         <w:t>·</w:t>
       </w:r>
       <w:r>
         <w:rPr>
-          <w:rFonts w:ascii="Consolas" w:hAnsi="Consolas" w:eastAsia="Consolas"/>
-          <w:color w:val="2B3A4E"/>
-          <w:sz w:val="21"/>
+          <w:rFonts w:ascii="D2Coding" w:hAnsi="D2Coding" w:eastAsia="D2Coding"/>
+          <w:color w:val="1E3A5F"/>
+          <w:sz w:val="20"/>
         </w:rPr>
         <w:t>openstack</w:t>
       </w:r>
       <w:r>
         <w:rPr>
           <w:rFonts w:ascii="맑은 고딕" w:hAnsi="맑은 고딕" w:eastAsia="맑은 고딕"/>
-          <w:b w:val="0"/>
-          <w:color w:val="1A1F28"/>
+          <w:color w:val="151B24"/>
           <w:sz w:val="21"/>
         </w:rPr>
         <w:t>·</w:t>
       </w:r>
       <w:r>
         <w:rPr>
-          <w:rFonts w:ascii="Consolas" w:hAnsi="Consolas" w:eastAsia="Consolas"/>
-          <w:color w:val="2B3A4E"/>
-          <w:sz w:val="21"/>
+          <w:rFonts w:ascii="D2Coding" w:hAnsi="D2Coding" w:eastAsia="D2Coding"/>
+          <w:color w:val="1E3A5F"/>
+          <w:sz w:val="20"/>
         </w:rPr>
         <w:t>ceph</w:t>
       </w:r>
       <w:r>
         <w:rPr>
           <w:rFonts w:ascii="맑은 고딕" w:hAnsi="맑은 고딕" w:eastAsia="맑은 고딕"/>
-          <w:b w:val="0"/>
-          <w:color w:val="1A1F28"/>
+          <w:color w:val="151B24"/>
           <w:sz w:val="21"/>
         </w:rPr>
         <w:t>·</w:t>
       </w:r>
       <w:r>
         <w:rPr>
-          <w:rFonts w:ascii="Consolas" w:hAnsi="Consolas" w:eastAsia="Consolas"/>
-          <w:color w:val="2B3A4E"/>
-          <w:sz w:val="21"/>
+          <w:rFonts w:ascii="D2Coding" w:hAnsi="D2Coding" w:eastAsia="D2Coding"/>
+          <w:color w:val="1E3A5F"/>
+          <w:sz w:val="20"/>
         </w:rPr>
         <w:t>ovs-vsctl</w:t>
       </w:r>
       <w:r>
         <w:rPr>
           <w:rFonts w:ascii="맑은 고딕" w:hAnsi="맑은 고딕" w:eastAsia="맑은 고딕"/>
-          <w:b w:val="0"/>
-          <w:color w:val="1A1F28"/>
+          <w:color w:val="151B24"/>
           <w:sz w:val="21"/>
         </w:rPr>
         <w:t>·</w:t>
       </w:r>
       <w:r>
         <w:rPr>
-          <w:rFonts w:ascii="Consolas" w:hAnsi="Consolas" w:eastAsia="Consolas"/>
-          <w:color w:val="2B3A4E"/>
-          <w:sz w:val="21"/>
+          <w:rFonts w:ascii="D2Coding" w:hAnsi="D2Coding" w:eastAsia="D2Coding"/>
+          <w:color w:val="1E3A5F"/>
+          <w:sz w:val="20"/>
         </w:rPr>
         <w:t>virsh</w:t>
       </w:r>
       <w:r>
         <w:rPr>
           <w:rFonts w:ascii="맑은 고딕" w:hAnsi="맑은 고딕" w:eastAsia="맑은 고딕"/>
-          <w:b w:val="0"/>
-          <w:color w:val="1A1F28"/>
+          <w:color w:val="151B24"/>
           <w:sz w:val="21"/>
         </w:rPr>
         <w:t>·</w:t>
       </w:r>
       <w:r>
         <w:rPr>
-          <w:rFonts w:ascii="Consolas" w:hAnsi="Consolas" w:eastAsia="Consolas"/>
-          <w:color w:val="2B3A4E"/>
-          <w:sz w:val="21"/>
+          <w:rFonts w:ascii="D2Coding" w:hAnsi="D2Coding" w:eastAsia="D2Coding"/>
+          <w:color w:val="1E3A5F"/>
+          <w:sz w:val="20"/>
         </w:rPr>
         <w:t>mount</w:t>
       </w:r>
       <w:r>
         <w:rPr>
           <w:rFonts w:ascii="맑은 고딕" w:hAnsi="맑은 고딕" w:eastAsia="맑은 고딕"/>
-          <w:b w:val="0"/>
-          <w:color w:val="1A1F28"/>
+          <w:color w:val="151B24"/>
           <w:sz w:val="21"/>
         </w:rPr>
         <w:t>)을 셸 스크립트로 실행할 뿐입니다.</w:t>
@@ -3663,20 +3602,26 @@
     <w:p>
       <w:pPr>
         <w:pStyle w:val="Heading3"/>
+        <w:spacing w:before="200" w:after="120"/>
       </w:pPr>
       <w:r>
+        <w:rPr>
+          <w:rFonts w:ascii="맑은 고딕" w:hAnsi="맑은 고딕" w:eastAsia="맑은 고딕"/>
+          <w:color w:val="1E3A5F"/>
+          <w:sz w:val="25"/>
+        </w:rPr>
         <w:t>공급자 등록 시 넣는 것</w:t>
       </w:r>
     </w:p>
     <w:p>
       <w:pPr>
         <w:pStyle w:val="ListBullet"/>
+        <w:spacing w:after="60"/>
       </w:pPr>
       <w:r>
         <w:rPr>
           <w:rFonts w:ascii="맑은 고딕" w:hAnsi="맑은 고딕" w:eastAsia="맑은 고딕"/>
-          <w:b w:val="0"/>
-          <w:color w:val="1A1F28"/>
+          <w:color w:val="151B24"/>
           <w:sz w:val="21"/>
         </w:rPr>
         <w:t>계정명</w:t>
@@ -3685,12 +3630,12 @@
     <w:p>
       <w:pPr>
         <w:pStyle w:val="ListBullet"/>
+        <w:spacing w:after="60"/>
       </w:pPr>
       <w:r>
         <w:rPr>
           <w:rFonts w:ascii="맑은 고딕" w:hAnsi="맑은 고딕" w:eastAsia="맑은 고딕"/>
-          <w:b w:val="0"/>
-          <w:color w:val="1A1F28"/>
+          <w:color w:val="151B24"/>
           <w:sz w:val="21"/>
         </w:rPr>
         <w:t xml:space="preserve">개인키 </w:t>
@@ -3699,7 +3644,7 @@
         <w:rPr>
           <w:rFonts w:ascii="맑은 고딕" w:hAnsi="맑은 고딕" w:eastAsia="맑은 고딕"/>
           <w:b/>
-          <w:color w:val="1A1F28"/>
+          <w:color w:val="151B24"/>
           <w:sz w:val="21"/>
         </w:rPr>
         <w:t>또는</w:t>
@@ -3707,8 +3652,7 @@
       <w:r>
         <w:rPr>
           <w:rFonts w:ascii="맑은 고딕" w:hAnsi="맑은 고딕" w:eastAsia="맑은 고딕"/>
-          <w:b w:val="0"/>
-          <w:color w:val="1A1F28"/>
+          <w:color w:val="151B24"/>
           <w:sz w:val="21"/>
         </w:rPr>
         <w:t xml:space="preserve"> 비밀번호</w:t>
@@ -3717,93 +3661,116 @@
     <w:p>
       <w:pPr>
         <w:pStyle w:val="ListBullet"/>
+        <w:spacing w:after="60"/>
       </w:pPr>
       <w:r>
         <w:rPr>
           <w:rFonts w:ascii="맑은 고딕" w:hAnsi="맑은 고딕" w:eastAsia="맑은 고딕"/>
-          <w:b w:val="0"/>
-          <w:color w:val="1A1F28"/>
+          <w:color w:val="151B24"/>
           <w:sz w:val="21"/>
         </w:rPr>
-        <w:t>sudo 비밀번호 — NOPASSWD가 아닐 때만</w:t>
+        <w:t>sudo 비밀번호 — 일반 계정은 등록 필요</w:t>
       </w:r>
     </w:p>
     <w:p>
+      <w:pPr>
+        <w:spacing w:after="140"/>
+        <w:jc w:val="left"/>
+      </w:pPr>
       <w:r>
         <w:rPr>
           <w:rFonts w:ascii="맑은 고딕" w:hAnsi="맑은 고딕" w:eastAsia="맑은 고딕"/>
-          <w:b w:val="0"/>
-          <w:color w:val="1A1F28"/>
+          <w:color w:val="151B24"/>
           <w:sz w:val="21"/>
         </w:rPr>
         <w:t xml:space="preserve">자격증명은 Fernet으로 암호화되어 </w:t>
       </w:r>
       <w:r>
         <w:rPr>
-          <w:rFonts w:ascii="Consolas" w:hAnsi="Consolas" w:eastAsia="Consolas"/>
-          <w:color w:val="2B3A4E"/>
-          <w:sz w:val="21"/>
+          <w:rFonts w:ascii="D2Coding" w:hAnsi="D2Coding" w:eastAsia="D2Coding"/>
+          <w:color w:val="1E3A5F"/>
+          <w:sz w:val="20"/>
         </w:rPr>
         <w:t>data/providers.db</w:t>
       </w:r>
       <w:r>
         <w:rPr>
           <w:rFonts w:ascii="맑은 고딕" w:hAnsi="맑은 고딕" w:eastAsia="맑은 고딕"/>
-          <w:b w:val="0"/>
-          <w:color w:val="1A1F28"/>
+          <w:color w:val="151B24"/>
           <w:sz w:val="21"/>
         </w:rPr>
         <w:t xml:space="preserve">에 저장되고, 키는 </w:t>
       </w:r>
       <w:r>
         <w:rPr>
-          <w:rFonts w:ascii="Consolas" w:hAnsi="Consolas" w:eastAsia="Consolas"/>
-          <w:color w:val="2B3A4E"/>
-          <w:sz w:val="21"/>
+          <w:rFonts w:ascii="D2Coding" w:hAnsi="D2Coding" w:eastAsia="D2Coding"/>
+          <w:color w:val="1E3A5F"/>
+          <w:sz w:val="20"/>
         </w:rPr>
         <w:t>data/.master_key</w:t>
       </w:r>
       <w:r>
         <w:rPr>
           <w:rFonts w:ascii="맑은 고딕" w:hAnsi="맑은 고딕" w:eastAsia="맑은 고딕"/>
-          <w:b w:val="0"/>
-          <w:color w:val="1A1F28"/>
+          <w:color w:val="151B24"/>
           <w:sz w:val="21"/>
         </w:rPr>
-        <w:t>입니다. 화면과 로그에는 절대 나오지 않습니다.</w:t>
+        <w:t>입니다.</w:t>
+      </w:r>
+    </w:p>
+    <w:p>
+      <w:pPr>
+        <w:spacing w:after="140"/>
+        <w:jc w:val="left"/>
+      </w:pPr>
+      <w:r>
+        <w:rPr>
+          <w:rFonts w:ascii="맑은 고딕" w:hAnsi="맑은 고딕" w:eastAsia="맑은 고딕"/>
+          <w:color w:val="151B24"/>
+          <w:sz w:val="21"/>
+        </w:rPr>
+        <w:t>화면과 로그에는 절대 나오지 않습니다.</w:t>
       </w:r>
     </w:p>
     <w:p>
       <w:pPr>
         <w:pStyle w:val="Heading3"/>
+        <w:spacing w:before="200" w:after="120"/>
       </w:pPr>
       <w:r>
+        <w:rPr>
+          <w:rFonts w:ascii="맑은 고딕" w:hAnsi="맑은 고딕" w:eastAsia="맑은 고딕"/>
+          <w:color w:val="1E3A5F"/>
+          <w:sz w:val="25"/>
+        </w:rPr>
         <w:t>권한 상승이 일어나는 순서</w:t>
       </w:r>
     </w:p>
     <w:p>
+      <w:pPr>
+        <w:spacing w:after="140"/>
+        <w:jc w:val="left"/>
+      </w:pPr>
       <w:r>
         <w:rPr>
           <w:rFonts w:ascii="맑은 고딕" w:hAnsi="맑은 고딕" w:eastAsia="맑은 고딕"/>
-          <w:b w:val="0"/>
-          <w:color w:val="1A1F28"/>
+          <w:color w:val="151B24"/>
           <w:sz w:val="21"/>
         </w:rPr>
         <w:t xml:space="preserve">접속 후 </w:t>
       </w:r>
       <w:r>
         <w:rPr>
-          <w:rFonts w:ascii="Consolas" w:hAnsi="Consolas" w:eastAsia="Consolas"/>
-          <w:color w:val="2B3A4E"/>
-          <w:sz w:val="21"/>
+          <w:rFonts w:ascii="D2Coding" w:hAnsi="D2Coding" w:eastAsia="D2Coding"/>
+          <w:color w:val="1E3A5F"/>
+          <w:sz w:val="20"/>
         </w:rPr>
         <w:t>run_as_root()</w:t>
       </w:r>
       <w:r>
         <w:rPr>
           <w:rFonts w:ascii="맑은 고딕" w:hAnsi="맑은 고딕" w:eastAsia="맑은 고딕"/>
-          <w:b w:val="0"/>
-          <w:color w:val="1A1F28"/>
+          <w:color w:val="151B24"/>
           <w:sz w:val="21"/>
         </w:rPr>
         <w:t>가 처리합니다.</w:t>
@@ -3812,201 +3779,94 @@
     <w:p>
       <w:pPr>
         <w:pStyle w:val="ListNumber"/>
+        <w:spacing w:after="60"/>
       </w:pPr>
       <w:r>
         <w:rPr>
-          <w:rFonts w:ascii="Consolas" w:hAnsi="Consolas" w:eastAsia="Consolas"/>
-          <w:color w:val="2B3A4E"/>
+          <w:rFonts w:ascii="맑은 고딕" w:hAnsi="맑은 고딕" w:eastAsia="맑은 고딕"/>
+          <w:color w:val="151B24"/>
           <w:sz w:val="21"/>
         </w:rPr>
-        <w:t>sudo -k -n true</w:t>
-      </w:r>
-      <w:r>
-        <w:rPr>
-          <w:rFonts w:ascii="맑은 고딕" w:hAnsi="맑은 고딕" w:eastAsia="맑은 고딕"/>
-          <w:b w:val="0"/>
-          <w:color w:val="1A1F28"/>
-          <w:sz w:val="21"/>
-        </w:rPr>
-        <w:t xml:space="preserve"> 로 NOPASSWD 여부를 먼저 확인합니다.</w:t>
+        <w:t>저장된 sudo 비밀번호를 확인합니다. 없으면 등록 안내와 함께 중단합니다.</w:t>
       </w:r>
     </w:p>
     <w:p>
       <w:pPr>
         <w:pStyle w:val="ListNumber"/>
+        <w:spacing w:after="60"/>
       </w:pPr>
       <w:r>
         <w:rPr>
-          <w:rFonts w:ascii="맑은 고딕" w:hAnsi="맑은 고딕" w:eastAsia="맑은 고딕"/>
-          <w:b w:val="0"/>
-          <w:color w:val="1A1F28"/>
-          <w:sz w:val="21"/>
+          <w:rFonts w:ascii="D2Coding" w:hAnsi="D2Coding" w:eastAsia="D2Coding"/>
+          <w:color w:val="1E3A5F"/>
+          <w:sz w:val="20"/>
         </w:rPr>
-        <w:t xml:space="preserve">NOPASSWD면 </w:t>
-      </w:r>
-      <w:r>
-        <w:rPr>
-          <w:rFonts w:ascii="Consolas" w:hAnsi="Consolas" w:eastAsia="Consolas"/>
-          <w:color w:val="2B3A4E"/>
-          <w:sz w:val="21"/>
-        </w:rPr>
-        <w:t>sudo -n -H bash -s</w:t>
+        <w:t>sudo -S -p '' -k -H bash -c</w:t>
       </w:r>
       <w:r>
         <w:rPr>
           <w:rFonts w:ascii="맑은 고딕" w:hAnsi="맑은 고딕" w:eastAsia="맑은 고딕"/>
-          <w:b w:val="0"/>
-          <w:color w:val="1A1F28"/>
+          <w:color w:val="151B24"/>
           <w:sz w:val="21"/>
         </w:rPr>
-        <w:t xml:space="preserve"> 의 stdin으로 스크립트를 넘깁니다.</w:t>
+        <w:t>로 실행합니다. 비밀번호는 stdin으로만 전달하고 스크립트는 별도 인자로 전달합니다.</w:t>
       </w:r>
     </w:p>
     <w:p>
       <w:pPr>
         <w:pStyle w:val="ListNumber"/>
+        <w:spacing w:after="60"/>
       </w:pPr>
       <w:r>
         <w:rPr>
           <w:rFonts w:ascii="맑은 고딕" w:hAnsi="맑은 고딕" w:eastAsia="맑은 고딕"/>
-          <w:b w:val="0"/>
-          <w:color w:val="1A1F28"/>
+          <w:color w:val="151B24"/>
           <w:sz w:val="21"/>
         </w:rPr>
-        <w:t xml:space="preserve">비밀번호가 필요하면 </w:t>
+        <w:t xml:space="preserve">스크립트는 stdin을 </w:t>
       </w:r>
       <w:r>
         <w:rPr>
-          <w:rFonts w:ascii="Consolas" w:hAnsi="Consolas" w:eastAsia="Consolas"/>
-          <w:color w:val="2B3A4E"/>
-          <w:sz w:val="21"/>
+          <w:rFonts w:ascii="D2Coding" w:hAnsi="D2Coding" w:eastAsia="D2Coding"/>
+          <w:color w:val="1E3A5F"/>
+          <w:sz w:val="20"/>
         </w:rPr>
-        <w:t>sudo -S -p '' -k -H bash -s</w:t>
+        <w:t>/dev/null</w:t>
       </w:r>
       <w:r>
         <w:rPr>
           <w:rFonts w:ascii="맑은 고딕" w:hAnsi="맑은 고딕" w:eastAsia="맑은 고딕"/>
-          <w:b w:val="0"/>
-          <w:color w:val="1A1F28"/>
+          <w:color w:val="151B24"/>
           <w:sz w:val="21"/>
         </w:rPr>
-        <w:t xml:space="preserve"> 의 stdin에 저장된 sudo 비밀번호를 한 줄 먼저 넣고</w:t>
-      </w:r>
-      <w:r>
-        <w:rPr>
-          <w:rFonts w:ascii="맑은 고딕" w:hAnsi="맑은 고딕" w:eastAsia="맑은 고딕"/>
-          <w:b w:val="0"/>
-          <w:color w:val="1A1F28"/>
-          <w:sz w:val="21"/>
-        </w:rPr>
-        <w:t xml:space="preserve"> 이어서 스크립트를 넘깁니다. </w:t>
-      </w:r>
-      <w:r>
-        <w:rPr>
-          <w:rFonts w:ascii="Consolas" w:hAnsi="Consolas" w:eastAsia="Consolas"/>
-          <w:color w:val="2B3A4E"/>
-          <w:sz w:val="21"/>
-        </w:rPr>
-        <w:t>-k</w:t>
-      </w:r>
-      <w:r>
-        <w:rPr>
-          <w:rFonts w:ascii="맑은 고딕" w:hAnsi="맑은 고딕" w:eastAsia="맑은 고딕"/>
-          <w:b w:val="0"/>
-          <w:color w:val="1A1F28"/>
-          <w:sz w:val="21"/>
-        </w:rPr>
-        <w:t>로 매번 새로 인증해 비밀번호 줄이 항상 sudo에 소비되게 하고,</w:t>
-      </w:r>
-      <w:r>
-        <w:rPr>
-          <w:rFonts w:ascii="맑은 고딕" w:hAnsi="맑은 고딕" w:eastAsia="맑은 고딕"/>
-          <w:b w:val="0"/>
-          <w:color w:val="1A1F28"/>
-          <w:sz w:val="21"/>
-        </w:rPr>
-        <w:t xml:space="preserve"> </w:t>
-      </w:r>
-      <w:r>
-        <w:rPr>
-          <w:rFonts w:ascii="Consolas" w:hAnsi="Consolas" w:eastAsia="Consolas"/>
-          <w:color w:val="2B3A4E"/>
-          <w:sz w:val="21"/>
-        </w:rPr>
-        <w:t>-H</w:t>
-      </w:r>
-      <w:r>
-        <w:rPr>
-          <w:rFonts w:ascii="맑은 고딕" w:hAnsi="맑은 고딕" w:eastAsia="맑은 고딕"/>
-          <w:b w:val="0"/>
-          <w:color w:val="1A1F28"/>
-          <w:sz w:val="21"/>
-        </w:rPr>
-        <w:t xml:space="preserve">로 </w:t>
-      </w:r>
-      <w:r>
-        <w:rPr>
-          <w:rFonts w:ascii="Consolas" w:hAnsi="Consolas" w:eastAsia="Consolas"/>
-          <w:color w:val="2B3A4E"/>
-          <w:sz w:val="21"/>
-        </w:rPr>
-        <w:t>$HOME</w:t>
-      </w:r>
-      <w:r>
-        <w:rPr>
-          <w:rFonts w:ascii="맑은 고딕" w:hAnsi="맑은 고딕" w:eastAsia="맑은 고딕"/>
-          <w:b w:val="0"/>
-          <w:color w:val="1A1F28"/>
-          <w:sz w:val="21"/>
-        </w:rPr>
-        <w:t xml:space="preserve">이 </w:t>
-      </w:r>
-      <w:r>
-        <w:rPr>
-          <w:rFonts w:ascii="Consolas" w:hAnsi="Consolas" w:eastAsia="Consolas"/>
-          <w:color w:val="2B3A4E"/>
-          <w:sz w:val="21"/>
-        </w:rPr>
-        <w:t>/root</w:t>
-      </w:r>
-      <w:r>
-        <w:rPr>
-          <w:rFonts w:ascii="맑은 고딕" w:hAnsi="맑은 고딕" w:eastAsia="맑은 고딕"/>
-          <w:b w:val="0"/>
-          <w:color w:val="1A1F28"/>
-          <w:sz w:val="21"/>
-        </w:rPr>
-        <w:t>가 되게 해 OpenRC를 찾습니다.</w:t>
+        <w:t>로 고정하고 실제 root 권한과 출력 마커를 확인합니다.</w:t>
       </w:r>
     </w:p>
     <w:p>
       <w:pPr>
         <w:pStyle w:val="ListNumber"/>
+        <w:spacing w:after="60"/>
       </w:pPr>
       <w:r>
         <w:rPr>
           <w:rFonts w:ascii="맑은 고딕" w:hAnsi="맑은 고딕" w:eastAsia="맑은 고딕"/>
-          <w:b w:val="0"/>
-          <w:color w:val="1A1F28"/>
+          <w:color w:val="151B24"/>
           <w:sz w:val="21"/>
         </w:rPr>
-        <w:t>출력 첫 줄의 root 마커를 확인합니다. 없으면 실패로 처리합니다.</w:t>
+        <w:t>인증 실패 시 확인 불가로 처리합니다. NOPASSWD 자동 선택은 사용하지 않습니다.</w:t>
       </w:r>
     </w:p>
     <w:p>
       <w:pPr>
-        <w:spacing w:before="120" w:after="240"/>
-        <w:ind w:left="227"/>
-        <w:pBdr>
-          <w:left w:val="single" w:sz="18" w:space="8" w:color="8A4E18"/>
-        </w:pBdr>
-        <w:shd w:val="clear" w:fill="FBF7F1"/>
+        <w:spacing w:after="160"/>
+        <w:ind w:left="283"/>
+        <w:shd w:val="clear" w:fill="FBF3E6"/>
       </w:pPr>
       <w:r>
         <w:rPr>
           <w:rFonts w:ascii="맑은 고딕" w:hAnsi="맑은 고딕" w:eastAsia="맑은 고딕"/>
           <w:b/>
-          <w:color w:val="1A1F28"/>
+          <w:color w:val="4A5665"/>
           <w:sz w:val="20"/>
         </w:rPr>
         <w:t>비특권 실행으로 대체하지 않습니다</w:t>
@@ -4014,8 +3874,7 @@
       <w:r>
         <w:rPr>
           <w:rFonts w:ascii="맑은 고딕" w:hAnsi="맑은 고딕" w:eastAsia="맑은 고딕"/>
-          <w:b w:val="0"/>
-          <w:color w:val="1A1F28"/>
+          <w:color w:val="4A5665"/>
           <w:sz w:val="20"/>
         </w:rPr>
         <w:t xml:space="preserve"> — 권한 상승에 실패하면 일반 권한으로 조용히 실행하지 않고 확인 불가로 표시합니다. 비특권 실행은 서비스 로그를 읽지 못한 채 </w:t>
@@ -4024,7 +3883,7 @@
         <w:rPr>
           <w:rFonts w:ascii="맑은 고딕" w:hAnsi="맑은 고딕" w:eastAsia="맑은 고딕"/>
           <w:b/>
-          <w:color w:val="1A1F28"/>
+          <w:color w:val="4A5665"/>
           <w:sz w:val="20"/>
         </w:rPr>
         <w:t>"정상"으로 오판</w:t>
@@ -4032,41 +3891,63 @@
       <w:r>
         <w:rPr>
           <w:rFonts w:ascii="맑은 고딕" w:hAnsi="맑은 고딕" w:eastAsia="맑은 고딕"/>
-          <w:b w:val="0"/>
-          <w:color w:val="1A1F28"/>
+          <w:color w:val="4A5665"/>
           <w:sz w:val="20"/>
         </w:rPr>
         <w:t>하기 때문입니다. 점검 결과가 틀리는 것보다 안 나오는 편이 낫습니다.</w:t>
       </w:r>
     </w:p>
     <w:p>
+      <w:pPr>
+        <w:spacing w:after="140"/>
+        <w:jc w:val="left"/>
+      </w:pPr>
       <w:r>
         <w:rPr>
           <w:rFonts w:ascii="맑은 고딕" w:hAnsi="맑은 고딕" w:eastAsia="맑은 고딕"/>
-          <w:b w:val="0"/>
-          <w:color w:val="1A1F28"/>
+          <w:color w:val="151B24"/>
           <w:sz w:val="21"/>
         </w:rPr>
-        <w:t>실패 사유는 화면에 구분해서 나옵니다 — sudo 비밀번호 불일치 / sudoers 미등록 / requiretty로 비대화형 sudo 차단 / 비밀번호 필요.</w:t>
+        <w:t>실패 사유는 화면에 구분해서 나옵니다 — sudo 비밀번호 불일치 / sudoers 미등록 / requiretty로 비대화형</w:t>
+      </w:r>
+    </w:p>
+    <w:p>
+      <w:pPr>
+        <w:spacing w:after="140"/>
+        <w:jc w:val="left"/>
+      </w:pPr>
+      <w:r>
+        <w:rPr>
+          <w:rFonts w:ascii="맑은 고딕" w:hAnsi="맑은 고딕" w:eastAsia="맑은 고딕"/>
+          <w:color w:val="151B24"/>
+          <w:sz w:val="21"/>
+        </w:rPr>
+        <w:t>sudo 차단 / 비밀번호 필요.</w:t>
       </w:r>
     </w:p>
     <w:p>
       <w:pPr>
         <w:pStyle w:val="Heading3"/>
+        <w:spacing w:before="200" w:after="120"/>
       </w:pPr>
       <w:r>
+        <w:rPr>
+          <w:rFonts w:ascii="맑은 고딕" w:hAnsi="맑은 고딕" w:eastAsia="맑은 고딕"/>
+          <w:color w:val="1E3A5F"/>
+          <w:sz w:val="25"/>
+        </w:rPr>
         <w:t>노드 쪽에 필요한 것은 셋뿐</w:t>
       </w:r>
     </w:p>
     <w:p>
       <w:pPr>
         <w:pStyle w:val="ListBullet"/>
+        <w:spacing w:after="60"/>
       </w:pPr>
       <w:r>
         <w:rPr>
           <w:rFonts w:ascii="맑은 고딕" w:hAnsi="맑은 고딕" w:eastAsia="맑은 고딕"/>
-          <w:b w:val="0"/>
-          <w:color w:val="1A1F28"/>
+          <w:color w:val="151B24"/>
           <w:sz w:val="21"/>
         </w:rPr>
         <w:t>그 계정의 SSH 로그인</w:t>
@@ -4075,43 +3956,42 @@
     <w:p>
       <w:pPr>
         <w:pStyle w:val="ListBullet"/>
+        <w:spacing w:after="60"/>
       </w:pPr>
       <w:r>
         <w:rPr>
           <w:rFonts w:ascii="맑은 고딕" w:hAnsi="맑은 고딕" w:eastAsia="맑은 고딕"/>
-          <w:b w:val="0"/>
-          <w:color w:val="1A1F28"/>
+          <w:color w:val="151B24"/>
           <w:sz w:val="21"/>
         </w:rPr>
-        <w:t>그 계정의 sudo 권한 (NOPASSWD면 비밀번호 불필요)</w:t>
+        <w:t>그 계정의 sudo 권한과 sudo 인증 비밀번호</w:t>
       </w:r>
     </w:p>
     <w:p>
       <w:pPr>
         <w:pStyle w:val="ListBullet"/>
+        <w:spacing w:after="60"/>
       </w:pPr>
       <w:r>
         <w:rPr>
           <w:rFonts w:ascii="맑은 고딕" w:hAnsi="맑은 고딕" w:eastAsia="맑은 고딕"/>
-          <w:b w:val="0"/>
-          <w:color w:val="1A1F28"/>
+          <w:color w:val="151B24"/>
           <w:sz w:val="21"/>
         </w:rPr>
         <w:t xml:space="preserve">sudoers에 </w:t>
       </w:r>
       <w:r>
         <w:rPr>
-          <w:rFonts w:ascii="Consolas" w:hAnsi="Consolas" w:eastAsia="Consolas"/>
-          <w:color w:val="2B3A4E"/>
-          <w:sz w:val="21"/>
+          <w:rFonts w:ascii="D2Coding" w:hAnsi="D2Coding" w:eastAsia="D2Coding"/>
+          <w:color w:val="1E3A5F"/>
+          <w:sz w:val="20"/>
         </w:rPr>
         <w:t>requiretty</w:t>
       </w:r>
       <w:r>
         <w:rPr>
           <w:rFonts w:ascii="맑은 고딕" w:hAnsi="맑은 고딕" w:eastAsia="맑은 고딕"/>
-          <w:b w:val="0"/>
-          <w:color w:val="1A1F28"/>
+          <w:color w:val="151B24"/>
           <w:sz w:val="21"/>
         </w:rPr>
         <w:t>가 없을 것</w:t>
@@ -4119,68 +3999,73 @@
     </w:p>
     <w:p>
       <w:pPr>
-        <w:spacing w:before="40" w:after="40"/>
-        <w:pBdr>
-          <w:bottom w:val="single" w:sz="6" w:space="1" w:color="D7DDE5"/>
-        </w:pBdr>
-      </w:pPr>
-    </w:p>
-    <w:p>
-      <w:pPr>
         <w:pStyle w:val="Heading2"/>
+        <w:spacing w:before="320" w:after="120"/>
       </w:pPr>
       <w:r>
+        <w:rPr>
+          <w:rFonts w:ascii="맑은 고딕" w:hAnsi="맑은 고딕" w:eastAsia="맑은 고딕"/>
+          <w:color w:val="1E3A5F"/>
+          <w:sz w:val="30"/>
+        </w:rPr>
         <w:t>6. 서버에 남는 것과 되돌리기</w:t>
       </w:r>
     </w:p>
     <w:p>
       <w:pPr>
         <w:pStyle w:val="Heading3"/>
+        <w:spacing w:before="200" w:after="120"/>
       </w:pPr>
       <w:r>
+        <w:rPr>
+          <w:rFonts w:ascii="맑은 고딕" w:hAnsi="맑은 고딕" w:eastAsia="맑은 고딕"/>
+          <w:color w:val="1E3A5F"/>
+          <w:sz w:val="25"/>
+        </w:rPr>
         <w:t>런타임이 남기는 것</w:t>
       </w:r>
     </w:p>
     <w:p>
+      <w:pPr>
+        <w:spacing w:after="140"/>
+        <w:jc w:val="left"/>
+      </w:pPr>
       <w:r>
         <w:rPr>
           <w:rFonts w:ascii="맑은 고딕" w:hAnsi="맑은 고딕" w:eastAsia="맑은 고딕"/>
-          <w:b w:val="0"/>
-          <w:color w:val="1A1F28"/>
+          <w:color w:val="151B24"/>
           <w:sz w:val="21"/>
         </w:rPr>
         <w:t xml:space="preserve">전부 </w:t>
       </w:r>
       <w:r>
         <w:rPr>
-          <w:rFonts w:ascii="Consolas" w:hAnsi="Consolas" w:eastAsia="Consolas"/>
-          <w:color w:val="2B3A4E"/>
-          <w:sz w:val="21"/>
+          <w:rFonts w:ascii="D2Coding" w:hAnsi="D2Coding" w:eastAsia="D2Coding"/>
+          <w:color w:val="1E3A5F"/>
+          <w:sz w:val="20"/>
         </w:rPr>
         <w:t>installed-manifest.txt</w:t>
       </w:r>
       <w:r>
         <w:rPr>
           <w:rFonts w:ascii="맑은 고딕" w:hAnsi="맑은 고딕" w:eastAsia="맑은 고딕"/>
-          <w:b w:val="0"/>
-          <w:color w:val="1A1F28"/>
+          <w:color w:val="151B24"/>
           <w:sz w:val="21"/>
         </w:rPr>
         <w:t xml:space="preserve">에 기록되고, </w:t>
       </w:r>
       <w:r>
         <w:rPr>
-          <w:rFonts w:ascii="Consolas" w:hAnsi="Consolas" w:eastAsia="Consolas"/>
-          <w:color w:val="2B3A4E"/>
-          <w:sz w:val="21"/>
+          <w:rFonts w:ascii="D2Coding" w:hAnsi="D2Coding" w:eastAsia="D2Coding"/>
+          <w:color w:val="1E3A5F"/>
+          <w:sz w:val="20"/>
         </w:rPr>
         <w:t>uninstall-runtime.sh</w:t>
       </w:r>
       <w:r>
         <w:rPr>
           <w:rFonts w:ascii="맑은 고딕" w:hAnsi="맑은 고딕" w:eastAsia="맑은 고딕"/>
-          <w:b w:val="0"/>
-          <w:color w:val="1A1F28"/>
+          <w:color w:val="151B24"/>
           <w:sz w:val="21"/>
         </w:rPr>
         <w:t xml:space="preserve">가 </w:t>
@@ -4189,7 +4074,7 @@
         <w:rPr>
           <w:rFonts w:ascii="맑은 고딕" w:hAnsi="맑은 고딕" w:eastAsia="맑은 고딕"/>
           <w:b/>
-          <w:color w:val="1A1F28"/>
+          <w:color w:val="151B24"/>
           <w:sz w:val="21"/>
         </w:rPr>
         <w:t>그 목록만</w:t>
@@ -4197,40 +4082,54 @@
       <w:r>
         <w:rPr>
           <w:rFonts w:ascii="맑은 고딕" w:hAnsi="맑은 고딕" w:eastAsia="맑은 고딕"/>
-          <w:b w:val="0"/>
-          <w:color w:val="1A1F28"/>
+          <w:color w:val="151B24"/>
           <w:sz w:val="21"/>
         </w:rPr>
-        <w:t xml:space="preserve"> 되돌립니다. 같은 디렉터리에 있던 남의 파일은 건드리지 않습니다.</w:t>
+        <w:t xml:space="preserve"> 되돌립니다.</w:t>
+      </w:r>
+    </w:p>
+    <w:p>
+      <w:pPr>
+        <w:spacing w:after="140"/>
+        <w:jc w:val="left"/>
+      </w:pPr>
+      <w:r>
+        <w:rPr>
+          <w:rFonts w:ascii="맑은 고딕" w:hAnsi="맑은 고딕" w:eastAsia="맑은 고딕"/>
+          <w:color w:val="151B24"/>
+          <w:sz w:val="21"/>
+        </w:rPr>
+        <w:t>같은 디렉터리에 있던 남의 파일은 건드리지 않습니다.</w:t>
       </w:r>
     </w:p>
     <w:tbl>
       <w:tblPr>
         <w:tblStyle w:val="TableGrid"/>
         <w:tblW w:type="auto" w:w="0"/>
-        <w:jc w:val="left"/>
+        <w:jc w:val="center"/>
         <w:tblLook w:firstColumn="1" w:firstRow="1" w:lastColumn="0" w:lastRow="0" w:noHBand="0" w:noVBand="1" w:val="04A0"/>
       </w:tblPr>
       <w:tblGrid>
-        <w:gridCol w:w="4759"/>
-        <w:gridCol w:w="4759"/>
+        <w:gridCol w:w="4873"/>
+        <w:gridCol w:w="4873"/>
       </w:tblGrid>
       <w:tr>
         <w:tc>
           <w:tcPr>
-            <w:tcW w:type="dxa" w:w="4759"/>
-            <w:shd w:val="clear" w:fill="EDF1F5"/>
+            <w:tcW w:type="dxa" w:w="4873"/>
+            <w:shd w:val="clear" w:fill="E8ECF1"/>
           </w:tcPr>
           <w:p>
-            <w:pPr>
-              <w:spacing w:after="40"/>
-            </w:pPr>
-            <w:r/>
+            <w:r>
+              <w:rPr>
+                <w:b/>
+              </w:rPr>
+            </w:r>
             <w:r>
               <w:rPr>
                 <w:rFonts w:ascii="맑은 고딕" w:hAnsi="맑은 고딕" w:eastAsia="맑은 고딕"/>
                 <w:b/>
-                <w:color w:val="3A4657"/>
+                <w:color w:val="151B24"/>
                 <w:sz w:val="19"/>
               </w:rPr>
               <w:t>경로 · 설정</w:t>
@@ -4239,19 +4138,20 @@
         </w:tc>
         <w:tc>
           <w:tcPr>
-            <w:tcW w:type="dxa" w:w="4759"/>
-            <w:shd w:val="clear" w:fill="EDF1F5"/>
+            <w:tcW w:type="dxa" w:w="4873"/>
+            <w:shd w:val="clear" w:fill="E8ECF1"/>
           </w:tcPr>
           <w:p>
-            <w:pPr>
-              <w:spacing w:after="40"/>
-            </w:pPr>
-            <w:r/>
+            <w:r>
+              <w:rPr>
+                <w:b/>
+              </w:rPr>
+            </w:r>
             <w:r>
               <w:rPr>
                 <w:rFonts w:ascii="맑은 고딕" w:hAnsi="맑은 고딕" w:eastAsia="맑은 고딕"/>
                 <w:b/>
-                <w:color w:val="3A4657"/>
+                <w:color w:val="151B24"/>
                 <w:sz w:val="19"/>
               </w:rPr>
               <w:t>제거 시</w:t>
@@ -4262,17 +4162,15 @@
       <w:tr>
         <w:tc>
           <w:tcPr>
-            <w:tcW w:type="dxa" w:w="4759"/>
+            <w:tcW w:type="dxa" w:w="4873"/>
           </w:tcPr>
           <w:p>
-            <w:pPr>
-              <w:spacing w:after="40"/>
-            </w:pPr>
+            <w:r/>
             <w:r>
               <w:rPr>
-                <w:rFonts w:ascii="Consolas" w:hAnsi="Consolas" w:eastAsia="Consolas"/>
-                <w:color w:val="2B3A4E"/>
-                <w:sz w:val="19"/>
+                <w:rFonts w:ascii="D2Coding" w:hAnsi="D2Coding" w:eastAsia="D2Coding"/>
+                <w:color w:val="1E3A5F"/>
+                <w:sz w:val="18"/>
               </w:rPr>
               <w:t>/usr/local/{bin, libexec/cni, lib/systemd}</w:t>
             </w:r>
@@ -4280,17 +4178,14 @@
         </w:tc>
         <w:tc>
           <w:tcPr>
-            <w:tcW w:type="dxa" w:w="4759"/>
+            <w:tcW w:type="dxa" w:w="4873"/>
           </w:tcPr>
           <w:p>
-            <w:pPr>
-              <w:spacing w:after="40"/>
-            </w:pPr>
+            <w:r/>
             <w:r>
               <w:rPr>
                 <w:rFonts w:ascii="맑은 고딕" w:hAnsi="맑은 고딕" w:eastAsia="맑은 고딕"/>
-                <w:b w:val="0"/>
-                <w:color w:val="1A1F28"/>
+                <w:color w:val="151B24"/>
                 <w:sz w:val="19"/>
               </w:rPr>
               <w:t>tar 내용 그대로 삭제</w:t>
@@ -4301,17 +4196,15 @@
       <w:tr>
         <w:tc>
           <w:tcPr>
-            <w:tcW w:type="dxa" w:w="4759"/>
+            <w:tcW w:type="dxa" w:w="4873"/>
           </w:tcPr>
           <w:p>
-            <w:pPr>
-              <w:spacing w:after="40"/>
-            </w:pPr>
+            <w:r/>
             <w:r>
               <w:rPr>
-                <w:rFonts w:ascii="Consolas" w:hAnsi="Consolas" w:eastAsia="Consolas"/>
-                <w:color w:val="2B3A4E"/>
-                <w:sz w:val="19"/>
+                <w:rFonts w:ascii="D2Coding" w:hAnsi="D2Coding" w:eastAsia="D2Coding"/>
+                <w:color w:val="1E3A5F"/>
+                <w:sz w:val="18"/>
               </w:rPr>
               <w:t>/etc/systemd/system/containerd.service</w:t>
             </w:r>
@@ -4319,17 +4212,14 @@
         </w:tc>
         <w:tc>
           <w:tcPr>
-            <w:tcW w:type="dxa" w:w="4759"/>
+            <w:tcW w:type="dxa" w:w="4873"/>
           </w:tcPr>
           <w:p>
-            <w:pPr>
-              <w:spacing w:after="40"/>
-            </w:pPr>
+            <w:r/>
             <w:r>
               <w:rPr>
                 <w:rFonts w:ascii="맑은 고딕" w:hAnsi="맑은 고딕" w:eastAsia="맑은 고딕"/>
-                <w:b w:val="0"/>
-                <w:color w:val="1A1F28"/>
+                <w:color w:val="151B24"/>
                 <w:sz w:val="19"/>
               </w:rPr>
               <w:t>삭제</w:t>
@@ -4340,17 +4230,15 @@
       <w:tr>
         <w:tc>
           <w:tcPr>
-            <w:tcW w:type="dxa" w:w="4759"/>
+            <w:tcW w:type="dxa" w:w="4873"/>
           </w:tcPr>
           <w:p>
-            <w:pPr>
-              <w:spacing w:after="40"/>
-            </w:pPr>
+            <w:r/>
             <w:r>
               <w:rPr>
-                <w:rFonts w:ascii="Consolas" w:hAnsi="Consolas" w:eastAsia="Consolas"/>
-                <w:color w:val="2B3A4E"/>
-                <w:sz w:val="19"/>
+                <w:rFonts w:ascii="D2Coding" w:hAnsi="D2Coding" w:eastAsia="D2Coding"/>
+                <w:color w:val="1E3A5F"/>
+                <w:sz w:val="18"/>
               </w:rPr>
               <w:t>/etc/cni/net.d/nerdctl-bridge.conflist</w:t>
             </w:r>
@@ -4358,17 +4246,14 @@
         </w:tc>
         <w:tc>
           <w:tcPr>
-            <w:tcW w:type="dxa" w:w="4759"/>
+            <w:tcW w:type="dxa" w:w="4873"/>
           </w:tcPr>
           <w:p>
-            <w:pPr>
-              <w:spacing w:after="40"/>
-            </w:pPr>
+            <w:r/>
             <w:r>
               <w:rPr>
                 <w:rFonts w:ascii="맑은 고딕" w:hAnsi="맑은 고딕" w:eastAsia="맑은 고딕"/>
-                <w:b w:val="0"/>
-                <w:color w:val="1A1F28"/>
+                <w:color w:val="151B24"/>
                 <w:sz w:val="19"/>
               </w:rPr>
               <w:t>삭제 (이미 있었으면 애초에 건드리지 않음)</w:t>
@@ -4379,42 +4264,38 @@
       <w:tr>
         <w:tc>
           <w:tcPr>
-            <w:tcW w:type="dxa" w:w="4759"/>
+            <w:tcW w:type="dxa" w:w="4873"/>
           </w:tcPr>
           <w:p>
-            <w:pPr>
-              <w:spacing w:after="40"/>
-            </w:pPr>
+            <w:r/>
             <w:r>
               <w:rPr>
-                <w:rFonts w:ascii="Consolas" w:hAnsi="Consolas" w:eastAsia="Consolas"/>
-                <w:color w:val="2B3A4E"/>
-                <w:sz w:val="19"/>
+                <w:rFonts w:ascii="D2Coding" w:hAnsi="D2Coding" w:eastAsia="D2Coding"/>
+                <w:color w:val="1E3A5F"/>
+                <w:sz w:val="18"/>
               </w:rPr>
               <w:t>/etc/modules-load.d</w:t>
             </w:r>
             <w:r>
               <w:rPr>
                 <w:rFonts w:ascii="맑은 고딕" w:hAnsi="맑은 고딕" w:eastAsia="맑은 고딕"/>
-                <w:b w:val="0"/>
-                <w:color w:val="1A1F28"/>
+                <w:color w:val="151B24"/>
                 <w:sz w:val="19"/>
               </w:rPr>
               <w:t xml:space="preserve"> · </w:t>
             </w:r>
             <w:r>
               <w:rPr>
-                <w:rFonts w:ascii="Consolas" w:hAnsi="Consolas" w:eastAsia="Consolas"/>
-                <w:color w:val="2B3A4E"/>
-                <w:sz w:val="19"/>
+                <w:rFonts w:ascii="D2Coding" w:hAnsi="D2Coding" w:eastAsia="D2Coding"/>
+                <w:color w:val="1E3A5F"/>
+                <w:sz w:val="18"/>
               </w:rPr>
               <w:t>/etc/sysctl.d</w:t>
             </w:r>
             <w:r>
               <w:rPr>
                 <w:rFonts w:ascii="맑은 고딕" w:hAnsi="맑은 고딕" w:eastAsia="맑은 고딕"/>
-                <w:b w:val="0"/>
-                <w:color w:val="1A1F28"/>
+                <w:color w:val="151B24"/>
                 <w:sz w:val="19"/>
               </w:rPr>
               <w:t xml:space="preserve"> 각 1개</w:t>
@@ -4423,17 +4304,14 @@
         </w:tc>
         <w:tc>
           <w:tcPr>
-            <w:tcW w:type="dxa" w:w="4759"/>
+            <w:tcW w:type="dxa" w:w="4873"/>
           </w:tcPr>
           <w:p>
-            <w:pPr>
-              <w:spacing w:after="40"/>
-            </w:pPr>
+            <w:r/>
             <w:r>
               <w:rPr>
                 <w:rFonts w:ascii="맑은 고딕" w:hAnsi="맑은 고딕" w:eastAsia="맑은 고딕"/>
-                <w:b w:val="0"/>
-                <w:color w:val="1A1F28"/>
+                <w:color w:val="151B24"/>
                 <w:sz w:val="19"/>
               </w:rPr>
               <w:t>삭제</w:t>
@@ -4444,34 +4322,31 @@
       <w:tr>
         <w:tc>
           <w:tcPr>
-            <w:tcW w:type="dxa" w:w="4759"/>
+            <w:tcW w:type="dxa" w:w="4873"/>
           </w:tcPr>
           <w:p>
-            <w:pPr>
-              <w:spacing w:after="40"/>
-            </w:pPr>
+            <w:r/>
             <w:r>
               <w:rPr>
-                <w:rFonts w:ascii="Consolas" w:hAnsi="Consolas" w:eastAsia="Consolas"/>
-                <w:color w:val="2B3A4E"/>
-                <w:sz w:val="19"/>
+                <w:rFonts w:ascii="D2Coding" w:hAnsi="D2Coding" w:eastAsia="D2Coding"/>
+                <w:color w:val="1E3A5F"/>
+                <w:sz w:val="18"/>
               </w:rPr>
               <w:t>net.ipv4.ip_forward</w:t>
             </w:r>
             <w:r>
               <w:rPr>
                 <w:rFonts w:ascii="맑은 고딕" w:hAnsi="맑은 고딕" w:eastAsia="맑은 고딕"/>
-                <w:b w:val="0"/>
-                <w:color w:val="1A1F28"/>
+                <w:color w:val="151B24"/>
                 <w:sz w:val="19"/>
               </w:rPr>
               <w:t xml:space="preserve">, </w:t>
             </w:r>
             <w:r>
               <w:rPr>
-                <w:rFonts w:ascii="Consolas" w:hAnsi="Consolas" w:eastAsia="Consolas"/>
-                <w:color w:val="2B3A4E"/>
-                <w:sz w:val="19"/>
+                <w:rFonts w:ascii="D2Coding" w:hAnsi="D2Coding" w:eastAsia="D2Coding"/>
+                <w:color w:val="1E3A5F"/>
+                <w:sz w:val="18"/>
               </w:rPr>
               <w:t>net.bridge.bridge-nf-call-iptables</w:t>
             </w:r>
@@ -4479,17 +4354,14 @@
         </w:tc>
         <w:tc>
           <w:tcPr>
-            <w:tcW w:type="dxa" w:w="4759"/>
+            <w:tcW w:type="dxa" w:w="4873"/>
           </w:tcPr>
           <w:p>
-            <w:pPr>
-              <w:spacing w:after="40"/>
-            </w:pPr>
+            <w:r/>
             <w:r>
               <w:rPr>
                 <w:rFonts w:ascii="맑은 고딕" w:hAnsi="맑은 고딕" w:eastAsia="맑은 고딕"/>
-                <w:b w:val="0"/>
-                <w:color w:val="1A1F28"/>
+                <w:color w:val="151B24"/>
                 <w:sz w:val="19"/>
               </w:rPr>
               <w:t>0이었던 것만 0으로 복원</w:t>
@@ -4500,14 +4372,20 @@
     </w:tbl>
     <w:p>
       <w:pPr>
-        <w:spacing w:after="80"/>
+        <w:spacing w:after="40"/>
       </w:pPr>
     </w:p>
     <w:p>
       <w:pPr>
         <w:pStyle w:val="Heading3"/>
+        <w:spacing w:before="200" w:after="120"/>
       </w:pPr>
       <w:r>
+        <w:rPr>
+          <w:rFonts w:ascii="맑은 고딕" w:hAnsi="맑은 고딕" w:eastAsia="맑은 고딕"/>
+          <w:color w:val="1E3A5F"/>
+          <w:sz w:val="25"/>
+        </w:rPr>
         <w:t>플랫폼이 남기는 것</w:t>
       </w:r>
     </w:p>
@@ -4515,29 +4393,30 @@
       <w:tblPr>
         <w:tblStyle w:val="TableGrid"/>
         <w:tblW w:type="auto" w:w="0"/>
-        <w:jc w:val="left"/>
+        <w:jc w:val="center"/>
         <w:tblLook w:firstColumn="1" w:firstRow="1" w:lastColumn="0" w:lastRow="0" w:noHBand="0" w:noVBand="1" w:val="04A0"/>
       </w:tblPr>
       <w:tblGrid>
-        <w:gridCol w:w="4759"/>
-        <w:gridCol w:w="4759"/>
+        <w:gridCol w:w="4873"/>
+        <w:gridCol w:w="4873"/>
       </w:tblGrid>
       <w:tr>
         <w:tc>
           <w:tcPr>
-            <w:tcW w:type="dxa" w:w="4759"/>
-            <w:shd w:val="clear" w:fill="EDF1F5"/>
+            <w:tcW w:type="dxa" w:w="4873"/>
+            <w:shd w:val="clear" w:fill="E8ECF1"/>
           </w:tcPr>
           <w:p>
-            <w:pPr>
-              <w:spacing w:after="40"/>
-            </w:pPr>
-            <w:r/>
+            <w:r>
+              <w:rPr>
+                <w:b/>
+              </w:rPr>
+            </w:r>
             <w:r>
               <w:rPr>
                 <w:rFonts w:ascii="맑은 고딕" w:hAnsi="맑은 고딕" w:eastAsia="맑은 고딕"/>
                 <w:b/>
-                <w:color w:val="3A4657"/>
+                <w:color w:val="151B24"/>
                 <w:sz w:val="19"/>
               </w:rPr>
               <w:t>변화</w:t>
@@ -4546,19 +4425,20 @@
         </w:tc>
         <w:tc>
           <w:tcPr>
-            <w:tcW w:type="dxa" w:w="4759"/>
-            <w:shd w:val="clear" w:fill="EDF1F5"/>
+            <w:tcW w:type="dxa" w:w="4873"/>
+            <w:shd w:val="clear" w:fill="E8ECF1"/>
           </w:tcPr>
           <w:p>
-            <w:pPr>
-              <w:spacing w:after="40"/>
-            </w:pPr>
-            <w:r/>
+            <w:r>
+              <w:rPr>
+                <w:b/>
+              </w:rPr>
+            </w:r>
             <w:r>
               <w:rPr>
                 <w:rFonts w:ascii="맑은 고딕" w:hAnsi="맑은 고딕" w:eastAsia="맑은 고딕"/>
                 <w:b/>
-                <w:color w:val="3A4657"/>
+                <w:color w:val="151B24"/>
                 <w:sz w:val="19"/>
               </w:rPr>
               <w:t>되돌리기</w:t>
@@ -4569,17 +4449,14 @@
       <w:tr>
         <w:tc>
           <w:tcPr>
-            <w:tcW w:type="dxa" w:w="4759"/>
+            <w:tcW w:type="dxa" w:w="4873"/>
           </w:tcPr>
           <w:p>
-            <w:pPr>
-              <w:spacing w:after="40"/>
-            </w:pPr>
+            <w:r/>
             <w:r>
               <w:rPr>
                 <w:rFonts w:ascii="맑은 고딕" w:hAnsi="맑은 고딕" w:eastAsia="맑은 고딕"/>
-                <w:b w:val="0"/>
-                <w:color w:val="1A1F28"/>
+                <w:color w:val="151B24"/>
                 <w:sz w:val="19"/>
               </w:rPr>
               <w:t>컨테이너 1개 · 이미지 1개</w:t>
@@ -4588,17 +4465,15 @@
         </w:tc>
         <w:tc>
           <w:tcPr>
-            <w:tcW w:type="dxa" w:w="4759"/>
+            <w:tcW w:type="dxa" w:w="4873"/>
           </w:tcPr>
           <w:p>
-            <w:pPr>
-              <w:spacing w:after="40"/>
-            </w:pPr>
+            <w:r/>
             <w:r>
               <w:rPr>
-                <w:rFonts w:ascii="Consolas" w:hAnsi="Consolas" w:eastAsia="Consolas"/>
-                <w:color w:val="2B3A4E"/>
-                <w:sz w:val="19"/>
+                <w:rFonts w:ascii="D2Coding" w:hAnsi="D2Coding" w:eastAsia="D2Coding"/>
+                <w:color w:val="1E3A5F"/>
+                <w:sz w:val="18"/>
               </w:rPr>
               <w:t>./opsctl.sh remove</w:t>
             </w:r>
@@ -4608,34 +4483,30 @@
       <w:tr>
         <w:tc>
           <w:tcPr>
-            <w:tcW w:type="dxa" w:w="4759"/>
+            <w:tcW w:type="dxa" w:w="4873"/>
           </w:tcPr>
           <w:p>
-            <w:pPr>
-              <w:spacing w:after="40"/>
-            </w:pPr>
+            <w:r/>
             <w:r>
               <w:rPr>
                 <w:rFonts w:ascii="맑은 고딕" w:hAnsi="맑은 고딕" w:eastAsia="맑은 고딕"/>
-                <w:b w:val="0"/>
-                <w:color w:val="1A1F28"/>
+                <w:color w:val="151B24"/>
                 <w:sz w:val="19"/>
               </w:rPr>
               <w:t xml:space="preserve">번들 안 </w:t>
             </w:r>
             <w:r>
               <w:rPr>
-                <w:rFonts w:ascii="Consolas" w:hAnsi="Consolas" w:eastAsia="Consolas"/>
-                <w:color w:val="2B3A4E"/>
-                <w:sz w:val="19"/>
+                <w:rFonts w:ascii="D2Coding" w:hAnsi="D2Coding" w:eastAsia="D2Coding"/>
+                <w:color w:val="1E3A5F"/>
+                <w:sz w:val="18"/>
               </w:rPr>
               <w:t>data/</w:t>
             </w:r>
             <w:r>
               <w:rPr>
                 <w:rFonts w:ascii="맑은 고딕" w:hAnsi="맑은 고딕" w:eastAsia="맑은 고딕"/>
-                <w:b w:val="0"/>
-                <w:color w:val="1A1F28"/>
+                <w:color w:val="151B24"/>
                 <w:sz w:val="19"/>
               </w:rPr>
               <w:t xml:space="preserve"> (공급자 DB + 마스터 키)</w:t>
@@ -4644,17 +4515,15 @@
         </w:tc>
         <w:tc>
           <w:tcPr>
-            <w:tcW w:type="dxa" w:w="4759"/>
+            <w:tcW w:type="dxa" w:w="4873"/>
           </w:tcPr>
           <w:p>
-            <w:pPr>
-              <w:spacing w:after="40"/>
-            </w:pPr>
+            <w:r/>
             <w:r>
               <w:rPr>
-                <w:rFonts w:ascii="Consolas" w:hAnsi="Consolas" w:eastAsia="Consolas"/>
-                <w:color w:val="2B3A4E"/>
-                <w:sz w:val="19"/>
+                <w:rFonts w:ascii="D2Coding" w:hAnsi="D2Coding" w:eastAsia="D2Coding"/>
+                <w:color w:val="1E3A5F"/>
+                <w:sz w:val="18"/>
               </w:rPr>
               <w:t>./opsctl.sh remove --all</w:t>
             </w:r>
@@ -4664,17 +4533,14 @@
       <w:tr>
         <w:tc>
           <w:tcPr>
-            <w:tcW w:type="dxa" w:w="4759"/>
+            <w:tcW w:type="dxa" w:w="4873"/>
           </w:tcPr>
           <w:p>
-            <w:pPr>
-              <w:spacing w:after="40"/>
-            </w:pPr>
+            <w:r/>
             <w:r>
               <w:rPr>
                 <w:rFonts w:ascii="맑은 고딕" w:hAnsi="맑은 고딕" w:eastAsia="맑은 고딕"/>
-                <w:b w:val="0"/>
-                <w:color w:val="1A1F28"/>
+                <w:color w:val="151B24"/>
                 <w:sz w:val="19"/>
               </w:rPr>
               <w:t>systemd 유닛 1개 — ③단계를 실행했을 때만</w:t>
@@ -4683,17 +4549,15 @@
         </w:tc>
         <w:tc>
           <w:tcPr>
-            <w:tcW w:type="dxa" w:w="4759"/>
+            <w:tcW w:type="dxa" w:w="4873"/>
           </w:tcPr>
           <w:p>
-            <w:pPr>
-              <w:spacing w:after="40"/>
-            </w:pPr>
+            <w:r/>
             <w:r>
               <w:rPr>
-                <w:rFonts w:ascii="Consolas" w:hAnsi="Consolas" w:eastAsia="Consolas"/>
-                <w:color w:val="2B3A4E"/>
-                <w:sz w:val="19"/>
+                <w:rFonts w:ascii="D2Coding" w:hAnsi="D2Coding" w:eastAsia="D2Coding"/>
+                <w:color w:val="1E3A5F"/>
+                <w:sz w:val="18"/>
               </w:rPr>
               <w:t>sudo ./opsctl.sh uninstall-service</w:t>
             </w:r>
@@ -4703,122 +4567,61 @@
     </w:tbl>
     <w:p>
       <w:pPr>
-        <w:spacing w:after="80"/>
+        <w:spacing w:after="40"/>
       </w:pPr>
     </w:p>
     <w:p>
       <w:pPr>
         <w:pStyle w:val="Heading3"/>
+        <w:spacing w:before="200" w:after="120"/>
       </w:pPr>
       <w:r>
+        <w:rPr>
+          <w:rFonts w:ascii="맑은 고딕" w:hAnsi="맑은 고딕" w:eastAsia="맑은 고딕"/>
+          <w:color w:val="1E3A5F"/>
+          <w:sz w:val="25"/>
+        </w:rPr>
         <w:t>전체 제거 (설치의 역순)</w:t>
       </w:r>
     </w:p>
     <w:p>
       <w:pPr>
-        <w:spacing w:before="120" w:after="240" w:line="288" w:lineRule="auto"/>
-        <w:ind w:left="170"/>
+        <w:spacing w:before="80" w:after="160"/>
+        <w:ind w:left="227"/>
         <w:shd w:val="clear" w:fill="F2F4F7"/>
       </w:pPr>
       <w:r>
         <w:rPr>
-          <w:rFonts w:ascii="Consolas" w:hAnsi="Consolas" w:eastAsia="Consolas"/>
-          <w:color w:val="1B2433"/>
+          <w:rFonts w:ascii="D2Coding" w:hAnsi="D2Coding" w:eastAsia="D2Coding"/>
           <w:sz w:val="18"/>
         </w:rPr>
-        <w:t>cd /경로/openstack-ops-platform-1.1.4</w:t>
-      </w:r>
-      <w:r>
+        <w:t>cd /경로/openstack-ops-platform-1.1.5</w:t>
         <w:br/>
-      </w:r>
-      <w:r>
-        <w:rPr>
-          <w:rFonts w:ascii="Consolas" w:hAnsi="Consolas" w:eastAsia="Consolas"/>
-          <w:color w:val="1B2433"/>
-          <w:sz w:val="18"/>
-        </w:rPr>
         <w:t>sudo ./opsctl.sh uninstall-service     # 유닛부터</w:t>
-      </w:r>
-      <w:r>
         <w:br/>
-      </w:r>
-      <w:r>
-        <w:rPr>
-          <w:rFonts w:ascii="Consolas" w:hAnsi="Consolas" w:eastAsia="Consolas"/>
-          <w:color w:val="1B2433"/>
-          <w:sz w:val="18"/>
-        </w:rPr>
         <w:t>./opsctl.sh backup                     # 데이터를 남기려면 먼저</w:t>
-      </w:r>
-      <w:r>
         <w:br/>
-      </w:r>
-      <w:r>
-        <w:rPr>
-          <w:rFonts w:ascii="Consolas" w:hAnsi="Consolas" w:eastAsia="Consolas"/>
-          <w:color w:val="1B2433"/>
-          <w:sz w:val="18"/>
-        </w:rPr>
         <w:t>./opsctl.sh remove --all               # 컨테이너 · 이미지 · 데이터</w:t>
-      </w:r>
-      <w:r>
         <w:br/>
-      </w:r>
-      <w:r>
-        <w:rPr>
-          <w:rFonts w:ascii="Consolas" w:hAnsi="Consolas" w:eastAsia="Consolas"/>
-          <w:color w:val="1B2433"/>
-          <w:sz w:val="18"/>
-        </w:rPr>
-        <w:t>cd .. &amp;&amp; sudo rm -rf openstack-ops-platform-1.1.4</w:t>
-      </w:r>
-      <w:r>
+        <w:t>cd .. &amp;&amp; sudo rm -rf openstack-ops-platform-1.1.5</w:t>
         <w:br/>
-      </w:r>
-      <w:r>
-        <w:rPr>
-          <w:rFonts w:ascii="Consolas" w:hAnsi="Consolas" w:eastAsia="Consolas"/>
-          <w:color w:val="1B2433"/>
-          <w:sz w:val="18"/>
-        </w:rPr>
-      </w:r>
-      <w:r>
         <w:br/>
-      </w:r>
-      <w:r>
-        <w:rPr>
-          <w:rFonts w:ascii="Consolas" w:hAnsi="Consolas" w:eastAsia="Consolas"/>
-          <w:color w:val="1B2433"/>
-          <w:sz w:val="18"/>
-        </w:rPr>
         <w:t>cd /경로/openstack-ops-runtime-2.3.5</w:t>
-      </w:r>
-      <w:r>
         <w:br/>
-      </w:r>
-      <w:r>
-        <w:rPr>
-          <w:rFonts w:ascii="Consolas" w:hAnsi="Consolas" w:eastAsia="Consolas"/>
-          <w:color w:val="1B2433"/>
-          <w:sz w:val="18"/>
-        </w:rPr>
         <w:t>sudo ./uninstall-runtime.sh            # 돌고 있는 컨테이너가 있으면 스스로 중단</w:t>
       </w:r>
     </w:p>
     <w:p>
       <w:pPr>
-        <w:spacing w:before="120" w:after="240"/>
-        <w:ind w:left="227"/>
-        <w:pBdr>
-          <w:left w:val="single" w:sz="18" w:space="8" w:color="8A4E18"/>
-        </w:pBdr>
-        <w:shd w:val="clear" w:fill="FBF7F1"/>
+        <w:spacing w:after="160"/>
+        <w:ind w:left="283"/>
+        <w:shd w:val="clear" w:fill="FBF3E6"/>
       </w:pPr>
       <w:r>
         <w:rPr>
           <w:rFonts w:ascii="맑은 고딕" w:hAnsi="맑은 고딕" w:eastAsia="맑은 고딕"/>
           <w:b/>
-          <w:color w:val="1A1F28"/>
+          <w:color w:val="4A5665"/>
           <w:sz w:val="20"/>
         </w:rPr>
         <w:t>백업 파일 취급</w:t>
@@ -4826,25 +4629,23 @@
       <w:r>
         <w:rPr>
           <w:rFonts w:ascii="맑은 고딕" w:hAnsi="맑은 고딕" w:eastAsia="맑은 고딕"/>
-          <w:b w:val="0"/>
-          <w:color w:val="1A1F28"/>
+          <w:color w:val="4A5665"/>
           <w:sz w:val="20"/>
         </w:rPr>
         <w:t xml:space="preserve"> — </w:t>
       </w:r>
       <w:r>
         <w:rPr>
-          <w:rFonts w:ascii="Consolas" w:hAnsi="Consolas" w:eastAsia="Consolas"/>
-          <w:color w:val="2B3A4E"/>
-          <w:sz w:val="20"/>
+          <w:rFonts w:ascii="D2Coding" w:hAnsi="D2Coding" w:eastAsia="D2Coding"/>
+          <w:color w:val="1E3A5F"/>
+          <w:sz w:val="19"/>
         </w:rPr>
         <w:t>backup</w:t>
       </w:r>
       <w:r>
         <w:rPr>
           <w:rFonts w:ascii="맑은 고딕" w:hAnsi="맑은 고딕" w:eastAsia="맑은 고딕"/>
-          <w:b w:val="0"/>
-          <w:color w:val="1A1F28"/>
+          <w:color w:val="4A5665"/>
           <w:sz w:val="20"/>
         </w:rPr>
         <w:t xml:space="preserve">이 만드는 tar.gz에는 SSH·MySQL 비밀번호를 푸는 </w:t>
@@ -4853,7 +4654,7 @@
         <w:rPr>
           <w:rFonts w:ascii="맑은 고딕" w:hAnsi="맑은 고딕" w:eastAsia="맑은 고딕"/>
           <w:b/>
-          <w:color w:val="1A1F28"/>
+          <w:color w:val="4A5665"/>
           <w:sz w:val="20"/>
         </w:rPr>
         <w:t>마스터 키가 들어 있습니다.</w:t>
@@ -4861,25 +4662,23 @@
       <w:r>
         <w:rPr>
           <w:rFonts w:ascii="맑은 고딕" w:hAnsi="맑은 고딕" w:eastAsia="맑은 고딕"/>
-          <w:b w:val="0"/>
-          <w:color w:val="1A1F28"/>
+          <w:color w:val="4A5665"/>
           <w:sz w:val="20"/>
         </w:rPr>
         <w:t xml:space="preserve"> 접근 통제된 곳에 두거나, 남길 필요가 없으면 함께 지우세요. </w:t>
       </w:r>
       <w:r>
         <w:rPr>
-          <w:rFonts w:ascii="Consolas" w:hAnsi="Consolas" w:eastAsia="Consolas"/>
-          <w:color w:val="2B3A4E"/>
-          <w:sz w:val="20"/>
+          <w:rFonts w:ascii="D2Coding" w:hAnsi="D2Coding" w:eastAsia="D2Coding"/>
+          <w:color w:val="1E3A5F"/>
+          <w:sz w:val="19"/>
         </w:rPr>
         <w:t>data/</w:t>
       </w:r>
       <w:r>
         <w:rPr>
           <w:rFonts w:ascii="맑은 고딕" w:hAnsi="맑은 고딕" w:eastAsia="맑은 고딕"/>
-          <w:b w:val="0"/>
-          <w:color w:val="1A1F28"/>
+          <w:color w:val="4A5665"/>
           <w:sz w:val="20"/>
         </w:rPr>
         <w:t>는 컨테이너가 root로 쓰므로 디렉터리 삭제에 sudo가 필요합니다.</w:t>
@@ -4887,26 +4686,27 @@
     </w:p>
     <w:p>
       <w:pPr>
-        <w:spacing w:before="40" w:after="40"/>
-        <w:pBdr>
-          <w:bottom w:val="single" w:sz="6" w:space="1" w:color="D7DDE5"/>
-        </w:pBdr>
-      </w:pPr>
-    </w:p>
-    <w:p>
-      <w:pPr>
         <w:pStyle w:val="Heading2"/>
+        <w:spacing w:before="320" w:after="120"/>
       </w:pPr>
       <w:r>
+        <w:rPr>
+          <w:rFonts w:ascii="맑은 고딕" w:hAnsi="맑은 고딕" w:eastAsia="맑은 고딕"/>
+          <w:color w:val="1E3A5F"/>
+          <w:sz w:val="30"/>
+        </w:rPr>
         <w:t>7. 확인된 동작</w:t>
       </w:r>
     </w:p>
     <w:p>
+      <w:pPr>
+        <w:spacing w:after="140"/>
+        <w:jc w:val="left"/>
+      </w:pPr>
       <w:r>
         <w:rPr>
           <w:rFonts w:ascii="맑은 고딕" w:hAnsi="맑은 고딕" w:eastAsia="맑은 고딕"/>
-          <w:b w:val="0"/>
-          <w:color w:val="1A1F28"/>
+          <w:color w:val="151B24"/>
           <w:sz w:val="21"/>
         </w:rPr>
         <w:t>이 서버(운영 서비스가 8090을 쓰는 중)에서 실제로 돌려 본 결과입니다.</w:t>
@@ -4916,29 +4716,30 @@
       <w:tblPr>
         <w:tblStyle w:val="TableGrid"/>
         <w:tblW w:type="auto" w:w="0"/>
-        <w:jc w:val="left"/>
+        <w:jc w:val="center"/>
         <w:tblLook w:firstColumn="1" w:firstRow="1" w:lastColumn="0" w:lastRow="0" w:noHBand="0" w:noVBand="1" w:val="04A0"/>
       </w:tblPr>
       <w:tblGrid>
-        <w:gridCol w:w="4759"/>
-        <w:gridCol w:w="4759"/>
+        <w:gridCol w:w="4873"/>
+        <w:gridCol w:w="4873"/>
       </w:tblGrid>
       <w:tr>
         <w:tc>
           <w:tcPr>
-            <w:tcW w:type="dxa" w:w="4759"/>
-            <w:shd w:val="clear" w:fill="EDF1F5"/>
+            <w:tcW w:type="dxa" w:w="4873"/>
+            <w:shd w:val="clear" w:fill="E8ECF1"/>
           </w:tcPr>
           <w:p>
-            <w:pPr>
-              <w:spacing w:after="40"/>
-            </w:pPr>
-            <w:r/>
+            <w:r>
+              <w:rPr>
+                <w:b/>
+              </w:rPr>
+            </w:r>
             <w:r>
               <w:rPr>
                 <w:rFonts w:ascii="맑은 고딕" w:hAnsi="맑은 고딕" w:eastAsia="맑은 고딕"/>
                 <w:b/>
-                <w:color w:val="3A4657"/>
+                <w:color w:val="151B24"/>
                 <w:sz w:val="19"/>
               </w:rPr>
               <w:t>시나리오</w:t>
@@ -4947,19 +4748,20 @@
         </w:tc>
         <w:tc>
           <w:tcPr>
-            <w:tcW w:type="dxa" w:w="4759"/>
-            <w:shd w:val="clear" w:fill="EDF1F5"/>
+            <w:tcW w:type="dxa" w:w="4873"/>
+            <w:shd w:val="clear" w:fill="E8ECF1"/>
           </w:tcPr>
           <w:p>
-            <w:pPr>
-              <w:spacing w:after="40"/>
-            </w:pPr>
-            <w:r/>
+            <w:r>
+              <w:rPr>
+                <w:b/>
+              </w:rPr>
+            </w:r>
             <w:r>
               <w:rPr>
                 <w:rFonts w:ascii="맑은 고딕" w:hAnsi="맑은 고딕" w:eastAsia="맑은 고딕"/>
                 <w:b/>
-                <w:color w:val="3A4657"/>
+                <w:color w:val="151B24"/>
                 <w:sz w:val="19"/>
               </w:rPr>
               <w:t>결과</w:t>
@@ -4970,17 +4772,14 @@
       <w:tr>
         <w:tc>
           <w:tcPr>
-            <w:tcW w:type="dxa" w:w="4759"/>
+            <w:tcW w:type="dxa" w:w="4873"/>
           </w:tcPr>
           <w:p>
-            <w:pPr>
-              <w:spacing w:after="40"/>
-            </w:pPr>
+            <w:r/>
             <w:r>
               <w:rPr>
                 <w:rFonts w:ascii="맑은 고딕" w:hAnsi="맑은 고딕" w:eastAsia="맑은 고딕"/>
-                <w:b w:val="0"/>
-                <w:color w:val="1A1F28"/>
+                <w:color w:val="151B24"/>
                 <w:sz w:val="19"/>
               </w:rPr>
               <w:t>빈 포트 8099로 설치</w:t>
@@ -4989,17 +4788,14 @@
         </w:tc>
         <w:tc>
           <w:tcPr>
-            <w:tcW w:type="dxa" w:w="4759"/>
+            <w:tcW w:type="dxa" w:w="4873"/>
           </w:tcPr>
           <w:p>
-            <w:pPr>
-              <w:spacing w:after="40"/>
-            </w:pPr>
+            <w:r/>
             <w:r>
               <w:rPr>
                 <w:rFonts w:ascii="맑은 고딕" w:hAnsi="맑은 고딕" w:eastAsia="맑은 고딕"/>
-                <w:b w:val="0"/>
-                <w:color w:val="1A1F28"/>
+                <w:color w:val="151B24"/>
                 <w:sz w:val="19"/>
               </w:rPr>
               <w:t>정상 — 로그인·이슈 노트 API 모두 200. 운영 8090은 그대로 200</w:t>
@@ -5010,17 +4806,14 @@
       <w:tr>
         <w:tc>
           <w:tcPr>
-            <w:tcW w:type="dxa" w:w="4759"/>
+            <w:tcW w:type="dxa" w:w="4873"/>
           </w:tcPr>
           <w:p>
-            <w:pPr>
-              <w:spacing w:after="40"/>
-            </w:pPr>
+            <w:r/>
             <w:r>
               <w:rPr>
                 <w:rFonts w:ascii="맑은 고딕" w:hAnsi="맑은 고딕" w:eastAsia="맑은 고딕"/>
-                <w:b w:val="0"/>
-                <w:color w:val="1A1F28"/>
+                <w:color w:val="151B24"/>
                 <w:sz w:val="19"/>
               </w:rPr>
               <w:t>운영 중 포트 변경 (8099 → 8098)</w:t>
@@ -5029,51 +4822,46 @@
         </w:tc>
         <w:tc>
           <w:tcPr>
-            <w:tcW w:type="dxa" w:w="4759"/>
+            <w:tcW w:type="dxa" w:w="4873"/>
           </w:tcPr>
           <w:p>
-            <w:pPr>
-              <w:spacing w:after="40"/>
-            </w:pPr>
+            <w:r/>
             <w:r>
               <w:rPr>
                 <w:rFonts w:ascii="맑은 고딕" w:hAnsi="맑은 고딕" w:eastAsia="맑은 고딕"/>
-                <w:b w:val="0"/>
-                <w:color w:val="1A1F28"/>
+                <w:color w:val="151B24"/>
                 <w:sz w:val="19"/>
               </w:rPr>
               <w:t xml:space="preserve">정상 — </w:t>
             </w:r>
             <w:r>
               <w:rPr>
-                <w:rFonts w:ascii="Consolas" w:hAnsi="Consolas" w:eastAsia="Consolas"/>
-                <w:color w:val="2B3A4E"/>
-                <w:sz w:val="19"/>
+                <w:rFonts w:ascii="D2Coding" w:hAnsi="D2Coding" w:eastAsia="D2Coding"/>
+                <w:color w:val="1E3A5F"/>
+                <w:sz w:val="18"/>
               </w:rPr>
               <w:t>config.env</w:t>
             </w:r>
             <w:r>
               <w:rPr>
                 <w:rFonts w:ascii="맑은 고딕" w:hAnsi="맑은 고딕" w:eastAsia="맑은 고딕"/>
-                <w:b w:val="0"/>
-                <w:color w:val="1A1F28"/>
+                <w:color w:val="151B24"/>
                 <w:sz w:val="19"/>
               </w:rPr>
               <w:t xml:space="preserve"> 한 줄 + </w:t>
             </w:r>
             <w:r>
               <w:rPr>
-                <w:rFonts w:ascii="Consolas" w:hAnsi="Consolas" w:eastAsia="Consolas"/>
-                <w:color w:val="2B3A4E"/>
-                <w:sz w:val="19"/>
+                <w:rFonts w:ascii="D2Coding" w:hAnsi="D2Coding" w:eastAsia="D2Coding"/>
+                <w:color w:val="1E3A5F"/>
+                <w:sz w:val="18"/>
               </w:rPr>
               <w:t>restart</w:t>
             </w:r>
             <w:r>
               <w:rPr>
                 <w:rFonts w:ascii="맑은 고딕" w:hAnsi="맑은 고딕" w:eastAsia="맑은 고딕"/>
-                <w:b w:val="0"/>
-                <w:color w:val="1A1F28"/>
+                <w:color w:val="151B24"/>
                 <w:sz w:val="19"/>
               </w:rPr>
               <w:t>. 8099 닫힘, 데이터(providers.db 260KB) 보존</w:t>
@@ -5084,17 +4872,14 @@
       <w:tr>
         <w:tc>
           <w:tcPr>
-            <w:tcW w:type="dxa" w:w="4759"/>
+            <w:tcW w:type="dxa" w:w="4873"/>
           </w:tcPr>
           <w:p>
-            <w:pPr>
-              <w:spacing w:after="40"/>
-            </w:pPr>
+            <w:r/>
             <w:r>
               <w:rPr>
                 <w:rFonts w:ascii="맑은 고딕" w:hAnsi="맑은 고딕" w:eastAsia="맑은 고딕"/>
-                <w:b w:val="0"/>
-                <w:color w:val="1A1F28"/>
+                <w:color w:val="151B24"/>
                 <w:sz w:val="19"/>
               </w:rPr>
               <w:t>이미 쓰는 포트(8090)로 설치</w:t>
@@ -5103,17 +4888,14 @@
         </w:tc>
         <w:tc>
           <w:tcPr>
-            <w:tcW w:type="dxa" w:w="4759"/>
+            <w:tcW w:type="dxa" w:w="4873"/>
           </w:tcPr>
           <w:p>
-            <w:pPr>
-              <w:spacing w:after="40"/>
-            </w:pPr>
+            <w:r/>
             <w:r>
               <w:rPr>
                 <w:rFonts w:ascii="맑은 고딕" w:hAnsi="맑은 고딕" w:eastAsia="맑은 고딕"/>
-                <w:b w:val="0"/>
-                <w:color w:val="1A1F28"/>
+                <w:color w:val="151B24"/>
                 <w:sz w:val="19"/>
               </w:rPr>
               <w:t>중단 — 운영 서비스 무영향, 컨테이너 생성 안 됨</w:t>
@@ -5124,17 +4906,14 @@
       <w:tr>
         <w:tc>
           <w:tcPr>
-            <w:tcW w:type="dxa" w:w="4759"/>
+            <w:tcW w:type="dxa" w:w="4873"/>
           </w:tcPr>
           <w:p>
-            <w:pPr>
-              <w:spacing w:after="40"/>
-            </w:pPr>
+            <w:r/>
             <w:r>
               <w:rPr>
                 <w:rFonts w:ascii="맑은 고딕" w:hAnsi="맑은 고딕" w:eastAsia="맑은 고딕"/>
-                <w:b w:val="0"/>
-                <w:color w:val="1A1F28"/>
+                <w:color w:val="151B24"/>
                 <w:sz w:val="19"/>
               </w:rPr>
               <w:t>같은 이름의 남의 컨테이너 존재</w:t>
@@ -5143,17 +4922,14 @@
         </w:tc>
         <w:tc>
           <w:tcPr>
-            <w:tcW w:type="dxa" w:w="4759"/>
+            <w:tcW w:type="dxa" w:w="4873"/>
           </w:tcPr>
           <w:p>
-            <w:pPr>
-              <w:spacing w:after="40"/>
-            </w:pPr>
+            <w:r/>
             <w:r>
               <w:rPr>
                 <w:rFonts w:ascii="맑은 고딕" w:hAnsi="맑은 고딕" w:eastAsia="맑은 고딕"/>
-                <w:b w:val="0"/>
-                <w:color w:val="1A1F28"/>
+                <w:color w:val="151B24"/>
                 <w:sz w:val="19"/>
               </w:rPr>
               <w:t>중단 — 그 컨테이너 살아남음</w:t>
@@ -5164,17 +4940,14 @@
       <w:tr>
         <w:tc>
           <w:tcPr>
-            <w:tcW w:type="dxa" w:w="4759"/>
+            <w:tcW w:type="dxa" w:w="4873"/>
           </w:tcPr>
           <w:p>
-            <w:pPr>
-              <w:spacing w:after="40"/>
-            </w:pPr>
+            <w:r/>
             <w:r>
               <w:rPr>
                 <w:rFonts w:ascii="맑은 고딕" w:hAnsi="맑은 고딕" w:eastAsia="맑은 고딕"/>
-                <w:b w:val="0"/>
-                <w:color w:val="1A1F28"/>
+                <w:color w:val="151B24"/>
                 <w:sz w:val="19"/>
               </w:rPr>
               <w:t>같은 포트를 다른 이름으로 재설치</w:t>
@@ -5183,17 +4956,14 @@
         </w:tc>
         <w:tc>
           <w:tcPr>
-            <w:tcW w:type="dxa" w:w="4759"/>
+            <w:tcW w:type="dxa" w:w="4873"/>
           </w:tcPr>
           <w:p>
-            <w:pPr>
-              <w:spacing w:after="40"/>
-            </w:pPr>
+            <w:r/>
             <w:r>
               <w:rPr>
                 <w:rFonts w:ascii="맑은 고딕" w:hAnsi="맑은 고딕" w:eastAsia="맑은 고딕"/>
-                <w:b w:val="0"/>
-                <w:color w:val="1A1F28"/>
+                <w:color w:val="151B24"/>
                 <w:sz w:val="19"/>
               </w:rPr>
               <w:t>중단 — 고치기 전에는 둘 다 떠서 포트를 나눠 가졌음</w:t>
@@ -5204,17 +4974,14 @@
       <w:tr>
         <w:tc>
           <w:tcPr>
-            <w:tcW w:type="dxa" w:w="4759"/>
+            <w:tcW w:type="dxa" w:w="4873"/>
           </w:tcPr>
           <w:p>
-            <w:pPr>
-              <w:spacing w:after="40"/>
-            </w:pPr>
+            <w:r/>
             <w:r>
               <w:rPr>
                 <w:rFonts w:ascii="맑은 고딕" w:hAnsi="맑은 고딕" w:eastAsia="맑은 고딕"/>
-                <w:b w:val="0"/>
-                <w:color w:val="1A1F28"/>
+                <w:color w:val="151B24"/>
                 <w:sz w:val="19"/>
               </w:rPr>
               <w:t>k8s 노드 영향</w:t>
@@ -5223,51 +4990,46 @@
         </w:tc>
         <w:tc>
           <w:tcPr>
-            <w:tcW w:type="dxa" w:w="4759"/>
+            <w:tcW w:type="dxa" w:w="4873"/>
           </w:tcPr>
           <w:p>
-            <w:pPr>
-              <w:spacing w:after="40"/>
-            </w:pPr>
+            <w:r/>
             <w:r>
               <w:rPr>
                 <w:rFonts w:ascii="맑은 고딕" w:hAnsi="맑은 고딕" w:eastAsia="맑은 고딕"/>
-                <w:b w:val="0"/>
-                <w:color w:val="1A1F28"/>
+                <w:color w:val="151B24"/>
                 <w:sz w:val="19"/>
               </w:rPr>
               <w:t>없음 — 전용 namespace(</w:t>
             </w:r>
             <w:r>
               <w:rPr>
-                <w:rFonts w:ascii="Consolas" w:hAnsi="Consolas" w:eastAsia="Consolas"/>
-                <w:color w:val="2B3A4E"/>
-                <w:sz w:val="19"/>
+                <w:rFonts w:ascii="D2Coding" w:hAnsi="D2Coding" w:eastAsia="D2Coding"/>
+                <w:color w:val="1E3A5F"/>
+                <w:sz w:val="18"/>
               </w:rPr>
               <w:t>openstack-ops</w:t>
             </w:r>
             <w:r>
               <w:rPr>
                 <w:rFonts w:ascii="맑은 고딕" w:hAnsi="맑은 고딕" w:eastAsia="맑은 고딕"/>
-                <w:b w:val="0"/>
-                <w:color w:val="1A1F28"/>
+                <w:color w:val="151B24"/>
                 <w:sz w:val="19"/>
               </w:rPr>
               <w:t xml:space="preserve">) 사용, </w:t>
             </w:r>
             <w:r>
               <w:rPr>
-                <w:rFonts w:ascii="Consolas" w:hAnsi="Consolas" w:eastAsia="Consolas"/>
-                <w:color w:val="2B3A4E"/>
-                <w:sz w:val="19"/>
+                <w:rFonts w:ascii="D2Coding" w:hAnsi="D2Coding" w:eastAsia="D2Coding"/>
+                <w:color w:val="1E3A5F"/>
+                <w:sz w:val="18"/>
               </w:rPr>
               <w:t>k8s.io</w:t>
             </w:r>
             <w:r>
               <w:rPr>
                 <w:rFonts w:ascii="맑은 고딕" w:hAnsi="맑은 고딕" w:eastAsia="맑은 고딕"/>
-                <w:b w:val="0"/>
-                <w:color w:val="1A1F28"/>
+                <w:color w:val="151B24"/>
                 <w:sz w:val="19"/>
               </w:rPr>
               <w:t xml:space="preserve"> 그대로</w:t>
@@ -5278,23 +5040,657 @@
     </w:tbl>
     <w:p>
       <w:pPr>
-        <w:spacing w:after="80"/>
+        <w:spacing w:after="40"/>
       </w:pPr>
     </w:p>
     <w:p>
       <w:pPr>
-        <w:spacing w:before="120" w:after="240"/>
-        <w:ind w:left="227"/>
-        <w:pBdr>
-          <w:left w:val="single" w:sz="18" w:space="8" w:color="8A4E18"/>
-        </w:pBdr>
-        <w:shd w:val="clear" w:fill="FBF7F1"/>
+        <w:spacing w:after="140"/>
+        <w:jc w:val="left"/>
+      </w:pPr>
+      <w:r>
+        <w:rPr>
+          <w:rFonts w:ascii="맑은 고딕" w:hAnsi="맑은 고딕" w:eastAsia="맑은 고딕"/>
+          <w:color w:val="151B24"/>
+          <w:sz w:val="21"/>
+        </w:rPr>
+        <w:t>1.1.5 번들로 다시 확인한 것(2026-09-10, 포트 8091, nerdctl 1.5.0).</w:t>
+      </w:r>
+    </w:p>
+    <w:tbl>
+      <w:tblPr>
+        <w:tblStyle w:val="TableGrid"/>
+        <w:tblW w:type="auto" w:w="0"/>
+        <w:jc w:val="center"/>
+        <w:tblLook w:firstColumn="1" w:firstRow="1" w:lastColumn="0" w:lastRow="0" w:noHBand="0" w:noVBand="1" w:val="04A0"/>
+      </w:tblPr>
+      <w:tblGrid>
+        <w:gridCol w:w="4873"/>
+        <w:gridCol w:w="4873"/>
+      </w:tblGrid>
+      <w:tr>
+        <w:tc>
+          <w:tcPr>
+            <w:tcW w:type="dxa" w:w="4873"/>
+            <w:shd w:val="clear" w:fill="E8ECF1"/>
+          </w:tcPr>
+          <w:p>
+            <w:r>
+              <w:rPr>
+                <w:b/>
+              </w:rPr>
+            </w:r>
+            <w:r>
+              <w:rPr>
+                <w:rFonts w:ascii="맑은 고딕" w:hAnsi="맑은 고딕" w:eastAsia="맑은 고딕"/>
+                <w:b/>
+                <w:color w:val="151B24"/>
+                <w:sz w:val="19"/>
+              </w:rPr>
+              <w:t>시나리오</w:t>
+            </w:r>
+          </w:p>
+        </w:tc>
+        <w:tc>
+          <w:tcPr>
+            <w:tcW w:type="dxa" w:w="4873"/>
+            <w:shd w:val="clear" w:fill="E8ECF1"/>
+          </w:tcPr>
+          <w:p>
+            <w:r>
+              <w:rPr>
+                <w:b/>
+              </w:rPr>
+            </w:r>
+            <w:r>
+              <w:rPr>
+                <w:rFonts w:ascii="맑은 고딕" w:hAnsi="맑은 고딕" w:eastAsia="맑은 고딕"/>
+                <w:b/>
+                <w:color w:val="151B24"/>
+                <w:sz w:val="19"/>
+              </w:rPr>
+              <w:t>결과</w:t>
+            </w:r>
+          </w:p>
+        </w:tc>
+      </w:tr>
+      <w:tr>
+        <w:tc>
+          <w:tcPr>
+            <w:tcW w:type="dxa" w:w="4873"/>
+          </w:tcPr>
+          <w:p>
+            <w:r/>
+            <w:r>
+              <w:rPr>
+                <w:rFonts w:ascii="맑은 고딕" w:hAnsi="맑은 고딕" w:eastAsia="맑은 고딕"/>
+                <w:color w:val="151B24"/>
+                <w:sz w:val="19"/>
+              </w:rPr>
+              <w:t>반입 → 체크섬 → 설치 → 로그인 → 비밀번호 변경</w:t>
+            </w:r>
+          </w:p>
+        </w:tc>
+        <w:tc>
+          <w:tcPr>
+            <w:tcW w:type="dxa" w:w="4873"/>
+          </w:tcPr>
+          <w:p>
+            <w:r/>
+            <w:r>
+              <w:rPr>
+                <w:rFonts w:ascii="맑은 고딕" w:hAnsi="맑은 고딕" w:eastAsia="맑은 고딕"/>
+                <w:color w:val="151B24"/>
+                <w:sz w:val="19"/>
+              </w:rPr>
+              <w:t>정상 — 주요 API 6종 모두 200</w:t>
+            </w:r>
+          </w:p>
+        </w:tc>
+      </w:tr>
+      <w:tr>
+        <w:tc>
+          <w:tcPr>
+            <w:tcW w:type="dxa" w:w="4873"/>
+          </w:tcPr>
+          <w:p>
+            <w:r/>
+            <w:r>
+              <w:rPr>
+                <w:rFonts w:ascii="D2Coding" w:hAnsi="D2Coding" w:eastAsia="D2Coding"/>
+                <w:color w:val="1E3A5F"/>
+                <w:sz w:val="18"/>
+              </w:rPr>
+              <w:t>backup</w:t>
+            </w:r>
+          </w:p>
+        </w:tc>
+        <w:tc>
+          <w:tcPr>
+            <w:tcW w:type="dxa" w:w="4873"/>
+          </w:tcPr>
+          <w:p>
+            <w:r/>
+            <w:r>
+              <w:rPr>
+                <w:rFonts w:ascii="맑은 고딕" w:hAnsi="맑은 고딕" w:eastAsia="맑은 고딕"/>
+                <w:color w:val="151B24"/>
+                <w:sz w:val="19"/>
+              </w:rPr>
+              <w:t>정상 — 권한 600 파일 하나. 컨테이너를 멈췄다가 다시 올림</w:t>
+            </w:r>
+          </w:p>
+        </w:tc>
+      </w:tr>
+      <w:tr>
+        <w:tc>
+          <w:tcPr>
+            <w:tcW w:type="dxa" w:w="4873"/>
+          </w:tcPr>
+          <w:p>
+            <w:r/>
+            <w:r>
+              <w:rPr>
+                <w:rFonts w:ascii="D2Coding" w:hAnsi="D2Coding" w:eastAsia="D2Coding"/>
+                <w:color w:val="1E3A5F"/>
+                <w:sz w:val="18"/>
+              </w:rPr>
+              <w:t>restore</w:t>
+            </w:r>
+            <w:r>
+              <w:rPr>
+                <w:rFonts w:ascii="맑은 고딕" w:hAnsi="맑은 고딕" w:eastAsia="맑은 고딕"/>
+                <w:color w:val="151B24"/>
+                <w:sz w:val="19"/>
+              </w:rPr>
+              <w:t xml:space="preserve"> (정상 백업)</w:t>
+            </w:r>
+          </w:p>
+        </w:tc>
+        <w:tc>
+          <w:tcPr>
+            <w:tcW w:type="dxa" w:w="4873"/>
+          </w:tcPr>
+          <w:p>
+            <w:r/>
+            <w:r>
+              <w:rPr>
+                <w:rFonts w:ascii="맑은 고딕" w:hAnsi="맑은 고딕" w:eastAsia="맑은 고딕"/>
+                <w:color w:val="151B24"/>
+                <w:sz w:val="19"/>
+              </w:rPr>
+              <w:t xml:space="preserve">정상 — 되돌아온 뒤 기동 확인. 이전 데이터는 </w:t>
+            </w:r>
+            <w:r>
+              <w:rPr>
+                <w:rFonts w:ascii="D2Coding" w:hAnsi="D2Coding" w:eastAsia="D2Coding"/>
+                <w:color w:val="1E3A5F"/>
+                <w:sz w:val="18"/>
+              </w:rPr>
+              <w:t>data.before-restore.*</w:t>
+            </w:r>
+            <w:r>
+              <w:rPr>
+                <w:rFonts w:ascii="맑은 고딕" w:hAnsi="맑은 고딕" w:eastAsia="맑은 고딕"/>
+                <w:color w:val="151B24"/>
+                <w:sz w:val="19"/>
+              </w:rPr>
+              <w:t xml:space="preserve"> 로 보존</w:t>
+            </w:r>
+          </w:p>
+        </w:tc>
+      </w:tr>
+      <w:tr>
+        <w:tc>
+          <w:tcPr>
+            <w:tcW w:type="dxa" w:w="4873"/>
+          </w:tcPr>
+          <w:p>
+            <w:r/>
+            <w:r>
+              <w:rPr>
+                <w:rFonts w:ascii="D2Coding" w:hAnsi="D2Coding" w:eastAsia="D2Coding"/>
+                <w:color w:val="1E3A5F"/>
+                <w:sz w:val="18"/>
+              </w:rPr>
+              <w:t>restore</w:t>
+            </w:r>
+            <w:r>
+              <w:rPr>
+                <w:rFonts w:ascii="맑은 고딕" w:hAnsi="맑은 고딕" w:eastAsia="맑은 고딕"/>
+                <w:color w:val="151B24"/>
+                <w:sz w:val="19"/>
+              </w:rPr>
+              <w:t xml:space="preserve"> (</w:t>
+            </w:r>
+            <w:r>
+              <w:rPr>
+                <w:rFonts w:ascii="D2Coding" w:hAnsi="D2Coding" w:eastAsia="D2Coding"/>
+                <w:color w:val="1E3A5F"/>
+                <w:sz w:val="18"/>
+              </w:rPr>
+              <w:t>config.env</w:t>
+            </w:r>
+            <w:r>
+              <w:rPr>
+                <w:rFonts w:ascii="맑은 고딕" w:hAnsi="맑은 고딕" w:eastAsia="맑은 고딕"/>
+                <w:color w:val="151B24"/>
+                <w:sz w:val="19"/>
+              </w:rPr>
+              <w:t xml:space="preserve"> 를 품은 아카이브)</w:t>
+            </w:r>
+          </w:p>
+        </w:tc>
+        <w:tc>
+          <w:tcPr>
+            <w:tcW w:type="dxa" w:w="4873"/>
+          </w:tcPr>
+          <w:p>
+            <w:r/>
+            <w:r>
+              <w:rPr>
+                <w:rFonts w:ascii="맑은 고딕" w:hAnsi="맑은 고딕" w:eastAsia="맑은 고딕"/>
+                <w:color w:val="151B24"/>
+                <w:sz w:val="19"/>
+              </w:rPr>
+              <w:t xml:space="preserve">거부 — </w:t>
+            </w:r>
+            <w:r>
+              <w:rPr>
+                <w:rFonts w:ascii="D2Coding" w:hAnsi="D2Coding" w:eastAsia="D2Coding"/>
+                <w:color w:val="1E3A5F"/>
+                <w:sz w:val="18"/>
+              </w:rPr>
+              <w:t>data/</w:t>
+            </w:r>
+            <w:r>
+              <w:rPr>
+                <w:rFonts w:ascii="맑은 고딕" w:hAnsi="맑은 고딕" w:eastAsia="맑은 고딕"/>
+                <w:color w:val="151B24"/>
+                <w:sz w:val="19"/>
+              </w:rPr>
+              <w:t xml:space="preserve"> 밖 경로로 중단. </w:t>
+            </w:r>
+            <w:r>
+              <w:rPr>
+                <w:rFonts w:ascii="D2Coding" w:hAnsi="D2Coding" w:eastAsia="D2Coding"/>
+                <w:color w:val="1E3A5F"/>
+                <w:sz w:val="18"/>
+              </w:rPr>
+              <w:t>config.env</w:t>
+            </w:r>
+            <w:r>
+              <w:rPr>
+                <w:rFonts w:ascii="맑은 고딕" w:hAnsi="맑은 고딕" w:eastAsia="맑은 고딕"/>
+                <w:color w:val="151B24"/>
+                <w:sz w:val="19"/>
+              </w:rPr>
+              <w:t xml:space="preserve"> 그대로, 서비스 계속 실행</w:t>
+            </w:r>
+          </w:p>
+        </w:tc>
+      </w:tr>
+      <w:tr>
+        <w:tc>
+          <w:tcPr>
+            <w:tcW w:type="dxa" w:w="4873"/>
+          </w:tcPr>
+          <w:p>
+            <w:r/>
+            <w:r>
+              <w:rPr>
+                <w:rFonts w:ascii="D2Coding" w:hAnsi="D2Coding" w:eastAsia="D2Coding"/>
+                <w:color w:val="1E3A5F"/>
+                <w:sz w:val="18"/>
+              </w:rPr>
+              <w:t>restart</w:t>
+            </w:r>
+          </w:p>
+        </w:tc>
+        <w:tc>
+          <w:tcPr>
+            <w:tcW w:type="dxa" w:w="4873"/>
+          </w:tcPr>
+          <w:p>
+            <w:r/>
+            <w:r>
+              <w:rPr>
+                <w:rFonts w:ascii="맑은 고딕" w:hAnsi="맑은 고딕" w:eastAsia="맑은 고딕"/>
+                <w:color w:val="151B24"/>
+                <w:sz w:val="19"/>
+              </w:rPr>
+              <w:t>정상 — 컨테이너 재생성 후 응답 확인</w:t>
+            </w:r>
+          </w:p>
+        </w:tc>
+      </w:tr>
+      <w:tr>
+        <w:tc>
+          <w:tcPr>
+            <w:tcW w:type="dxa" w:w="4873"/>
+          </w:tcPr>
+          <w:p>
+            <w:r/>
+            <w:r>
+              <w:rPr>
+                <w:rFonts w:ascii="D2Coding" w:hAnsi="D2Coding" w:eastAsia="D2Coding"/>
+                <w:color w:val="1E3A5F"/>
+                <w:sz w:val="18"/>
+              </w:rPr>
+              <w:t>install-service</w:t>
+            </w:r>
+            <w:r>
+              <w:rPr>
+                <w:rFonts w:ascii="맑은 고딕" w:hAnsi="맑은 고딕" w:eastAsia="맑은 고딕"/>
+                <w:color w:val="151B24"/>
+                <w:sz w:val="19"/>
+              </w:rPr>
+              <w:t xml:space="preserve"> / </w:t>
+            </w:r>
+            <w:r>
+              <w:rPr>
+                <w:rFonts w:ascii="D2Coding" w:hAnsi="D2Coding" w:eastAsia="D2Coding"/>
+                <w:color w:val="1E3A5F"/>
+                <w:sz w:val="18"/>
+              </w:rPr>
+              <w:t>uninstall-service</w:t>
+            </w:r>
+          </w:p>
+        </w:tc>
+        <w:tc>
+          <w:tcPr>
+            <w:tcW w:type="dxa" w:w="4873"/>
+          </w:tcPr>
+          <w:p>
+            <w:r/>
+            <w:r>
+              <w:rPr>
+                <w:rFonts w:ascii="맑은 고딕" w:hAnsi="맑은 고딕" w:eastAsia="맑은 고딕"/>
+                <w:color w:val="151B24"/>
+                <w:sz w:val="19"/>
+              </w:rPr>
+              <w:t>유닛 렌더링·자리표시자 없음·</w:t>
+            </w:r>
+            <w:r>
+              <w:rPr>
+                <w:rFonts w:ascii="D2Coding" w:hAnsi="D2Coding" w:eastAsia="D2Coding"/>
+                <w:color w:val="1E3A5F"/>
+                <w:sz w:val="18"/>
+              </w:rPr>
+              <w:t>systemd-analyze verify</w:t>
+            </w:r>
+            <w:r>
+              <w:rPr>
+                <w:rFonts w:ascii="맑은 고딕" w:hAnsi="맑은 고딕" w:eastAsia="맑은 고딕"/>
+                <w:color w:val="151B24"/>
+                <w:sz w:val="19"/>
+              </w:rPr>
+              <w:t xml:space="preserve"> 통과. 기록한 것만 제거</w:t>
+            </w:r>
+          </w:p>
+        </w:tc>
+      </w:tr>
+      <w:tr>
+        <w:tc>
+          <w:tcPr>
+            <w:tcW w:type="dxa" w:w="4873"/>
+          </w:tcPr>
+          <w:p>
+            <w:r/>
+            <w:r>
+              <w:rPr>
+                <w:rFonts w:ascii="D2Coding" w:hAnsi="D2Coding" w:eastAsia="D2Coding"/>
+                <w:color w:val="1E3A5F"/>
+                <w:sz w:val="18"/>
+              </w:rPr>
+              <w:t>remove --all</w:t>
+            </w:r>
+          </w:p>
+        </w:tc>
+        <w:tc>
+          <w:tcPr>
+            <w:tcW w:type="dxa" w:w="4873"/>
+          </w:tcPr>
+          <w:p>
+            <w:r/>
+            <w:r>
+              <w:rPr>
+                <w:rFonts w:ascii="맑은 고딕" w:hAnsi="맑은 고딕" w:eastAsia="맑은 고딕"/>
+                <w:color w:val="151B24"/>
+                <w:sz w:val="19"/>
+              </w:rPr>
+              <w:t>정상 — 컨테이너·이미지·데이터 제거, 운영 8090 무영향</w:t>
+            </w:r>
+          </w:p>
+        </w:tc>
+      </w:tr>
+    </w:tbl>
+    <w:p>
+      <w:pPr>
+        <w:spacing w:after="40"/>
+      </w:pPr>
+    </w:p>
+    <w:p>
+      <w:pPr>
+        <w:spacing w:after="160"/>
+        <w:ind w:left="283"/>
+        <w:shd w:val="clear" w:fill="FBF3E6"/>
       </w:pPr>
       <w:r>
         <w:rPr>
           <w:rFonts w:ascii="맑은 고딕" w:hAnsi="맑은 고딕" w:eastAsia="맑은 고딕"/>
           <w:b/>
-          <w:color w:val="1A1F28"/>
+          <w:color w:val="4A5665"/>
+          <w:sz w:val="20"/>
+        </w:rPr>
+        <w:t>이 검증에서 결함을 하나 잡았습니다</w:t>
+      </w:r>
+      <w:r>
+        <w:rPr>
+          <w:rFonts w:ascii="맑은 고딕" w:hAnsi="맑은 고딕" w:eastAsia="맑은 고딕"/>
+          <w:color w:val="4A5665"/>
+          <w:sz w:val="20"/>
+        </w:rPr>
+        <w:t xml:space="preserve"> — 컨테이너 소유 확인이 </w:t>
+      </w:r>
+      <w:r>
+        <w:rPr>
+          <w:rFonts w:ascii="D2Coding" w:hAnsi="D2Coding" w:eastAsia="D2Coding"/>
+          <w:color w:val="1E3A5F"/>
+          <w:sz w:val="19"/>
+        </w:rPr>
+        <w:t>docker</w:t>
+      </w:r>
+      <w:r>
+        <w:rPr>
+          <w:rFonts w:ascii="맑은 고딕" w:hAnsi="맑은 고딕" w:eastAsia="맑은 고딕"/>
+          <w:color w:val="4A5665"/>
+          <w:sz w:val="20"/>
+        </w:rPr>
+        <w:t xml:space="preserve"> 식 </w:t>
+      </w:r>
+      <w:r>
+        <w:rPr>
+          <w:rFonts w:ascii="D2Coding" w:hAnsi="D2Coding" w:eastAsia="D2Coding"/>
+          <w:color w:val="1E3A5F"/>
+          <w:sz w:val="19"/>
+        </w:rPr>
+        <w:t>.Config.Image</w:t>
+      </w:r>
+      <w:r>
+        <w:rPr>
+          <w:rFonts w:ascii="맑은 고딕" w:hAnsi="맑은 고딕" w:eastAsia="맑은 고딕"/>
+          <w:color w:val="4A5665"/>
+          <w:sz w:val="20"/>
+        </w:rPr>
+        <w:t xml:space="preserve"> 만 물었는데, nerdctl 은 이미지를 </w:t>
+      </w:r>
+      <w:r>
+        <w:rPr>
+          <w:rFonts w:ascii="D2Coding" w:hAnsi="D2Coding" w:eastAsia="D2Coding"/>
+          <w:color w:val="1E3A5F"/>
+          <w:sz w:val="19"/>
+        </w:rPr>
+        <w:t>.Image</w:t>
+      </w:r>
+      <w:r>
+        <w:rPr>
+          <w:rFonts w:ascii="맑은 고딕" w:hAnsi="맑은 고딕" w:eastAsia="맑은 고딕"/>
+          <w:color w:val="4A5665"/>
+          <w:sz w:val="20"/>
+        </w:rPr>
+        <w:t xml:space="preserve"> 에만 두고 그 질문에는 오류를 내면서도 </w:t>
+      </w:r>
+      <w:r>
+        <w:rPr>
+          <w:rFonts w:ascii="맑은 고딕" w:hAnsi="맑은 고딕" w:eastAsia="맑은 고딕"/>
+          <w:b/>
+          <w:color w:val="4A5665"/>
+          <w:sz w:val="20"/>
+        </w:rPr>
+        <w:t>종료 코드 0</w:t>
+      </w:r>
+      <w:r>
+        <w:rPr>
+          <w:rFonts w:ascii="맑은 고딕" w:hAnsi="맑은 고딕" w:eastAsia="맑은 고딕"/>
+          <w:color w:val="4A5665"/>
+          <w:sz w:val="20"/>
+        </w:rPr>
+        <w:t xml:space="preserve"> 을 돌려줍니다. 빈 답을 "확인됨" 으로 읽어 자기 컨테이너를 남의 것으로 판정했고, </w:t>
+      </w:r>
+      <w:r>
+        <w:rPr>
+          <w:rFonts w:ascii="D2Coding" w:hAnsi="D2Coding" w:eastAsia="D2Coding"/>
+          <w:color w:val="1E3A5F"/>
+          <w:sz w:val="19"/>
+        </w:rPr>
+        <w:t>backup</w:t>
+      </w:r>
+      <w:r>
+        <w:rPr>
+          <w:rFonts w:ascii="맑은 고딕" w:hAnsi="맑은 고딕" w:eastAsia="맑은 고딕"/>
+          <w:color w:val="4A5665"/>
+          <w:sz w:val="20"/>
+        </w:rPr>
+        <w:t>·</w:t>
+      </w:r>
+      <w:r>
+        <w:rPr>
+          <w:rFonts w:ascii="D2Coding" w:hAnsi="D2Coding" w:eastAsia="D2Coding"/>
+          <w:color w:val="1E3A5F"/>
+          <w:sz w:val="19"/>
+        </w:rPr>
+        <w:t>restart</w:t>
+      </w:r>
+      <w:r>
+        <w:rPr>
+          <w:rFonts w:ascii="맑은 고딕" w:hAnsi="맑은 고딕" w:eastAsia="맑은 고딕"/>
+          <w:color w:val="4A5665"/>
+          <w:sz w:val="20"/>
+        </w:rPr>
+        <w:t>·</w:t>
+      </w:r>
+      <w:r>
+        <w:rPr>
+          <w:rFonts w:ascii="D2Coding" w:hAnsi="D2Coding" w:eastAsia="D2Coding"/>
+          <w:color w:val="1E3A5F"/>
+          <w:sz w:val="19"/>
+        </w:rPr>
+        <w:t>restore</w:t>
+      </w:r>
+      <w:r>
+        <w:rPr>
+          <w:rFonts w:ascii="맑은 고딕" w:hAnsi="맑은 고딕" w:eastAsia="맑은 고딕"/>
+          <w:color w:val="4A5665"/>
+          <w:sz w:val="20"/>
+        </w:rPr>
+        <w:t>·</w:t>
+      </w:r>
+      <w:r>
+        <w:rPr>
+          <w:rFonts w:ascii="D2Coding" w:hAnsi="D2Coding" w:eastAsia="D2Coding"/>
+          <w:color w:val="1E3A5F"/>
+          <w:sz w:val="19"/>
+        </w:rPr>
+        <w:t>remove</w:t>
+      </w:r>
+      <w:r>
+        <w:rPr>
+          <w:rFonts w:ascii="맑은 고딕" w:hAnsi="맑은 고딕" w:eastAsia="맑은 고딕"/>
+          <w:color w:val="4A5665"/>
+          <w:sz w:val="20"/>
+        </w:rPr>
+        <w:t>·</w:t>
+      </w:r>
+      <w:r>
+        <w:rPr>
+          <w:rFonts w:ascii="D2Coding" w:hAnsi="D2Coding" w:eastAsia="D2Coding"/>
+          <w:color w:val="1E3A5F"/>
+          <w:sz w:val="19"/>
+        </w:rPr>
+        <w:t>logs</w:t>
+      </w:r>
+      <w:r>
+        <w:rPr>
+          <w:rFonts w:ascii="맑은 고딕" w:hAnsi="맑은 고딕" w:eastAsia="맑은 고딕"/>
+          <w:color w:val="4A5665"/>
+          <w:sz w:val="20"/>
+        </w:rPr>
+        <w:t>·</w:t>
+      </w:r>
+      <w:r>
+        <w:rPr>
+          <w:rFonts w:ascii="D2Coding" w:hAnsi="D2Coding" w:eastAsia="D2Coding"/>
+          <w:color w:val="1E3A5F"/>
+          <w:sz w:val="19"/>
+        </w:rPr>
+        <w:t>shell</w:t>
+      </w:r>
+      <w:r>
+        <w:rPr>
+          <w:rFonts w:ascii="맑은 고딕" w:hAnsi="맑은 고딕" w:eastAsia="맑은 고딕"/>
+          <w:color w:val="4A5665"/>
+          <w:sz w:val="20"/>
+        </w:rPr>
+        <w:t>·</w:t>
+      </w:r>
+      <w:r>
+        <w:rPr>
+          <w:rFonts w:ascii="D2Coding" w:hAnsi="D2Coding" w:eastAsia="D2Coding"/>
+          <w:color w:val="1E3A5F"/>
+          <w:sz w:val="19"/>
+        </w:rPr>
+        <w:t>install-service</w:t>
+      </w:r>
+      <w:r>
+        <w:rPr>
+          <w:rFonts w:ascii="맑은 고딕" w:hAnsi="맑은 고딕" w:eastAsia="맑은 고딕"/>
+          <w:color w:val="4A5665"/>
+          <w:sz w:val="20"/>
+        </w:rPr>
+        <w:t xml:space="preserve"> 가 전부 중단됐습니다. 가짜 런타임이 docker 모양만 흉내 내 테스트를 통과하고 있었습니다. 두 경로를 차례로 묻도록 고치고, 소유 확인 테스트 전체를 두 런타임 모양에서 돌립니다. </w:t>
+      </w:r>
+      <w:r>
+        <w:rPr>
+          <w:rFonts w:ascii="맑은 고딕" w:hAnsi="맑은 고딕" w:eastAsia="맑은 고딕"/>
+          <w:b/>
+          <w:color w:val="4A5665"/>
+          <w:sz w:val="20"/>
+        </w:rPr>
+        <w:t>실제로 설치해 보지 않았다면 사이트에서 처음 겪었을 결함입니다.</w:t>
+      </w:r>
+    </w:p>
+    <w:p>
+      <w:pPr>
+        <w:spacing w:after="160"/>
+        <w:ind w:left="283"/>
+        <w:shd w:val="clear" w:fill="FBF3E6"/>
+      </w:pPr>
+      <w:r>
+        <w:rPr>
+          <w:rFonts w:ascii="맑은 고딕" w:hAnsi="맑은 고딕" w:eastAsia="맑은 고딕"/>
+          <w:b/>
+          <w:color w:val="4A5665"/>
           <w:sz w:val="20"/>
         </w:rPr>
         <w:t>기동 확인은 컨테이너 안에서</w:t>
@@ -5302,8 +5698,7 @@
       <w:r>
         <w:rPr>
           <w:rFonts w:ascii="맑은 고딕" w:hAnsi="맑은 고딕" w:eastAsia="맑은 고딕"/>
-          <w:b w:val="0"/>
-          <w:color w:val="1A1F28"/>
+          <w:color w:val="4A5665"/>
           <w:sz w:val="20"/>
         </w:rPr>
         <w:t xml:space="preserve"> — 호스트 포트로 확인하면 </w:t>
@@ -5312,7 +5707,7 @@
         <w:rPr>
           <w:rFonts w:ascii="맑은 고딕" w:hAnsi="맑은 고딕" w:eastAsia="맑은 고딕"/>
           <w:b/>
-          <w:color w:val="1A1F28"/>
+          <w:color w:val="4A5665"/>
           <w:sz w:val="20"/>
         </w:rPr>
         <w:t>같은 포트를 쓰는 다른 서비스가 대신 응답</w:t>
@@ -5320,25 +5715,23 @@
       <w:r>
         <w:rPr>
           <w:rFonts w:ascii="맑은 고딕" w:hAnsi="맑은 고딕" w:eastAsia="맑은 고딕"/>
-          <w:b w:val="0"/>
-          <w:color w:val="1A1F28"/>
+          <w:color w:val="4A5665"/>
           <w:sz w:val="20"/>
         </w:rPr>
         <w:t xml:space="preserve">해 기동 실패를 성공으로 보고합니다. 실제로 그랬고, 지금은 컨테이너가 살아 있고 그 안의 앱이 답할 때만 성공으로 봅니다. 기동에 실패하면 컨테이너를 정지시킵니다 — </w:t>
       </w:r>
       <w:r>
         <w:rPr>
-          <w:rFonts w:ascii="Consolas" w:hAnsi="Consolas" w:eastAsia="Consolas"/>
-          <w:color w:val="2B3A4E"/>
-          <w:sz w:val="20"/>
+          <w:rFonts w:ascii="D2Coding" w:hAnsi="D2Coding" w:eastAsia="D2Coding"/>
+          <w:color w:val="1E3A5F"/>
+          <w:sz w:val="19"/>
         </w:rPr>
         <w:t>--restart unless-stopped</w:t>
       </w:r>
       <w:r>
         <w:rPr>
           <w:rFonts w:ascii="맑은 고딕" w:hAnsi="맑은 고딕" w:eastAsia="맑은 고딕"/>
-          <w:b w:val="0"/>
-          <w:color w:val="1A1F28"/>
+          <w:color w:val="4A5665"/>
           <w:sz w:val="20"/>
         </w:rPr>
         <w:t>가 실패를 무한 재시작으로 바꾸지 않도록.</w:t>
@@ -5346,130 +5739,89 @@
     </w:p>
     <w:p>
       <w:pPr>
-        <w:spacing w:before="40" w:after="40"/>
-        <w:pBdr>
-          <w:bottom w:val="single" w:sz="6" w:space="1" w:color="D7DDE5"/>
-        </w:pBdr>
-      </w:pPr>
-    </w:p>
-    <w:p>
-      <w:pPr>
         <w:pStyle w:val="Heading2"/>
+        <w:spacing w:before="320" w:after="120"/>
       </w:pPr>
       <w:r>
+        <w:rPr>
+          <w:rFonts w:ascii="맑은 고딕" w:hAnsi="맑은 고딕" w:eastAsia="맑은 고딕"/>
+          <w:color w:val="1E3A5F"/>
+          <w:sz w:val="30"/>
+        </w:rPr>
         <w:t>8. 설치 후 첫 30분</w:t>
       </w:r>
     </w:p>
     <w:p>
       <w:pPr>
-        <w:spacing w:before="120" w:after="240" w:line="288" w:lineRule="auto"/>
-        <w:ind w:left="170"/>
+        <w:spacing w:before="80" w:after="160"/>
+        <w:ind w:left="227"/>
         <w:shd w:val="clear" w:fill="F2F4F7"/>
       </w:pPr>
       <w:r>
         <w:rPr>
-          <w:rFonts w:ascii="Consolas" w:hAnsi="Consolas" w:eastAsia="Consolas"/>
-          <w:color w:val="1B2433"/>
+          <w:rFonts w:ascii="D2Coding" w:hAnsi="D2Coding" w:eastAsia="D2Coding"/>
           <w:sz w:val="18"/>
         </w:rPr>
         <w:t>./opsctl.sh status                     # 런타임 · 컨테이너 · 데이터 한눈에</w:t>
-      </w:r>
-      <w:r>
         <w:br/>
-      </w:r>
-      <w:r>
-        <w:rPr>
-          <w:rFonts w:ascii="Consolas" w:hAnsi="Consolas" w:eastAsia="Consolas"/>
-          <w:color w:val="1B2433"/>
-          <w:sz w:val="18"/>
-        </w:rPr>
         <w:t>./opsctl.sh netcheck &lt;컨트롤러 VIP&gt;     # 로그인 전에 SSH 경로부터</w:t>
-      </w:r>
-      <w:r>
         <w:br/>
-      </w:r>
-      <w:r>
-        <w:rPr>
-          <w:rFonts w:ascii="Consolas" w:hAnsi="Consolas" w:eastAsia="Consolas"/>
-          <w:color w:val="1B2433"/>
-          <w:sz w:val="18"/>
-        </w:rPr>
         <w:t>./opsctl.sh logs -f                    # 기동이 이상하면</w:t>
-      </w:r>
-      <w:r>
         <w:br/>
-      </w:r>
-      <w:r>
-        <w:rPr>
-          <w:rFonts w:ascii="Consolas" w:hAnsi="Consolas" w:eastAsia="Consolas"/>
-          <w:color w:val="1B2433"/>
-          <w:sz w:val="18"/>
-        </w:rPr>
         <w:t>./opsctl.sh restart                    # config.env 를 고친 뒤</w:t>
-      </w:r>
-      <w:r>
         <w:br/>
-      </w:r>
-      <w:r>
-        <w:rPr>
-          <w:rFonts w:ascii="Consolas" w:hAnsi="Consolas" w:eastAsia="Consolas"/>
-          <w:color w:val="1B2433"/>
-          <w:sz w:val="18"/>
-        </w:rPr>
         <w:t>./opsctl.sh backup                     # 공급자 등록을 마쳤으면</w:t>
       </w:r>
     </w:p>
     <w:p>
       <w:pPr>
         <w:pStyle w:val="ListNumber"/>
+        <w:spacing w:after="60"/>
       </w:pPr>
       <w:r>
         <w:rPr>
-          <w:rFonts w:ascii="Consolas" w:hAnsi="Consolas" w:eastAsia="Consolas"/>
-          <w:color w:val="2B3A4E"/>
-          <w:sz w:val="21"/>
+          <w:rFonts w:ascii="D2Coding" w:hAnsi="D2Coding" w:eastAsia="D2Coding"/>
+          <w:color w:val="1E3A5F"/>
+          <w:sz w:val="20"/>
         </w:rPr>
         <w:t>http://&lt;서버IP&gt;:&lt;포트&gt;/</w:t>
       </w:r>
       <w:r>
         <w:rPr>
           <w:rFonts w:ascii="맑은 고딕" w:hAnsi="맑은 고딕" w:eastAsia="맑은 고딕"/>
-          <w:b w:val="0"/>
-          <w:color w:val="1A1F28"/>
+          <w:color w:val="151B24"/>
           <w:sz w:val="21"/>
         </w:rPr>
         <w:t xml:space="preserve"> 접속 → </w:t>
       </w:r>
       <w:r>
         <w:rPr>
-          <w:rFonts w:ascii="Consolas" w:hAnsi="Consolas" w:eastAsia="Consolas"/>
-          <w:color w:val="2B3A4E"/>
-          <w:sz w:val="21"/>
+          <w:rFonts w:ascii="D2Coding" w:hAnsi="D2Coding" w:eastAsia="D2Coding"/>
+          <w:color w:val="1E3A5F"/>
+          <w:sz w:val="20"/>
         </w:rPr>
         <w:t>admin</w:t>
       </w:r>
       <w:r>
         <w:rPr>
           <w:rFonts w:ascii="맑은 고딕" w:hAnsi="맑은 고딕" w:eastAsia="맑은 고딕"/>
-          <w:b w:val="0"/>
-          <w:color w:val="1A1F28"/>
+          <w:color w:val="151B24"/>
           <w:sz w:val="21"/>
         </w:rPr>
         <w:t xml:space="preserve"> / </w:t>
       </w:r>
       <w:r>
         <w:rPr>
-          <w:rFonts w:ascii="Consolas" w:hAnsi="Consolas" w:eastAsia="Consolas"/>
-          <w:color w:val="2B3A4E"/>
-          <w:sz w:val="21"/>
+          <w:rFonts w:ascii="D2Coding" w:hAnsi="D2Coding" w:eastAsia="D2Coding"/>
+          <w:color w:val="1E3A5F"/>
+          <w:sz w:val="20"/>
         </w:rPr>
         <w:t>Okestro2018@</w:t>
       </w:r>
       <w:r>
         <w:rPr>
           <w:rFonts w:ascii="맑은 고딕" w:hAnsi="맑은 고딕" w:eastAsia="맑은 고딕"/>
-          <w:b w:val="0"/>
-          <w:color w:val="1A1F28"/>
+          <w:color w:val="151B24"/>
           <w:sz w:val="21"/>
         </w:rPr>
         <w:t xml:space="preserve"> → 비밀번호 변경(강제)</w:t>
@@ -5478,12 +5830,13 @@
     <w:p>
       <w:pPr>
         <w:pStyle w:val="ListNumber"/>
+        <w:spacing w:after="60"/>
       </w:pPr>
       <w:r>
         <w:rPr>
           <w:rFonts w:ascii="맑은 고딕" w:hAnsi="맑은 고딕" w:eastAsia="맑은 고딕"/>
           <w:b/>
-          <w:color w:val="1A1F28"/>
+          <w:color w:val="151B24"/>
           <w:sz w:val="21"/>
         </w:rPr>
         <w:t>공급자 연결</w:t>
@@ -5491,8 +5844,7 @@
       <w:r>
         <w:rPr>
           <w:rFonts w:ascii="맑은 고딕" w:hAnsi="맑은 고딕" w:eastAsia="맑은 고딕"/>
-          <w:b w:val="0"/>
-          <w:color w:val="1A1F28"/>
+          <w:color w:val="151B24"/>
           <w:sz w:val="21"/>
         </w:rPr>
         <w:t xml:space="preserve">에서 대표 VIP·SSH 계정 등록 → SSH 지문 승인 → </w:t>
@@ -5501,7 +5853,7 @@
         <w:rPr>
           <w:rFonts w:ascii="맑은 고딕" w:hAnsi="맑은 고딕" w:eastAsia="맑은 고딕"/>
           <w:b/>
-          <w:color w:val="1A1F28"/>
+          <w:color w:val="151B24"/>
           <w:sz w:val="21"/>
         </w:rPr>
         <w:t>연결 진단</w:t>
@@ -5509,31 +5861,36 @@
       <w:r>
         <w:rPr>
           <w:rFonts w:ascii="맑은 고딕" w:hAnsi="맑은 고딕" w:eastAsia="맑은 고딕"/>
-          <w:b w:val="0"/>
-          <w:color w:val="1A1F28"/>
+          <w:color w:val="151B24"/>
           <w:sz w:val="21"/>
         </w:rPr>
         <w:t>으로 VIP·권한 상승·OpenRC·</w:t>
       </w:r>
+    </w:p>
+    <w:p>
+      <w:pPr>
+        <w:spacing w:after="140"/>
+        <w:jc w:val="left"/>
+      </w:pPr>
       <w:r>
         <w:rPr>
           <w:rFonts w:ascii="맑은 고딕" w:hAnsi="맑은 고딕" w:eastAsia="맑은 고딕"/>
-          <w:b w:val="0"/>
-          <w:color w:val="1A1F28"/>
+          <w:color w:val="151B24"/>
           <w:sz w:val="21"/>
         </w:rPr>
-        <w:t xml:space="preserve"> Prometheus 한 번에 확인</w:t>
+        <w:t>Prometheus 한 번에 확인</w:t>
       </w:r>
     </w:p>
     <w:p>
       <w:pPr>
         <w:pStyle w:val="ListNumber"/>
+        <w:spacing w:after="60"/>
       </w:pPr>
       <w:r>
         <w:rPr>
           <w:rFonts w:ascii="맑은 고딕" w:hAnsi="맑은 고딕" w:eastAsia="맑은 고딕"/>
           <w:b/>
-          <w:color w:val="1A1F28"/>
+          <w:color w:val="151B24"/>
           <w:sz w:val="21"/>
         </w:rPr>
         <w:t>일일점검</w:t>
@@ -5541,19 +5898,21 @@
       <w:r>
         <w:rPr>
           <w:rFonts w:ascii="맑은 고딕" w:hAnsi="맑은 고딕" w:eastAsia="맑은 고딕"/>
-          <w:b w:val="0"/>
-          <w:color w:val="1A1F28"/>
+          <w:color w:val="151B24"/>
           <w:sz w:val="21"/>
         </w:rPr>
         <w:t>에서 클러스터 노드 탐색 → 점검 실행</w:t>
       </w:r>
     </w:p>
     <w:p>
+      <w:pPr>
+        <w:spacing w:after="140"/>
+        <w:jc w:val="left"/>
+      </w:pPr>
       <w:r>
         <w:rPr>
           <w:rFonts w:ascii="맑은 고딕" w:hAnsi="맑은 고딕" w:eastAsia="맑은 고딕"/>
-          <w:b w:val="0"/>
-          <w:color w:val="1A1F28"/>
+          <w:color w:val="151B24"/>
           <w:sz w:val="21"/>
         </w:rPr>
         <w:t xml:space="preserve">노드 이름이 해석되지 않는 사이트라면 탐색 대신 </w:t>
@@ -5562,7 +5921,7 @@
         <w:rPr>
           <w:rFonts w:ascii="맑은 고딕" w:hAnsi="맑은 고딕" w:eastAsia="맑은 고딕"/>
           <w:b/>
-          <w:color w:val="1A1F28"/>
+          <w:color w:val="151B24"/>
           <w:sz w:val="21"/>
         </w:rPr>
         <w:t>노드 인벤토리에 IP를 직접</w:t>
@@ -5570,25 +5929,37 @@
       <w:r>
         <w:rPr>
           <w:rFonts w:ascii="맑은 고딕" w:hAnsi="맑은 고딕" w:eastAsia="맑은 고딕"/>
-          <w:b w:val="0"/>
-          <w:color w:val="1A1F28"/>
+          <w:color w:val="151B24"/>
           <w:sz w:val="21"/>
         </w:rPr>
-        <w:t xml:space="preserve"> 넣으면 됩니다. 컨테이너는 호스트의 </w:t>
+        <w:t xml:space="preserve"> 넣으면 됩니다.</w:t>
+      </w:r>
+    </w:p>
+    <w:p>
+      <w:pPr>
+        <w:spacing w:after="140"/>
+        <w:jc w:val="left"/>
+      </w:pPr>
+      <w:r>
+        <w:rPr>
+          <w:rFonts w:ascii="맑은 고딕" w:hAnsi="맑은 고딕" w:eastAsia="맑은 고딕"/>
+          <w:color w:val="151B24"/>
+          <w:sz w:val="21"/>
+        </w:rPr>
+        <w:t xml:space="preserve">컨테이너는 호스트의 </w:t>
       </w:r>
       <w:r>
         <w:rPr>
-          <w:rFonts w:ascii="Consolas" w:hAnsi="Consolas" w:eastAsia="Consolas"/>
-          <w:color w:val="2B3A4E"/>
-          <w:sz w:val="21"/>
+          <w:rFonts w:ascii="D2Coding" w:hAnsi="D2Coding" w:eastAsia="D2Coding"/>
+          <w:color w:val="1E3A5F"/>
+          <w:sz w:val="20"/>
         </w:rPr>
         <w:t>/etc/hosts</w:t>
       </w:r>
       <w:r>
         <w:rPr>
           <w:rFonts w:ascii="맑은 고딕" w:hAnsi="맑은 고딕" w:eastAsia="맑은 고딕"/>
-          <w:b w:val="0"/>
-          <w:color w:val="1A1F28"/>
+          <w:color w:val="151B24"/>
           <w:sz w:val="21"/>
         </w:rPr>
         <w:t>를 물려받지 않습니다.</w:t>
@@ -5596,52 +5967,59 @@
     </w:p>
     <w:p>
       <w:pPr>
-        <w:spacing w:before="40" w:after="40"/>
-        <w:pBdr>
-          <w:bottom w:val="single" w:sz="6" w:space="1" w:color="D7DDE5"/>
-        </w:pBdr>
+        <w:spacing w:after="140"/>
+        <w:jc w:val="left"/>
       </w:pPr>
-    </w:p>
-    <w:p>
       <w:r>
         <w:rPr>
           <w:rFonts w:ascii="맑은 고딕" w:hAnsi="맑은 고딕" w:eastAsia="맑은 고딕"/>
-          <w:b w:val="0"/>
-          <w:color w:val="1A1F28"/>
+          <w:color w:val="151B24"/>
           <w:sz w:val="21"/>
         </w:rPr>
-        <w:t xml:space="preserve">OpenStack 운영 지원 플랫폼 · 플랫폼 번들 1.1.4 · 런타임 번들 2.3.5 · 2026-09-08 기준 자세한 내용은 번들 안의 </w:t>
+        <w:t>OpenStack 운영 지원 플랫폼 · 플랫폼 번들 1.1.5 · 런타임 번들 2.3.5 · 2026-09-10 기준</w:t>
+      </w:r>
+    </w:p>
+    <w:p>
+      <w:pPr>
+        <w:spacing w:after="140"/>
+        <w:jc w:val="left"/>
+      </w:pPr>
+      <w:r>
+        <w:rPr>
+          <w:rFonts w:ascii="맑은 고딕" w:hAnsi="맑은 고딕" w:eastAsia="맑은 고딕"/>
+          <w:color w:val="151B24"/>
+          <w:sz w:val="21"/>
+        </w:rPr>
+        <w:t xml:space="preserve">자세한 내용은 번들 안의 </w:t>
       </w:r>
       <w:r>
         <w:rPr>
-          <w:rFonts w:ascii="Consolas" w:hAnsi="Consolas" w:eastAsia="Consolas"/>
-          <w:color w:val="2B3A4E"/>
-          <w:sz w:val="21"/>
+          <w:rFonts w:ascii="D2Coding" w:hAnsi="D2Coding" w:eastAsia="D2Coding"/>
+          <w:color w:val="1E3A5F"/>
+          <w:sz w:val="20"/>
         </w:rPr>
         <w:t>README-DEPLOY.md</w:t>
       </w:r>
       <w:r>
         <w:rPr>
           <w:rFonts w:ascii="맑은 고딕" w:hAnsi="맑은 고딕" w:eastAsia="맑은 고딕"/>
-          <w:b w:val="0"/>
-          <w:color w:val="1A1F28"/>
+          <w:color w:val="151B24"/>
           <w:sz w:val="21"/>
         </w:rPr>
         <w:t xml:space="preserve">와 </w:t>
       </w:r>
       <w:r>
         <w:rPr>
-          <w:rFonts w:ascii="Consolas" w:hAnsi="Consolas" w:eastAsia="Consolas"/>
-          <w:color w:val="2B3A4E"/>
-          <w:sz w:val="21"/>
+          <w:rFonts w:ascii="D2Coding" w:hAnsi="D2Coding" w:eastAsia="D2Coding"/>
+          <w:color w:val="1E3A5F"/>
+          <w:sz w:val="20"/>
         </w:rPr>
         <w:t>README-RUNTIME.md</w:t>
       </w:r>
       <w:r>
         <w:rPr>
           <w:rFonts w:ascii="맑은 고딕" w:hAnsi="맑은 고딕" w:eastAsia="맑은 고딕"/>
-          <w:b w:val="0"/>
-          <w:color w:val="1A1F28"/>
+          <w:color w:val="151B24"/>
           <w:sz w:val="21"/>
         </w:rPr>
         <w:t>에 있습니다.</w:t>
@@ -5649,7 +6027,7 @@
     </w:p>
     <w:sectPr>
       <w:pgSz w:w="12240" w:h="15840"/>
-      <w:pgMar w:top="1247" w:right="1361" w:bottom="1247" w:left="1361" w:header="720" w:footer="720" w:gutter="0"/>
+      <w:pgMar w:top="1134" w:right="1247" w:bottom="1134" w:left="1247" w:header="720" w:footer="720" w:gutter="0"/>
       <w:cols w:space="720"/>
       <w:docGrid w:linePitch="360"/>
     </w:sectPr>
@@ -6020,9 +6398,6 @@
     <w:name w:val="Normal"/>
     <w:qFormat/>
     <w:rsid w:val="00FC693F"/>
-    <w:pPr>
-      <w:spacing w:after="160" w:line="336" w:lineRule="auto"/>
-    </w:pPr>
     <w:rPr>
       <w:rFonts w:ascii="맑은 고딕" w:hAnsi="맑은 고딕" w:eastAsia="맑은 고딕"/>
       <w:sz w:val="21"/>
@@ -6083,15 +6458,15 @@
     <w:pPr>
       <w:keepNext/>
       <w:keepLines/>
-      <w:spacing w:before="0" w:after="120"/>
+      <w:spacing w:before="480" w:after="0"/>
       <w:outlineLvl w:val="0"/>
     </w:pPr>
     <w:rPr>
-      <w:rFonts w:asciiTheme="majorHAnsi" w:eastAsiaTheme="majorEastAsia" w:hAnsiTheme="majorHAnsi" w:cstheme="majorBidi" w:ascii="맑은 고딕" w:hAnsi="맑은 고딕" w:eastAsia="맑은 고딕"/>
+      <w:rFonts w:asciiTheme="majorHAnsi" w:eastAsiaTheme="majorEastAsia" w:hAnsiTheme="majorHAnsi" w:cstheme="majorBidi"/>
       <w:b/>
       <w:bCs/>
-      <w:color w:val="1E3A5F"/>
-      <w:sz w:val="44"/>
+      <w:color w:val="365F91" w:themeColor="accent1" w:themeShade="BF"/>
+      <w:sz w:val="28"/>
       <w:szCs w:val="28"/>
     </w:rPr>
   </w:style>
@@ -6107,15 +6482,15 @@
     <w:pPr>
       <w:keepNext/>
       <w:keepLines/>
-      <w:spacing w:before="360" w:after="120"/>
+      <w:spacing w:before="200" w:after="0"/>
       <w:outlineLvl w:val="1"/>
     </w:pPr>
     <w:rPr>
-      <w:rFonts w:asciiTheme="majorHAnsi" w:eastAsiaTheme="majorEastAsia" w:hAnsiTheme="majorHAnsi" w:cstheme="majorBidi" w:ascii="맑은 고딕" w:hAnsi="맑은 고딕" w:eastAsia="맑은 고딕"/>
+      <w:rFonts w:asciiTheme="majorHAnsi" w:eastAsiaTheme="majorEastAsia" w:hAnsiTheme="majorHAnsi" w:cstheme="majorBidi"/>
       <w:b/>
       <w:bCs/>
-      <w:color w:val="1E3A5F"/>
-      <w:sz w:val="30"/>
+      <w:color w:val="4F81BD" w:themeColor="accent1"/>
+      <w:sz w:val="26"/>
       <w:szCs w:val="26"/>
     </w:rPr>
   </w:style>
@@ -6131,15 +6506,14 @@
     <w:pPr>
       <w:keepNext/>
       <w:keepLines/>
-      <w:spacing w:before="360" w:after="120"/>
+      <w:spacing w:before="200" w:after="0"/>
       <w:outlineLvl w:val="2"/>
     </w:pPr>
     <w:rPr>
-      <w:rFonts w:asciiTheme="majorHAnsi" w:eastAsiaTheme="majorEastAsia" w:hAnsiTheme="majorHAnsi" w:cstheme="majorBidi" w:ascii="맑은 고딕" w:hAnsi="맑은 고딕" w:eastAsia="맑은 고딕"/>
+      <w:rFonts w:asciiTheme="majorHAnsi" w:eastAsiaTheme="majorEastAsia" w:hAnsiTheme="majorHAnsi" w:cstheme="majorBidi"/>
       <w:b/>
       <w:bCs/>
-      <w:color w:val="1A1F28"/>
-      <w:sz w:val="24"/>
+      <w:color w:val="4F81BD" w:themeColor="accent1"/>
     </w:rPr>
   </w:style>
   <w:style w:type="paragraph" w:styleId="Heading4">

--- a/openstack-ops-platform/docs/폐쇄망-반입-런북.docx
+++ b/openstack-ops-platform/docs/폐쇄망-반입-런북.docx
@@ -1737,6 +1737,78 @@
       <w:pPr>
         <w:spacing w:after="40"/>
       </w:pPr>
+    </w:p>
+    <w:p>
+      <w:pPr>
+        <w:spacing w:after="140"/>
+        <w:jc w:val="left"/>
+      </w:pPr>
+      <w:r>
+        <w:rPr>
+          <w:rFonts w:ascii="맑은 고딕" w:hAnsi="맑은 고딕" w:eastAsia="맑은 고딕"/>
+          <w:b w:val="0"/>
+          <w:i w:val="0"/>
+          <w:color w:val="151B24"/>
+          <w:sz w:val="21"/>
+        </w:rPr>
+        <w:t>이 안내서(</w:t>
+      </w:r>
+      <w:r>
+        <w:rPr>
+          <w:rFonts w:ascii="Consolas" w:hAnsi="Consolas" w:eastAsia="Consolas"/>
+          <w:color w:val="1E3A5F"/>
+          <w:sz w:val="20"/>
+        </w:rPr>
+        <w:t>폐쇄망-반입-런북.docx</w:t>
+      </w:r>
+      <w:r>
+        <w:rPr>
+          <w:rFonts w:ascii="맑은 고딕" w:hAnsi="맑은 고딕" w:eastAsia="맑은 고딕"/>
+          <w:b w:val="0"/>
+          <w:i w:val="0"/>
+          <w:color w:val="151B24"/>
+          <w:sz w:val="21"/>
+        </w:rPr>
+        <w:t>·</w:t>
+      </w:r>
+      <w:r>
+        <w:rPr>
+          <w:rFonts w:ascii="Consolas" w:hAnsi="Consolas" w:eastAsia="Consolas"/>
+          <w:color w:val="1E3A5F"/>
+          <w:sz w:val="20"/>
+        </w:rPr>
+        <w:t>.html</w:t>
+      </w:r>
+      <w:r>
+        <w:rPr>
+          <w:rFonts w:ascii="맑은 고딕" w:hAnsi="맑은 고딕" w:eastAsia="맑은 고딕"/>
+          <w:b w:val="0"/>
+          <w:i w:val="0"/>
+          <w:color w:val="151B24"/>
+          <w:sz w:val="21"/>
+        </w:rPr>
+        <w:t xml:space="preserve">)는 플랫폼 번들 안에도 들어 있습니다. 다만 1단계는 압축을 풀기 </w:t>
+      </w:r>
+      <w:r>
+        <w:rPr>
+          <w:rFonts w:ascii="맑은 고딕" w:hAnsi="맑은 고딕" w:eastAsia="맑은 고딕"/>
+          <w:b/>
+          <w:i w:val="0"/>
+          <w:color w:val="151B24"/>
+          <w:sz w:val="21"/>
+        </w:rPr>
+        <w:t>전에</w:t>
+      </w:r>
+      <w:r>
+        <w:rPr>
+          <w:rFonts w:ascii="맑은 고딕" w:hAnsi="맑은 고딕" w:eastAsia="맑은 고딕"/>
+          <w:b w:val="0"/>
+          <w:i w:val="0"/>
+          <w:color w:val="151B24"/>
+          <w:sz w:val="21"/>
+        </w:rPr>
+        <w:t xml:space="preserve"> 하는 것이라, 반입할 때 이 문서를 함께 받아 두는 편이 낫습니다.</w:t>
+      </w:r>
     </w:p>
     <w:p>
       <w:pPr>
@@ -10285,6 +10357,60 @@
                 <w:sz w:val="19"/>
               </w:rPr>
               <w:t>상세 배포 안내</w:t>
+            </w:r>
+          </w:p>
+        </w:tc>
+      </w:tr>
+      <w:tr>
+        <w:tc>
+          <w:tcPr>
+            <w:tcW w:type="dxa" w:w="4873"/>
+          </w:tcPr>
+          <w:p>
+            <w:r/>
+            <w:r>
+              <w:rPr>
+                <w:rFonts w:ascii="Consolas" w:hAnsi="Consolas" w:eastAsia="Consolas"/>
+                <w:color w:val="1E3A5F"/>
+                <w:sz w:val="18"/>
+              </w:rPr>
+              <w:t>폐쇄망-반입-런북.docx</w:t>
+            </w:r>
+            <w:r>
+              <w:rPr>
+                <w:rFonts w:ascii="맑은 고딕" w:hAnsi="맑은 고딕" w:eastAsia="맑은 고딕"/>
+                <w:b w:val="0"/>
+                <w:i w:val="0"/>
+                <w:color w:val="151B24"/>
+                <w:sz w:val="19"/>
+              </w:rPr>
+              <w:t xml:space="preserve"> · </w:t>
+            </w:r>
+            <w:r>
+              <w:rPr>
+                <w:rFonts w:ascii="Consolas" w:hAnsi="Consolas" w:eastAsia="Consolas"/>
+                <w:color w:val="1E3A5F"/>
+                <w:sz w:val="18"/>
+              </w:rPr>
+              <w:t>.html</w:t>
+            </w:r>
+          </w:p>
+        </w:tc>
+        <w:tc>
+          <w:tcPr>
+            <w:tcW w:type="dxa" w:w="4873"/>
+          </w:tcPr>
+          <w:p>
+            <w:r/>
+            <w:r>
+              <w:rPr>
+                <w:rFonts w:ascii="맑은 고딕" w:hAnsi="맑은 고딕" w:eastAsia="맑은 고딕"/>
+                <w:b w:val="0"/>
+                <w:i w:val="0"/>
+                <w:color w:val="151B24"/>
+                <w:sz w:val="19"/>
+              </w:rPr>
+              <w:t>이 안내서. 그림이 안에 들어 있어 인터넷 없이 열립니다</w:t>
             </w:r>
           </w:p>
         </w:tc>
